--- a/결과물_공통2_2과/혼공독해교재_공통영어2_YBM(박)_2과FurtherReading_전체통합본.docx
+++ b/결과물_공통2_2과/혼공독해교재_공통영어2_YBM(박)_2과FurtherReading_전체통합본.docx
@@ -181,7 +181,7 @@
               <w:sz w:val="22"/>
               <w:szCs w:val="22"/>
             </w:rPr>
-            <w:t xml:space="preserve">1개 문단   /   본문 9문장</w:t>
+            <w:t xml:space="preserve">1개 문단   /   본문 9문장   /   전체 6문항</w:t>
           </w:r>
         </w:p>
         <w:p>
@@ -197,7 +197,7 @@
               <w:sz w:val="20"/>
               <w:szCs w:val="20"/>
             </w:rPr>
-            <w:t xml:space="preserve">혼공해석지 + 지문분석지</w:t>
+            <w:t xml:space="preserve">워크북 실전문제 1문항  +  미니 모의고사 5문항×1회</w:t>
           </w:r>
         </w:p>
         <w:p>
@@ -235,7 +235,7 @@
         </w:p>
         <w:p>
           <w:pPr>
-            <w:keepNext w:val="0"/>
+            <w:keepNext w:val="1"/>
             <w:keepLines/>
             <w:spacing w:before="0" w:after="140" w:line="273" w:lineRule="atLeast"/>
           </w:pPr>
@@ -247,6 +247,38 @@
               <w:szCs w:val="21"/>
             </w:rPr>
             <w:t xml:space="preserve">02   지문 분석 — 해석을 비교하고 흐름과 어법 확인하기</w:t>
+          </w:r>
+        </w:p>
+        <w:p>
+          <w:pPr>
+            <w:keepNext w:val="1"/>
+            <w:keepLines/>
+            <w:spacing w:before="0" w:after="140" w:line="273" w:lineRule="atLeast"/>
+          </w:pPr>
+          <w:r>
+            <w:rPr>
+              <w:rFonts w:ascii="맑은 고딕" w:hAnsi="맑은 고딕" w:eastAsia="맑은 고딕"/>
+              <w:color w:val="465468"/>
+              <w:sz w:val="21"/>
+              <w:szCs w:val="21"/>
+            </w:rPr>
+            <w:t xml:space="preserve">03   워크북 — 단어와 문단별 실전문제 풀기</w:t>
+          </w:r>
+        </w:p>
+        <w:p>
+          <w:pPr>
+            <w:keepNext w:val="0"/>
+            <w:keepLines/>
+            <w:spacing w:before="0" w:after="140" w:line="273" w:lineRule="atLeast"/>
+          </w:pPr>
+          <w:r>
+            <w:rPr>
+              <w:rFonts w:ascii="맑은 고딕" w:hAnsi="맑은 고딕" w:eastAsia="맑은 고딕"/>
+              <w:color w:val="465468"/>
+              <w:sz w:val="21"/>
+              <w:szCs w:val="21"/>
+            </w:rPr>
+            <w:t xml:space="preserve">04   미니 모의고사 — 1회로 학습 마무리하기</w:t>
           </w:r>
         </w:p>
       </w:sdtContent>
@@ -1024,23 +1056,7 @@
               <w:sz w:val="17"/>
               <w:szCs w:val="17"/>
             </w:rPr>
-            <w:t xml:space="preserve">in — ~ 만에</w:t>
-          </w:r>
-          <w:r>
-            <w:rPr>
-              <w:color w:val="333333"/>
-              <w:sz w:val="17"/>
-              <w:szCs w:val="17"/>
-            </w:rPr>
-            <w:t xml:space="preserve"> / </w:t>
-          </w:r>
-          <w:r>
-            <w:rPr>
-              <w:color w:val="333333"/>
-              <w:sz w:val="17"/>
-              <w:szCs w:val="17"/>
-            </w:rPr>
-            <w:t xml:space="preserve">years — 년, 해들</w:t>
+            <w:t xml:space="preserve">in 500 years — 500년 만에</w:t>
           </w:r>
           <w:r>
             <w:rPr>
@@ -1617,7 +1633,7 @@
               <w:sz w:val="17"/>
               <w:szCs w:val="17"/>
             </w:rPr>
-            <w:t xml:space="preserve">that V′ — V′하는 (관계대명사)</w:t>
+            <w:t xml:space="preserve">that V′ — V′하던 (관계대명사)</w:t>
           </w:r>
           <w:r>
             <w:rPr>
@@ -1776,7 +1792,7 @@
               <w:szCs w:val="15"/>
               <w:u w:val="none"/>
             </w:rPr>
-            <w:t xml:space="preserve">그것[그 돌] 위에 쓰인, [다음과 같이 적혀 있</w:t>
+            <w:t xml:space="preserve">그것[그 돌] 위에 쓰인, [적혀 있</w:t>
           </w:r>
           <w:r>
             <w:rPr>
@@ -1869,7 +1885,7 @@
               <w:szCs w:val="15"/>
               <w:u w:val="none"/>
             </w:rPr>
-            <w:t xml:space="preserve">[네</w:t>
+            <w:t xml:space="preserve">[네[이 글을 읽는 사람]</w:t>
           </w:r>
           <w:r>
             <w:rPr>
@@ -2713,7 +2729,29 @@
               <w:szCs w:val="15"/>
               <w:u w:val="none"/>
             </w:rPr>
-            <w:t xml:space="preserve"> 발생하고 수위가 낮아</w:t>
+            <w:t xml:space="preserve"> 발생하고 수위</w:t>
+          </w:r>
+          <w:r>
+            <w:rPr>
+              <w:b w:val="1"/>
+              <w:bCs w:val="1"/>
+              <w:color w:val="000000"/>
+              <w:sz w:val="15"/>
+              <w:szCs w:val="15"/>
+              <w:u w:val="single"/>
+            </w:rPr>
+            <w:t xml:space="preserve">가</w:t>
+          </w:r>
+          <w:r>
+            <w:rPr>
+              <w:b w:val="0"/>
+              <w:bCs w:val="0"/>
+              <w:color w:val="000000"/>
+              <w:sz w:val="15"/>
+              <w:szCs w:val="15"/>
+              <w:u w:val="none"/>
+            </w:rPr>
+            <w:t xml:space="preserve"> 낮아</w:t>
           </w:r>
           <w:r>
             <w:rPr>
@@ -3686,23 +3724,7 @@
               <w:sz w:val="17"/>
               <w:szCs w:val="17"/>
             </w:rPr>
-            <w:t xml:space="preserve">believed — 여겨지는, 믿어지는</w:t>
-          </w:r>
-          <w:r>
-            <w:rPr>
-              <w:color w:val="333333"/>
-              <w:sz w:val="17"/>
-              <w:szCs w:val="17"/>
-            </w:rPr>
-            <w:t xml:space="preserve"> / </w:t>
-          </w:r>
-          <w:r>
-            <w:rPr>
-              <w:color w:val="333333"/>
-              <w:sz w:val="17"/>
-              <w:szCs w:val="17"/>
-            </w:rPr>
-            <w:t xml:space="preserve">to V — ~하는 것으로</w:t>
+            <w:t xml:space="preserve">believed to V — ~하는 것으로 여겨지는</w:t>
           </w:r>
           <w:r>
             <w:rPr>
@@ -3760,22 +3782,6 @@
               <w:szCs w:val="17"/>
             </w:rPr>
             <w:t xml:space="preserve"> hardships — 어려움들, 고난들</w:t>
-          </w:r>
-          <w:r>
-            <w:rPr>
-              <w:color w:val="333333"/>
-              <w:sz w:val="17"/>
-              <w:szCs w:val="17"/>
-            </w:rPr>
-            <w:t xml:space="preserve"> / </w:t>
-          </w:r>
-          <w:r>
-            <w:rPr>
-              <w:color w:val="333333"/>
-              <w:sz w:val="17"/>
-              <w:szCs w:val="17"/>
-            </w:rPr>
-            <w:t xml:space="preserve">to V — ~하는 것으로</w:t>
           </w:r>
           <w:r>
             <w:rPr>
@@ -9683,7 +9689,7 @@
               <w:sz w:val="20"/>
               <w:szCs w:val="20"/>
             </w:rPr>
-            <w:t xml:space="preserve">a stone known as a “hunger stone” was found</w:t>
+            <w:t xml:space="preserve">was found</w:t>
           </w:r>
           <w:r>
             <w:rPr>
@@ -9975,6 +9981,6909 @@
               <w:szCs w:val="18"/>
             </w:rPr>
             <w:t xml:space="preserve"> (그치다, 멈추다)</w:t>
+          </w:r>
+        </w:p>
+      </w:sdtContent>
+    </w:sdt>
+    <w:sdt>
+      <w:sdtPr>
+        <w:tag w:val="gyogwaseo:u1/workbook"/>
+      </w:sdtPr>
+      <w:sdtContent>
+        <w:p>
+          <w:pPr>
+            <w:keepNext/>
+            <w:keepLines/>
+            <w:pageBreakBefore w:val="1"/>
+            <w:spacing w:before="40" w:after="40" w:line="358" w:lineRule="exact"/>
+          </w:pPr>
+          <w:r>
+            <w:rPr>
+              <w:b/>
+              <w:color w:val="1F3864"/>
+              <w:sz w:val="25"/>
+              <w:szCs w:val="25"/>
+            </w:rPr>
+            <w:t xml:space="preserve">2과 · 문단 1 워크북</w:t>
+          </w:r>
+        </w:p>
+        <w:p>
+          <w:pPr>
+            <w:keepNext/>
+            <w:keepLines/>
+            <w:pBdr>
+              <w:bottom w:val="single" w:sz="8" w:space="1" w:color="808080"/>
+            </w:pBdr>
+            <w:spacing w:after="120" w:line="243" w:lineRule="exact" w:before="30"/>
+          </w:pPr>
+          <w:r>
+            <w:rPr>
+              <w:b/>
+              <w:color w:val="2E5496"/>
+              <w:sz w:val="17"/>
+              <w:szCs w:val="17"/>
+            </w:rPr>
+            <w:t xml:space="preserve">Stones That Warn of Drought (가뭄을 경고하는 돌)</w:t>
+          </w:r>
+        </w:p>
+        <w:p>
+          <w:pPr>
+            <w:keepNext/>
+            <w:keepLines/>
+            <w:shd w:val="clear" w:color="auto" w:fill="E8EDF7"/>
+            <w:spacing w:before="240" w:after="160" w:line="272" w:lineRule="exact"/>
+          </w:pPr>
+          <w:r>
+            <w:rPr>
+              <w:b/>
+              <w:color w:val="1F3864"/>
+            </w:rPr>
+            <w:t xml:space="preserve">1. 오늘의 낱말 — 우리말 뜻을 쓰세요</w:t>
+          </w:r>
+        </w:p>
+        <w:tbl>
+          <w:tblPr>
+            <w:tblW w:w="10240" w:type="dxa"/>
+            <w:tblInd w:w="120" w:type="dxa"/>
+            <w:tblCellMar>
+              <w:left w:w="40" w:type="dxa"/>
+              <w:right w:w="40" w:type="dxa"/>
+            </w:tblCellMar>
+            <w:tblLook w:val="04A0" w:firstRow="1" w:lastRow="0" w:firstColumn="1" w:lastColumn="0" w:noHBand="0" w:noVBand="1"/>
+          </w:tblPr>
+          <w:tblGrid>
+            <w:gridCol w:w="2000"/>
+            <w:gridCol w:w="3120"/>
+            <w:gridCol w:w="2000"/>
+            <w:gridCol w:w="3120"/>
+          </w:tblGrid>
+          <w:tr>
+            <w:trPr>
+              <w:cantSplit/>
+              <w:trHeight w:val="300"/>
+            </w:trPr>
+            <w:tc>
+              <w:tcPr>
+                <w:tcW w:w="2000" w:type="dxa"/>
+                <w:vAlign w:val="bottom"/>
+              </w:tcPr>
+              <w:p>
+                <w:pPr>
+                  <w:spacing w:after="80" w:line="288" w:lineRule="auto" w:before="80"/>
+                </w:pPr>
+                <w:r>
+                  <w:rPr>
+                    <w:rFonts w:ascii="Times New Roman" w:hAnsi="Times New Roman"/>
+                    <w:b/>
+                    <w:color w:val="000000"/>
+                    <w:sz w:val="20"/>
+                    <w:szCs w:val="20"/>
+                  </w:rPr>
+                  <w:t xml:space="preserve">1. retreat</w:t>
+                </w:r>
+              </w:p>
+            </w:tc>
+            <w:tc>
+              <w:tcPr>
+                <w:tcW w:w="3120" w:type="dxa"/>
+                <w:vAlign w:val="bottom"/>
+              </w:tcPr>
+              <w:p>
+                <w:pPr>
+                  <w:pBdr>
+                    <w:bottom w:val="single" w:sz="6" w:space="2" w:color="808080"/>
+                  </w:pBdr>
+                  <w:spacing w:after="20" w:line="225" w:lineRule="exact"/>
+                  <w:ind w:right="240"/>
+                </w:pPr>
+              </w:p>
+            </w:tc>
+            <w:tc>
+              <w:tcPr>
+                <w:tcW w:w="2000" w:type="dxa"/>
+                <w:vAlign w:val="bottom"/>
+              </w:tcPr>
+              <w:p>
+                <w:pPr>
+                  <w:spacing w:after="80" w:line="288" w:lineRule="auto" w:before="80"/>
+                </w:pPr>
+                <w:r>
+                  <w:rPr>
+                    <w:rFonts w:ascii="Times New Roman" w:hAnsi="Times New Roman"/>
+                    <w:b/>
+                    <w:color w:val="000000"/>
+                    <w:sz w:val="20"/>
+                    <w:szCs w:val="20"/>
+                  </w:rPr>
+                  <w:t xml:space="preserve">2. visible</w:t>
+                </w:r>
+              </w:p>
+            </w:tc>
+            <w:tc>
+              <w:tcPr>
+                <w:tcW w:w="3120" w:type="dxa"/>
+                <w:vAlign w:val="bottom"/>
+              </w:tcPr>
+              <w:p>
+                <w:pPr>
+                  <w:pBdr>
+                    <w:bottom w:val="single" w:sz="6" w:space="2" w:color="808080"/>
+                  </w:pBdr>
+                  <w:spacing w:after="20" w:line="225" w:lineRule="exact"/>
+                  <w:ind w:right="240"/>
+                </w:pPr>
+              </w:p>
+            </w:tc>
+          </w:tr>
+          <w:tr>
+            <w:trPr>
+              <w:cantSplit/>
+              <w:trHeight w:val="300"/>
+            </w:trPr>
+            <w:tc>
+              <w:tcPr>
+                <w:tcW w:w="2000" w:type="dxa"/>
+                <w:vAlign w:val="bottom"/>
+              </w:tcPr>
+              <w:p>
+                <w:pPr>
+                  <w:spacing w:after="80" w:line="288" w:lineRule="auto" w:before="80"/>
+                </w:pPr>
+                <w:r>
+                  <w:rPr>
+                    <w:rFonts w:ascii="Times New Roman" w:hAnsi="Times New Roman"/>
+                    <w:b/>
+                    <w:color w:val="000000"/>
+                    <w:sz w:val="20"/>
+                    <w:szCs w:val="20"/>
+                  </w:rPr>
+                  <w:t xml:space="preserve">3. significant</w:t>
+                </w:r>
+              </w:p>
+            </w:tc>
+            <w:tc>
+              <w:tcPr>
+                <w:tcW w:w="3120" w:type="dxa"/>
+                <w:vAlign w:val="bottom"/>
+              </w:tcPr>
+              <w:p>
+                <w:pPr>
+                  <w:pBdr>
+                    <w:bottom w:val="single" w:sz="6" w:space="2" w:color="808080"/>
+                  </w:pBdr>
+                  <w:spacing w:after="20" w:line="225" w:lineRule="exact"/>
+                  <w:ind w:right="240"/>
+                </w:pPr>
+              </w:p>
+            </w:tc>
+            <w:tc>
+              <w:tcPr>
+                <w:tcW w:w="2000" w:type="dxa"/>
+                <w:vAlign w:val="bottom"/>
+              </w:tcPr>
+              <w:p>
+                <w:pPr>
+                  <w:spacing w:after="80" w:line="288" w:lineRule="auto" w:before="80"/>
+                </w:pPr>
+                <w:r>
+                  <w:rPr>
+                    <w:rFonts w:ascii="Times New Roman" w:hAnsi="Times New Roman"/>
+                    <w:b/>
+                    <w:color w:val="000000"/>
+                    <w:sz w:val="20"/>
+                    <w:szCs w:val="20"/>
+                  </w:rPr>
+                  <w:t xml:space="preserve">4. bear</w:t>
+                </w:r>
+              </w:p>
+            </w:tc>
+            <w:tc>
+              <w:tcPr>
+                <w:tcW w:w="3120" w:type="dxa"/>
+                <w:vAlign w:val="bottom"/>
+              </w:tcPr>
+              <w:p>
+                <w:pPr>
+                  <w:pBdr>
+                    <w:bottom w:val="single" w:sz="6" w:space="2" w:color="808080"/>
+                  </w:pBdr>
+                  <w:spacing w:after="20" w:line="225" w:lineRule="exact"/>
+                  <w:ind w:right="240"/>
+                </w:pPr>
+              </w:p>
+            </w:tc>
+          </w:tr>
+          <w:tr>
+            <w:trPr>
+              <w:cantSplit/>
+              <w:trHeight w:val="300"/>
+            </w:trPr>
+            <w:tc>
+              <w:tcPr>
+                <w:tcW w:w="2000" w:type="dxa"/>
+                <w:vAlign w:val="bottom"/>
+              </w:tcPr>
+              <w:p>
+                <w:pPr>
+                  <w:spacing w:after="80" w:line="288" w:lineRule="auto" w:before="80"/>
+                </w:pPr>
+                <w:r>
+                  <w:rPr>
+                    <w:rFonts w:ascii="Times New Roman" w:hAnsi="Times New Roman"/>
+                    <w:b/>
+                    <w:color w:val="000000"/>
+                    <w:sz w:val="20"/>
+                    <w:szCs w:val="20"/>
+                  </w:rPr>
+                  <w:t xml:space="preserve">5. hardship</w:t>
+                </w:r>
+              </w:p>
+            </w:tc>
+            <w:tc>
+              <w:tcPr>
+                <w:tcW w:w="3120" w:type="dxa"/>
+                <w:vAlign w:val="bottom"/>
+              </w:tcPr>
+              <w:p>
+                <w:pPr>
+                  <w:pBdr>
+                    <w:bottom w:val="single" w:sz="6" w:space="2" w:color="808080"/>
+                  </w:pBdr>
+                  <w:spacing w:after="20" w:line="225" w:lineRule="exact"/>
+                  <w:ind w:right="240"/>
+                </w:pPr>
+              </w:p>
+            </w:tc>
+            <w:tc>
+              <w:tcPr>
+                <w:tcW w:w="2000" w:type="dxa"/>
+                <w:vAlign w:val="bottom"/>
+              </w:tcPr>
+              <w:p>
+                <w:pPr>
+                  <w:spacing w:after="80" w:line="288" w:lineRule="auto" w:before="80"/>
+                </w:pPr>
+                <w:r>
+                  <w:rPr>
+                    <w:rFonts w:ascii="Times New Roman" w:hAnsi="Times New Roman"/>
+                    <w:b/>
+                    <w:color w:val="000000"/>
+                    <w:sz w:val="20"/>
+                    <w:szCs w:val="20"/>
+                  </w:rPr>
+                  <w:t xml:space="preserve">6. urge</w:t>
+                </w:r>
+              </w:p>
+            </w:tc>
+            <w:tc>
+              <w:tcPr>
+                <w:tcW w:w="3120" w:type="dxa"/>
+                <w:vAlign w:val="bottom"/>
+              </w:tcPr>
+              <w:p>
+                <w:pPr>
+                  <w:pBdr>
+                    <w:bottom w:val="single" w:sz="6" w:space="2" w:color="808080"/>
+                  </w:pBdr>
+                  <w:spacing w:after="20" w:line="225" w:lineRule="exact"/>
+                  <w:ind w:right="240"/>
+                </w:pPr>
+              </w:p>
+            </w:tc>
+          </w:tr>
+          <w:tr>
+            <w:trPr>
+              <w:cantSplit/>
+              <w:trHeight w:val="300"/>
+            </w:trPr>
+            <w:tc>
+              <w:tcPr>
+                <w:tcW w:w="2000" w:type="dxa"/>
+                <w:vAlign w:val="bottom"/>
+              </w:tcPr>
+              <w:p>
+                <w:pPr>
+                  <w:spacing w:after="80" w:line="288" w:lineRule="auto" w:before="80"/>
+                </w:pPr>
+                <w:r>
+                  <w:rPr>
+                    <w:rFonts w:ascii="Times New Roman" w:hAnsi="Times New Roman"/>
+                    <w:b/>
+                    <w:color w:val="000000"/>
+                    <w:sz w:val="20"/>
+                    <w:szCs w:val="20"/>
+                  </w:rPr>
+                  <w:t xml:space="preserve">7. occasional</w:t>
+                </w:r>
+              </w:p>
+            </w:tc>
+            <w:tc>
+              <w:tcPr>
+                <w:tcW w:w="3120" w:type="dxa"/>
+                <w:vAlign w:val="bottom"/>
+              </w:tcPr>
+              <w:p>
+                <w:pPr>
+                  <w:pBdr>
+                    <w:bottom w:val="single" w:sz="6" w:space="2" w:color="808080"/>
+                  </w:pBdr>
+                  <w:spacing w:after="20" w:line="225" w:lineRule="exact"/>
+                  <w:ind w:right="240"/>
+                </w:pPr>
+              </w:p>
+            </w:tc>
+            <w:tc>
+              <w:tcPr>
+                <w:tcW w:w="2000" w:type="dxa"/>
+                <w:vAlign w:val="bottom"/>
+              </w:tcPr>
+              <w:p>
+                <w:pPr>
+                  <w:spacing w:after="80" w:line="288" w:lineRule="auto" w:before="80"/>
+                </w:pPr>
+                <w:r>
+                  <w:rPr>
+                    <w:rFonts w:ascii="Times New Roman" w:hAnsi="Times New Roman"/>
+                    <w:b/>
+                    <w:color w:val="000000"/>
+                    <w:sz w:val="20"/>
+                    <w:szCs w:val="20"/>
+                  </w:rPr>
+                  <w:t xml:space="preserve">8. persist</w:t>
+                </w:r>
+              </w:p>
+            </w:tc>
+            <w:tc>
+              <w:tcPr>
+                <w:tcW w:w="3120" w:type="dxa"/>
+                <w:vAlign w:val="bottom"/>
+              </w:tcPr>
+              <w:p>
+                <w:pPr>
+                  <w:pBdr>
+                    <w:bottom w:val="single" w:sz="6" w:space="2" w:color="808080"/>
+                  </w:pBdr>
+                  <w:spacing w:after="20" w:line="225" w:lineRule="exact"/>
+                  <w:ind w:right="240"/>
+                </w:pPr>
+              </w:p>
+            </w:tc>
+          </w:tr>
+        </w:tbl>
+        <w:p>
+          <w:pPr>
+            <w:keepNext w:val="0"/>
+            <w:spacing w:line="247" w:lineRule="exact"/>
+          </w:pPr>
+        </w:p>
+        <w:p>
+          <w:pPr>
+            <w:keepNext/>
+            <w:keepLines/>
+            <w:shd w:val="clear" w:color="auto" w:fill="E8EDF7"/>
+            <w:spacing w:before="240" w:after="160" w:line="272" w:lineRule="exact"/>
+          </w:pPr>
+          <w:r>
+            <w:rPr>
+              <w:b/>
+              <w:color w:val="1F3864"/>
+            </w:rPr>
+            <w:t xml:space="preserve">2. 유의어·반의어 뜻 쓰기 — 우리말 뜻을 쓰세요</w:t>
+          </w:r>
+        </w:p>
+        <w:tbl>
+          <w:tblPr>
+            <w:tblW w:w="10240" w:type="dxa"/>
+            <w:tblInd w:w="120" w:type="dxa"/>
+            <w:tblCellMar>
+              <w:left w:w="40" w:type="dxa"/>
+              <w:right w:w="40" w:type="dxa"/>
+            </w:tblCellMar>
+            <w:tblLook w:val="04A0" w:firstRow="1" w:lastRow="0" w:firstColumn="1" w:lastColumn="0" w:noHBand="0" w:noVBand="1"/>
+          </w:tblPr>
+          <w:tblGrid>
+            <w:gridCol w:w="2000"/>
+            <w:gridCol w:w="3120"/>
+            <w:gridCol w:w="2000"/>
+            <w:gridCol w:w="3120"/>
+          </w:tblGrid>
+          <w:tr>
+            <w:trPr>
+              <w:cantSplit/>
+              <w:trHeight w:val="300"/>
+            </w:trPr>
+            <w:tc>
+              <w:tcPr>
+                <w:tcW w:w="2000" w:type="dxa"/>
+                <w:vAlign w:val="bottom"/>
+              </w:tcPr>
+              <w:p>
+                <w:pPr>
+                  <w:spacing w:after="80" w:line="288" w:lineRule="auto" w:before="80"/>
+                </w:pPr>
+                <w:r>
+                  <w:rPr>
+                    <w:rFonts w:ascii="Times New Roman" w:hAnsi="Times New Roman"/>
+                    <w:b/>
+                    <w:color w:val="000000"/>
+                    <w:sz w:val="20"/>
+                    <w:szCs w:val="20"/>
+                  </w:rPr>
+                  <w:t xml:space="preserve">1. important</w:t>
+                </w:r>
+              </w:p>
+            </w:tc>
+            <w:tc>
+              <w:tcPr>
+                <w:tcW w:w="3120" w:type="dxa"/>
+                <w:vAlign w:val="bottom"/>
+              </w:tcPr>
+              <w:p>
+                <w:pPr>
+                  <w:pBdr>
+                    <w:bottom w:val="single" w:sz="6" w:space="2" w:color="808080"/>
+                  </w:pBdr>
+                  <w:spacing w:after="20" w:line="225" w:lineRule="exact"/>
+                  <w:ind w:right="240"/>
+                </w:pPr>
+              </w:p>
+            </w:tc>
+            <w:tc>
+              <w:tcPr>
+                <w:tcW w:w="2000" w:type="dxa"/>
+                <w:vAlign w:val="bottom"/>
+              </w:tcPr>
+              <w:p>
+                <w:pPr>
+                  <w:spacing w:after="80" w:line="288" w:lineRule="auto" w:before="80"/>
+                </w:pPr>
+                <w:r>
+                  <w:rPr>
+                    <w:rFonts w:ascii="Times New Roman" w:hAnsi="Times New Roman"/>
+                    <w:b/>
+                    <w:color w:val="000000"/>
+                    <w:sz w:val="20"/>
+                    <w:szCs w:val="20"/>
+                  </w:rPr>
+                  <w:t xml:space="preserve">2. cease</w:t>
+                </w:r>
+              </w:p>
+            </w:tc>
+            <w:tc>
+              <w:tcPr>
+                <w:tcW w:w="3120" w:type="dxa"/>
+                <w:vAlign w:val="bottom"/>
+              </w:tcPr>
+              <w:p>
+                <w:pPr>
+                  <w:pBdr>
+                    <w:bottom w:val="single" w:sz="6" w:space="2" w:color="808080"/>
+                  </w:pBdr>
+                  <w:spacing w:after="20" w:line="225" w:lineRule="exact"/>
+                  <w:ind w:right="240"/>
+                </w:pPr>
+              </w:p>
+            </w:tc>
+          </w:tr>
+          <w:tr>
+            <w:trPr>
+              <w:cantSplit/>
+              <w:trHeight w:val="300"/>
+            </w:trPr>
+            <w:tc>
+              <w:tcPr>
+                <w:tcW w:w="2000" w:type="dxa"/>
+                <w:vAlign w:val="bottom"/>
+              </w:tcPr>
+              <w:p>
+                <w:pPr>
+                  <w:spacing w:after="80" w:line="288" w:lineRule="auto" w:before="80"/>
+                </w:pPr>
+                <w:r>
+                  <w:rPr>
+                    <w:rFonts w:ascii="Times New Roman" w:hAnsi="Times New Roman"/>
+                    <w:b/>
+                    <w:color w:val="000000"/>
+                    <w:sz w:val="20"/>
+                    <w:szCs w:val="20"/>
+                  </w:rPr>
+                  <w:t xml:space="preserve">3. visible</w:t>
+                </w:r>
+              </w:p>
+            </w:tc>
+            <w:tc>
+              <w:tcPr>
+                <w:tcW w:w="3120" w:type="dxa"/>
+                <w:vAlign w:val="bottom"/>
+              </w:tcPr>
+              <w:p>
+                <w:pPr>
+                  <w:pBdr>
+                    <w:bottom w:val="single" w:sz="6" w:space="2" w:color="808080"/>
+                  </w:pBdr>
+                  <w:spacing w:after="20" w:line="225" w:lineRule="exact"/>
+                  <w:ind w:right="240"/>
+                </w:pPr>
+              </w:p>
+            </w:tc>
+            <w:tc>
+              <w:tcPr>
+                <w:tcW w:w="2000" w:type="dxa"/>
+                <w:vAlign w:val="bottom"/>
+              </w:tcPr>
+              <w:p>
+                <w:pPr>
+                  <w:spacing w:after="80" w:line="288" w:lineRule="auto" w:before="80"/>
+                </w:pPr>
+                <w:r>
+                  <w:rPr>
+                    <w:rFonts w:ascii="Times New Roman" w:hAnsi="Times New Roman"/>
+                    <w:b/>
+                    <w:color w:val="000000"/>
+                    <w:sz w:val="20"/>
+                    <w:szCs w:val="20"/>
+                  </w:rPr>
+                  <w:t xml:space="preserve">4. insignificant</w:t>
+                </w:r>
+              </w:p>
+            </w:tc>
+            <w:tc>
+              <w:tcPr>
+                <w:tcW w:w="3120" w:type="dxa"/>
+                <w:vAlign w:val="bottom"/>
+              </w:tcPr>
+              <w:p>
+                <w:pPr>
+                  <w:pBdr>
+                    <w:bottom w:val="single" w:sz="6" w:space="2" w:color="808080"/>
+                  </w:pBdr>
+                  <w:spacing w:after="20" w:line="225" w:lineRule="exact"/>
+                  <w:ind w:right="240"/>
+                </w:pPr>
+              </w:p>
+            </w:tc>
+          </w:tr>
+          <w:tr>
+            <w:trPr>
+              <w:cantSplit/>
+              <w:trHeight w:val="300"/>
+            </w:trPr>
+            <w:tc>
+              <w:tcPr>
+                <w:tcW w:w="2000" w:type="dxa"/>
+                <w:vAlign w:val="bottom"/>
+              </w:tcPr>
+              <w:p>
+                <w:pPr>
+                  <w:spacing w:after="80" w:line="288" w:lineRule="auto" w:before="80"/>
+                </w:pPr>
+                <w:r>
+                  <w:rPr>
+                    <w:rFonts w:ascii="Times New Roman" w:hAnsi="Times New Roman"/>
+                    <w:b/>
+                    <w:color w:val="000000"/>
+                    <w:sz w:val="20"/>
+                    <w:szCs w:val="20"/>
+                  </w:rPr>
+                  <w:t xml:space="preserve">5. continue</w:t>
+                </w:r>
+              </w:p>
+            </w:tc>
+            <w:tc>
+              <w:tcPr>
+                <w:tcW w:w="3120" w:type="dxa"/>
+                <w:vAlign w:val="bottom"/>
+              </w:tcPr>
+              <w:p>
+                <w:pPr>
+                  <w:pBdr>
+                    <w:bottom w:val="single" w:sz="6" w:space="2" w:color="808080"/>
+                  </w:pBdr>
+                  <w:spacing w:after="20" w:line="225" w:lineRule="exact"/>
+                  <w:ind w:right="240"/>
+                </w:pPr>
+              </w:p>
+            </w:tc>
+            <w:tc>
+              <w:tcPr>
+                <w:tcW w:w="2000" w:type="dxa"/>
+                <w:vAlign w:val="bottom"/>
+              </w:tcPr>
+              <w:p>
+                <w:pPr>
+                  <w:spacing w:after="80" w:line="288" w:lineRule="auto" w:before="80"/>
+                </w:pPr>
+                <w:r>
+                  <w:rPr>
+                    <w:rFonts w:ascii="Times New Roman" w:hAnsi="Times New Roman"/>
+                    <w:b/>
+                    <w:color w:val="000000"/>
+                    <w:sz w:val="20"/>
+                    <w:szCs w:val="20"/>
+                  </w:rPr>
+                  <w:t xml:space="preserve">6. noticeable</w:t>
+                </w:r>
+              </w:p>
+            </w:tc>
+            <w:tc>
+              <w:tcPr>
+                <w:tcW w:w="3120" w:type="dxa"/>
+                <w:vAlign w:val="bottom"/>
+              </w:tcPr>
+              <w:p>
+                <w:pPr>
+                  <w:pBdr>
+                    <w:bottom w:val="single" w:sz="6" w:space="2" w:color="808080"/>
+                  </w:pBdr>
+                  <w:spacing w:after="20" w:line="225" w:lineRule="exact"/>
+                  <w:ind w:right="240"/>
+                </w:pPr>
+              </w:p>
+            </w:tc>
+          </w:tr>
+          <w:tr>
+            <w:trPr>
+              <w:cantSplit/>
+              <w:trHeight w:val="300"/>
+            </w:trPr>
+            <w:tc>
+              <w:tcPr>
+                <w:tcW w:w="2000" w:type="dxa"/>
+                <w:vAlign w:val="bottom"/>
+              </w:tcPr>
+              <w:p>
+                <w:pPr>
+                  <w:spacing w:after="80" w:line="288" w:lineRule="auto" w:before="80"/>
+                </w:pPr>
+                <w:r>
+                  <w:rPr>
+                    <w:rFonts w:ascii="Times New Roman" w:hAnsi="Times New Roman"/>
+                    <w:b/>
+                    <w:color w:val="000000"/>
+                    <w:sz w:val="20"/>
+                    <w:szCs w:val="20"/>
+                  </w:rPr>
+                  <w:t xml:space="preserve">7. significant</w:t>
+                </w:r>
+              </w:p>
+            </w:tc>
+            <w:tc>
+              <w:tcPr>
+                <w:tcW w:w="3120" w:type="dxa"/>
+                <w:vAlign w:val="bottom"/>
+              </w:tcPr>
+              <w:p>
+                <w:pPr>
+                  <w:pBdr>
+                    <w:bottom w:val="single" w:sz="6" w:space="2" w:color="808080"/>
+                  </w:pBdr>
+                  <w:spacing w:after="20" w:line="225" w:lineRule="exact"/>
+                  <w:ind w:right="240"/>
+                </w:pPr>
+              </w:p>
+            </w:tc>
+            <w:tc>
+              <w:tcPr>
+                <w:tcW w:w="2000" w:type="dxa"/>
+                <w:vAlign w:val="bottom"/>
+              </w:tcPr>
+              <w:p>
+                <w:pPr>
+                  <w:spacing w:after="80" w:line="288" w:lineRule="auto" w:before="80"/>
+                </w:pPr>
+                <w:r>
+                  <w:rPr>
+                    <w:rFonts w:ascii="Times New Roman" w:hAnsi="Times New Roman"/>
+                    <w:b/>
+                    <w:color w:val="000000"/>
+                    <w:sz w:val="20"/>
+                    <w:szCs w:val="20"/>
+                  </w:rPr>
+                  <w:t xml:space="preserve">8. invisible</w:t>
+                </w:r>
+              </w:p>
+            </w:tc>
+            <w:tc>
+              <w:tcPr>
+                <w:tcW w:w="3120" w:type="dxa"/>
+                <w:vAlign w:val="bottom"/>
+              </w:tcPr>
+              <w:p>
+                <w:pPr>
+                  <w:pBdr>
+                    <w:bottom w:val="single" w:sz="6" w:space="2" w:color="808080"/>
+                  </w:pBdr>
+                  <w:spacing w:after="20" w:line="225" w:lineRule="exact"/>
+                  <w:ind w:right="240"/>
+                </w:pPr>
+              </w:p>
+            </w:tc>
+          </w:tr>
+          <w:tr>
+            <w:trPr>
+              <w:cantSplit/>
+              <w:trHeight w:val="300"/>
+            </w:trPr>
+            <w:tc>
+              <w:tcPr>
+                <w:tcW w:w="2000" w:type="dxa"/>
+                <w:vAlign w:val="bottom"/>
+              </w:tcPr>
+              <w:p>
+                <w:pPr>
+                  <w:spacing w:after="80" w:line="288" w:lineRule="auto" w:before="80"/>
+                </w:pPr>
+                <w:r>
+                  <w:rPr>
+                    <w:rFonts w:ascii="Times New Roman" w:hAnsi="Times New Roman"/>
+                    <w:b/>
+                    <w:color w:val="000000"/>
+                    <w:sz w:val="20"/>
+                    <w:szCs w:val="20"/>
+                  </w:rPr>
+                  <w:t xml:space="preserve">9. persist</w:t>
+                </w:r>
+              </w:p>
+            </w:tc>
+            <w:tc>
+              <w:tcPr>
+                <w:tcW w:w="3120" w:type="dxa"/>
+                <w:vAlign w:val="bottom"/>
+              </w:tcPr>
+              <w:p>
+                <w:pPr>
+                  <w:pBdr>
+                    <w:bottom w:val="single" w:sz="6" w:space="2" w:color="808080"/>
+                  </w:pBdr>
+                  <w:spacing w:after="20" w:line="225" w:lineRule="exact"/>
+                  <w:ind w:right="240"/>
+                </w:pPr>
+              </w:p>
+            </w:tc>
+            <w:tc>
+              <w:tcPr>
+                <w:tcW w:w="2000" w:type="dxa"/>
+                <w:vAlign w:val="bottom"/>
+              </w:tcPr>
+              <w:p>
+                <w:pPr>
+                  <w:spacing w:after="80" w:line="288" w:lineRule="auto" w:before="80"/>
+                </w:pPr>
+                <w:r>
+                  <w:rPr>
+                    <w:rFonts w:ascii="Times New Roman" w:hAnsi="Times New Roman"/>
+                    <w:b/>
+                    <w:color w:val="000000"/>
+                    <w:sz w:val="20"/>
+                    <w:szCs w:val="20"/>
+                  </w:rPr>
+                  <w:t xml:space="preserve"/>
+                </w:r>
+              </w:p>
+            </w:tc>
+            <w:tc>
+              <w:tcPr>
+                <w:tcW w:w="3120" w:type="dxa"/>
+                <w:vAlign w:val="bottom"/>
+              </w:tcPr>
+              <w:p>
+                <w:pPr>
+                  <w:pBdr>
+                    <w:bottom w:val="single" w:sz="6" w:space="2" w:color="808080"/>
+                  </w:pBdr>
+                  <w:spacing w:after="20" w:line="225" w:lineRule="exact"/>
+                  <w:ind w:right="240"/>
+                </w:pPr>
+              </w:p>
+            </w:tc>
+          </w:tr>
+        </w:tbl>
+        <w:p>
+          <w:pPr>
+            <w:keepNext w:val="0"/>
+            <w:spacing w:line="247" w:lineRule="exact"/>
+          </w:pPr>
+        </w:p>
+        <w:p>
+          <w:pPr>
+            <w:keepNext/>
+            <w:keepLines/>
+            <w:shd w:val="clear" w:color="auto" w:fill="E8EDF7"/>
+            <w:spacing w:before="240" w:after="160" w:line="272" w:lineRule="exact"/>
+          </w:pPr>
+          <w:r>
+            <w:rPr>
+              <w:b/>
+              <w:color w:val="1F3864"/>
+            </w:rPr>
+            <w:t xml:space="preserve">3. 실전문제</w:t>
+          </w:r>
+        </w:p>
+        <w:p>
+          <w:pPr>
+            <w:keepNext/>
+            <w:keepLines/>
+            <w:spacing w:after="120" w:line="286" w:lineRule="exact" w:before="140"/>
+          </w:pPr>
+          <w:r>
+            <w:rPr>
+              <w:b/>
+              <w:color w:val="1F3864"/>
+              <w:sz w:val="20"/>
+              <w:szCs w:val="20"/>
+            </w:rPr>
+            <w:t xml:space="preserve">1.  다음 글의 내용과 일치하지 </w:t>
+          </w:r>
+          <w:r>
+            <w:rPr>
+              <w:b/>
+              <w:color w:val="1F3864"/>
+              <w:sz w:val="20"/>
+              <w:szCs w:val="20"/>
+              <w:u w:val="single"/>
+            </w:rPr>
+            <w:t xml:space="preserve">않는</w:t>
+          </w:r>
+          <w:r>
+            <w:rPr>
+              <w:b/>
+              <w:color w:val="1F3864"/>
+              <w:sz w:val="20"/>
+              <w:szCs w:val="20"/>
+            </w:rPr>
+            <w:t xml:space="preserve"> 것은?</w:t>
+          </w:r>
+        </w:p>
+        <w:p>
+          <w:pPr>
+            <w:keepNext/>
+            <w:keepLines/>
+            <w:spacing w:after="120" w:line="297" w:lineRule="auto" w:before="80"/>
+            <w:ind w:left="100" w:right="100"/>
+          </w:pPr>
+          <w:r>
+            <w:rPr>
+              <w:rFonts w:ascii="Times New Roman" w:hAnsi="Times New Roman"/>
+              <w:color w:val="000000"/>
+              <w:sz w:val="20"/>
+              <w:szCs w:val="20"/>
+            </w:rPr>
+            <w:t xml:space="preserve">In the summer of 2022, during the worst drought in 500 years in Europe, a stone known as a “hunger stone” was found in a Czech town along the Elbe River. The stone had a sentence written on it that read: “If you see me, then cry.” The hunger stones, found in rivers across central Europe, typically remain underwater. However, when droughts occur and water levels retreat, these stones become visible. The stones are significant because they bear records of the past severe droughts. Droughts cause reduced harvests, food shortages, and hunger, especially for the poor. The words on the hunger stones are believed to warn of these hardships and to urge people to be prepared. Considering the continuation of climate change, experts warn that the situation we face is not just a simple, occasional drought but a severe drought that could persist for decades. The United Nations has predicted that by 2050, 75 percent of the global population could suffer from the effects of drought unless significant action is taken to address climate change.</w:t>
+          </w:r>
+        </w:p>
+        <w:p>
+          <w:pPr>
+            <w:keepNext/>
+            <w:keepLines/>
+            <w:spacing w:after="50" w:line="288" w:lineRule="auto" w:before="50"/>
+            <w:ind w:left="180"/>
+          </w:pPr>
+          <w:r>
+            <w:rPr>
+              <w:rFonts w:ascii="맑은 고딕" w:hAnsi="맑은 고딕" w:eastAsia="맑은 고딕" w:cs="맑은 고딕" w:hint="eastAsia"/>
+              <w:b w:val="1"/>
+              <w:color w:val="2E5496"/>
+              <w:sz w:val="20"/>
+              <w:szCs w:val="20"/>
+            </w:rPr>
+            <w:t xml:space="preserve">①</w:t>
+          </w:r>
+          <w:r>
+            <w:rPr>
+              <w:b w:val="1"/>
+              <w:color w:val="2E5496"/>
+              <w:sz w:val="20"/>
+              <w:szCs w:val="20"/>
+            </w:rPr>
+            <w:t xml:space="preserve">  </w:t>
+          </w:r>
+          <w:r>
+            <w:rPr>
+              <w:rFonts w:ascii="Times New Roman" w:hAnsi="Times New Roman"/>
+              <w:color w:val="000000"/>
+              <w:sz w:val="20"/>
+              <w:szCs w:val="20"/>
+              <w:b w:val="0"/>
+              <w:bCs w:val="0"/>
+            </w:rPr>
+            <w:t xml:space="preserve">Hunger stones usually stay invisible under the water of rivers.</w:t>
+          </w:r>
+        </w:p>
+        <w:p>
+          <w:pPr>
+            <w:keepNext/>
+            <w:keepLines/>
+            <w:spacing w:after="50" w:line="288" w:lineRule="auto" w:before="50"/>
+            <w:ind w:left="180"/>
+          </w:pPr>
+          <w:r>
+            <w:rPr>
+              <w:rFonts w:ascii="맑은 고딕" w:hAnsi="맑은 고딕" w:eastAsia="맑은 고딕" w:cs="맑은 고딕" w:hint="eastAsia"/>
+              <w:b w:val="1"/>
+              <w:color w:val="2E5496"/>
+              <w:sz w:val="20"/>
+              <w:szCs w:val="20"/>
+            </w:rPr>
+            <w:t xml:space="preserve">②</w:t>
+          </w:r>
+          <w:r>
+            <w:rPr>
+              <w:b w:val="1"/>
+              <w:color w:val="2E5496"/>
+              <w:sz w:val="20"/>
+              <w:szCs w:val="20"/>
+            </w:rPr>
+            <w:t xml:space="preserve">  </w:t>
+          </w:r>
+          <w:r>
+            <w:rPr>
+              <w:rFonts w:ascii="Times New Roman" w:hAnsi="Times New Roman"/>
+              <w:color w:val="000000"/>
+              <w:sz w:val="20"/>
+              <w:szCs w:val="20"/>
+              <w:b w:val="0"/>
+              <w:bCs w:val="0"/>
+            </w:rPr>
+            <w:t xml:space="preserve">The stones become noticeable when water levels drop in dry times.</w:t>
+          </w:r>
+        </w:p>
+        <w:p>
+          <w:pPr>
+            <w:keepNext/>
+            <w:keepLines/>
+            <w:spacing w:after="50" w:line="288" w:lineRule="auto" w:before="50"/>
+            <w:ind w:left="180"/>
+          </w:pPr>
+          <w:r>
+            <w:rPr>
+              <w:rFonts w:ascii="맑은 고딕" w:hAnsi="맑은 고딕" w:eastAsia="맑은 고딕" w:cs="맑은 고딕" w:hint="eastAsia"/>
+              <w:b w:val="1"/>
+              <w:color w:val="2E5496"/>
+              <w:sz w:val="20"/>
+              <w:szCs w:val="20"/>
+            </w:rPr>
+            <w:t xml:space="preserve">③</w:t>
+          </w:r>
+          <w:r>
+            <w:rPr>
+              <w:b w:val="1"/>
+              <w:color w:val="2E5496"/>
+              <w:sz w:val="20"/>
+              <w:szCs w:val="20"/>
+            </w:rPr>
+            <w:t xml:space="preserve">  </w:t>
+          </w:r>
+          <w:r>
+            <w:rPr>
+              <w:rFonts w:ascii="Times New Roman" w:hAnsi="Times New Roman"/>
+              <w:color w:val="000000"/>
+              <w:sz w:val="20"/>
+              <w:szCs w:val="20"/>
+              <w:b w:val="0"/>
+              <w:bCs w:val="0"/>
+            </w:rPr>
+            <w:t xml:space="preserve">The stones are important because they carry records of past droughts.</w:t>
+          </w:r>
+        </w:p>
+        <w:p>
+          <w:pPr>
+            <w:keepNext/>
+            <w:keepLines/>
+            <w:spacing w:after="50" w:line="288" w:lineRule="auto" w:before="50"/>
+            <w:ind w:left="180"/>
+          </w:pPr>
+          <w:r>
+            <w:rPr>
+              <w:rFonts w:ascii="맑은 고딕" w:hAnsi="맑은 고딕" w:eastAsia="맑은 고딕" w:cs="맑은 고딕" w:hint="eastAsia"/>
+              <w:b w:val="1"/>
+              <w:color w:val="2E5496"/>
+              <w:sz w:val="20"/>
+              <w:szCs w:val="20"/>
+            </w:rPr>
+            <w:t xml:space="preserve">④</w:t>
+          </w:r>
+          <w:r>
+            <w:rPr>
+              <w:b w:val="1"/>
+              <w:color w:val="2E5496"/>
+              <w:sz w:val="20"/>
+              <w:szCs w:val="20"/>
+            </w:rPr>
+            <w:t xml:space="preserve">  </w:t>
+          </w:r>
+          <w:r>
+            <w:rPr>
+              <w:rFonts w:ascii="Times New Roman" w:hAnsi="Times New Roman"/>
+              <w:color w:val="000000"/>
+              <w:sz w:val="20"/>
+              <w:szCs w:val="20"/>
+              <w:b w:val="0"/>
+              <w:bCs w:val="0"/>
+            </w:rPr>
+            <w:t xml:space="preserve">Experts expect the coming drought to cease within a short time.</w:t>
+          </w:r>
+        </w:p>
+        <w:p>
+          <w:pPr>
+            <w:keepNext w:val="0"/>
+            <w:keepLines/>
+            <w:spacing w:after="50" w:line="288" w:lineRule="auto" w:before="50"/>
+            <w:ind w:left="180"/>
+          </w:pPr>
+          <w:r>
+            <w:rPr>
+              <w:rFonts w:ascii="맑은 고딕" w:hAnsi="맑은 고딕" w:eastAsia="맑은 고딕" w:cs="맑은 고딕" w:hint="eastAsia"/>
+              <w:b w:val="1"/>
+              <w:color w:val="2E5496"/>
+              <w:sz w:val="20"/>
+              <w:szCs w:val="20"/>
+            </w:rPr>
+            <w:t xml:space="preserve">⑤</w:t>
+          </w:r>
+          <w:r>
+            <w:rPr>
+              <w:b w:val="1"/>
+              <w:color w:val="2E5496"/>
+              <w:sz w:val="20"/>
+              <w:szCs w:val="20"/>
+            </w:rPr>
+            <w:t xml:space="preserve">  </w:t>
+          </w:r>
+          <w:r>
+            <w:rPr>
+              <w:rFonts w:ascii="Times New Roman" w:hAnsi="Times New Roman"/>
+              <w:color w:val="000000"/>
+              <w:sz w:val="20"/>
+              <w:szCs w:val="20"/>
+              <w:b w:val="0"/>
+              <w:bCs w:val="0"/>
+            </w:rPr>
+            <w:t xml:space="preserve">Without significant action, most people in the world could suffer from drought by 2050.</w:t>
+          </w:r>
+        </w:p>
+        <w:p>
+          <w:pPr>
+            <w:keepNext w:val="1"/>
+            <w:keepLines/>
+            <w:pageBreakBefore w:val="1"/>
+            <w:spacing w:before="40" w:after="40" w:line="358" w:lineRule="exact"/>
+          </w:pPr>
+          <w:r>
+            <w:rPr>
+              <w:b/>
+              <w:color w:val="1F3864"/>
+              <w:sz w:val="25"/>
+              <w:szCs w:val="25"/>
+            </w:rPr>
+            <w:t xml:space="preserve">문단 1 워크북 (계속)</w:t>
+          </w:r>
+        </w:p>
+        <w:p>
+          <w:pPr>
+            <w:keepNext/>
+            <w:keepLines/>
+            <w:shd w:val="clear" w:color="auto" w:fill="E8EDF7"/>
+            <w:spacing w:before="240" w:after="160" w:line="272" w:lineRule="exact"/>
+          </w:pPr>
+          <w:r>
+            <w:rPr>
+              <w:b/>
+              <w:color w:val="1F3864"/>
+            </w:rPr>
+            <w:t xml:space="preserve">4. 구문 결합해서 해석하기</w:t>
+          </w:r>
+        </w:p>
+        <w:p>
+          <w:pPr>
+            <w:keepNext w:val="1"/>
+            <w:keepLines/>
+            <w:spacing w:after="120" w:line="288" w:lineRule="auto" w:before="160"/>
+            <w:ind w:left="120" w:right="100"/>
+          </w:pPr>
+          <w:r>
+            <w:rPr>
+              <w:b/>
+              <w:color w:val="1F3864"/>
+              <w:sz w:val="20"/>
+              <w:szCs w:val="20"/>
+            </w:rPr>
+            <w:t xml:space="preserve">1.   </w:t>
+          </w:r>
+          <w:r>
+            <w:rPr>
+              <w:rFonts w:ascii="Times New Roman" w:hAnsi="Times New Roman"/>
+              <w:color w:val="000000"/>
+              <w:sz w:val="20"/>
+              <w:szCs w:val="20"/>
+              <w:b w:val="0"/>
+              <w:bCs w:val="0"/>
+            </w:rPr>
+            <w:t xml:space="preserve">a stone known as a “hunger stone” → ______________________________</w:t>
+          </w:r>
+        </w:p>
+        <w:p>
+          <w:pPr>
+            <w:keepNext w:val="0"/>
+            <w:keepLines/>
+            <w:spacing w:after="40" w:before="30" w:line="276"/>
+            <w:ind w:left="300" w:hanging="130"/>
+          </w:pPr>
+          <w:r>
+            <w:rPr>
+              <w:b/>
+              <w:color w:val="2E5496"/>
+              <w:sz w:val="17"/>
+              <w:szCs w:val="17"/>
+            </w:rPr>
+            <w:t xml:space="preserve">도움말  </w:t>
+          </w:r>
+          <w:r>
+            <w:rPr>
+              <w:color w:val="000000"/>
+              <w:sz w:val="17"/>
+              <w:szCs w:val="17"/>
+              <w:b w:val="0"/>
+              <w:bCs w:val="0"/>
+            </w:rPr>
+            <w:t xml:space="preserve">N + p.p.</w:t>
+          </w:r>
+          <w:r>
+            <w:rPr>
+              <w:color w:val="666666"/>
+              <w:sz w:val="17"/>
+              <w:szCs w:val="17"/>
+              <w:b w:val="0"/>
+              <w:bCs w:val="0"/>
+            </w:rPr>
+            <w:t xml:space="preserve"> — p.p.된(한) N</w:t>
+          </w:r>
+          <w:r>
+            <w:rPr>
+              <w:color w:val="666666"/>
+              <w:sz w:val="17"/>
+              <w:szCs w:val="17"/>
+              <w:b w:val="0"/>
+              <w:bCs w:val="0"/>
+            </w:rPr>
+            <w:t xml:space="preserve"> / </w:t>
+          </w:r>
+          <w:r>
+            <w:rPr>
+              <w:color w:val="000000"/>
+              <w:sz w:val="17"/>
+              <w:szCs w:val="17"/>
+              <w:b w:val="0"/>
+              <w:bCs w:val="0"/>
+            </w:rPr>
+            <w:t xml:space="preserve">stone</w:t>
+          </w:r>
+          <w:r>
+            <w:rPr>
+              <w:color w:val="666666"/>
+              <w:sz w:val="17"/>
+              <w:szCs w:val="17"/>
+              <w:b w:val="0"/>
+              <w:bCs w:val="0"/>
+            </w:rPr>
+            <w:t xml:space="preserve"> — 돌</w:t>
+          </w:r>
+          <w:r>
+            <w:rPr>
+              <w:color w:val="666666"/>
+              <w:sz w:val="17"/>
+              <w:szCs w:val="17"/>
+              <w:b w:val="0"/>
+              <w:bCs w:val="0"/>
+            </w:rPr>
+            <w:t xml:space="preserve"> / </w:t>
+          </w:r>
+          <w:r>
+            <w:rPr>
+              <w:color w:val="000000"/>
+              <w:sz w:val="17"/>
+              <w:szCs w:val="17"/>
+              <w:b w:val="0"/>
+              <w:bCs w:val="0"/>
+            </w:rPr>
+            <w:t xml:space="preserve">known</w:t>
+          </w:r>
+          <w:r>
+            <w:rPr>
+              <w:color w:val="666666"/>
+              <w:sz w:val="17"/>
+              <w:szCs w:val="17"/>
+              <w:b w:val="0"/>
+              <w:bCs w:val="0"/>
+            </w:rPr>
+            <w:t xml:space="preserve"> — 알려진</w:t>
+          </w:r>
+          <w:r>
+            <w:rPr>
+              <w:color w:val="666666"/>
+              <w:sz w:val="17"/>
+              <w:szCs w:val="17"/>
+              <w:b w:val="0"/>
+              <w:bCs w:val="0"/>
+            </w:rPr>
+            <w:t xml:space="preserve"> / </w:t>
+          </w:r>
+          <w:r>
+            <w:rPr>
+              <w:color w:val="000000"/>
+              <w:sz w:val="17"/>
+              <w:szCs w:val="17"/>
+              <w:b w:val="0"/>
+              <w:bCs w:val="0"/>
+            </w:rPr>
+            <w:t xml:space="preserve">as</w:t>
+          </w:r>
+          <w:r>
+            <w:rPr>
+              <w:color w:val="666666"/>
+              <w:sz w:val="17"/>
+              <w:szCs w:val="17"/>
+              <w:b w:val="0"/>
+              <w:bCs w:val="0"/>
+            </w:rPr>
+            <w:t xml:space="preserve"> — ~으로</w:t>
+          </w:r>
+          <w:r>
+            <w:rPr>
+              <w:color w:val="666666"/>
+              <w:sz w:val="17"/>
+              <w:szCs w:val="17"/>
+              <w:b w:val="0"/>
+              <w:bCs w:val="0"/>
+            </w:rPr>
+            <w:t xml:space="preserve"> / </w:t>
+          </w:r>
+          <w:r>
+            <w:rPr>
+              <w:color w:val="000000"/>
+              <w:sz w:val="17"/>
+              <w:szCs w:val="17"/>
+              <w:b w:val="0"/>
+              <w:bCs w:val="0"/>
+            </w:rPr>
+            <w:t xml:space="preserve">hunger stone</w:t>
+          </w:r>
+          <w:r>
+            <w:rPr>
+              <w:color w:val="666666"/>
+              <w:sz w:val="17"/>
+              <w:szCs w:val="17"/>
+              <w:b w:val="0"/>
+              <w:bCs w:val="0"/>
+            </w:rPr>
+            <w:t xml:space="preserve"> — 기아석 (가뭄 때 드러나 굶주림을 경고하는 돌)</w:t>
+          </w:r>
+        </w:p>
+        <w:p>
+          <w:pPr>
+            <w:keepNext w:val="1"/>
+            <w:keepLines/>
+            <w:spacing w:after="120" w:line="288" w:lineRule="auto" w:before="160"/>
+            <w:ind w:left="120" w:right="100"/>
+          </w:pPr>
+          <w:r>
+            <w:rPr>
+              <w:b/>
+              <w:color w:val="1F3864"/>
+              <w:sz w:val="20"/>
+              <w:szCs w:val="20"/>
+            </w:rPr>
+            <w:t xml:space="preserve">2.   </w:t>
+          </w:r>
+          <w:r>
+            <w:rPr>
+              <w:rFonts w:ascii="Times New Roman" w:hAnsi="Times New Roman"/>
+              <w:color w:val="000000"/>
+              <w:sz w:val="20"/>
+              <w:szCs w:val="20"/>
+              <w:b w:val="0"/>
+              <w:bCs w:val="0"/>
+            </w:rPr>
+            <w:t xml:space="preserve">are believed to warn of these hardships → ______________________________</w:t>
+          </w:r>
+        </w:p>
+        <w:p>
+          <w:pPr>
+            <w:keepNext w:val="0"/>
+            <w:keepLines/>
+            <w:spacing w:after="40" w:before="30" w:line="276"/>
+            <w:ind w:left="300" w:hanging="130"/>
+          </w:pPr>
+          <w:r>
+            <w:rPr>
+              <w:b/>
+              <w:color w:val="2E5496"/>
+              <w:sz w:val="17"/>
+              <w:szCs w:val="17"/>
+            </w:rPr>
+            <w:t xml:space="preserve">도움말  </w:t>
+          </w:r>
+          <w:r>
+            <w:rPr>
+              <w:color w:val="000000"/>
+              <w:sz w:val="17"/>
+              <w:szCs w:val="17"/>
+              <w:b w:val="0"/>
+              <w:bCs w:val="0"/>
+            </w:rPr>
+            <w:t xml:space="preserve">be believed to V</w:t>
+          </w:r>
+          <w:r>
+            <w:rPr>
+              <w:color w:val="666666"/>
+              <w:sz w:val="17"/>
+              <w:szCs w:val="17"/>
+              <w:b w:val="0"/>
+              <w:bCs w:val="0"/>
+            </w:rPr>
+            <w:t xml:space="preserve"> — V하는 것으로 여겨지다</w:t>
+          </w:r>
+          <w:r>
+            <w:rPr>
+              <w:color w:val="666666"/>
+              <w:sz w:val="17"/>
+              <w:szCs w:val="17"/>
+              <w:b w:val="0"/>
+              <w:bCs w:val="0"/>
+            </w:rPr>
+            <w:t xml:space="preserve"> / </w:t>
+          </w:r>
+          <w:r>
+            <w:rPr>
+              <w:color w:val="000000"/>
+              <w:sz w:val="17"/>
+              <w:szCs w:val="17"/>
+              <w:b w:val="0"/>
+              <w:bCs w:val="0"/>
+            </w:rPr>
+            <w:t xml:space="preserve">warn of</w:t>
+          </w:r>
+          <w:r>
+            <w:rPr>
+              <w:color w:val="666666"/>
+              <w:sz w:val="17"/>
+              <w:szCs w:val="17"/>
+              <w:b w:val="0"/>
+              <w:bCs w:val="0"/>
+            </w:rPr>
+            <w:t xml:space="preserve"> — ~에 대해 경고하다</w:t>
+          </w:r>
+          <w:r>
+            <w:rPr>
+              <w:color w:val="666666"/>
+              <w:sz w:val="17"/>
+              <w:szCs w:val="17"/>
+              <w:b w:val="0"/>
+              <w:bCs w:val="0"/>
+            </w:rPr>
+            <w:t xml:space="preserve"> / </w:t>
+          </w:r>
+          <w:r>
+            <w:rPr>
+              <w:color w:val="000000"/>
+              <w:sz w:val="17"/>
+              <w:szCs w:val="17"/>
+              <w:b w:val="0"/>
+              <w:bCs w:val="0"/>
+            </w:rPr>
+            <w:t xml:space="preserve">these</w:t>
+          </w:r>
+          <w:r>
+            <w:rPr>
+              <w:color w:val="666666"/>
+              <w:sz w:val="17"/>
+              <w:szCs w:val="17"/>
+              <w:b w:val="0"/>
+              <w:bCs w:val="0"/>
+            </w:rPr>
+            <w:t xml:space="preserve"> — 이러한</w:t>
+          </w:r>
+          <w:r>
+            <w:rPr>
+              <w:color w:val="666666"/>
+              <w:sz w:val="17"/>
+              <w:szCs w:val="17"/>
+              <w:b w:val="0"/>
+              <w:bCs w:val="0"/>
+            </w:rPr>
+            <w:t xml:space="preserve"> / </w:t>
+          </w:r>
+          <w:r>
+            <w:rPr>
+              <w:color w:val="000000"/>
+              <w:sz w:val="17"/>
+              <w:szCs w:val="17"/>
+              <w:b w:val="0"/>
+              <w:bCs w:val="0"/>
+            </w:rPr>
+            <w:t xml:space="preserve">hardships</w:t>
+          </w:r>
+          <w:r>
+            <w:rPr>
+              <w:color w:val="666666"/>
+              <w:sz w:val="17"/>
+              <w:szCs w:val="17"/>
+              <w:b w:val="0"/>
+              <w:bCs w:val="0"/>
+            </w:rPr>
+            <w:t xml:space="preserve"> — 어려움들, 고난들</w:t>
+          </w:r>
+        </w:p>
+        <w:p>
+          <w:pPr>
+            <w:keepNext w:val="1"/>
+            <w:keepLines/>
+            <w:spacing w:after="120" w:line="288" w:lineRule="auto" w:before="160"/>
+            <w:ind w:left="120" w:right="100"/>
+          </w:pPr>
+          <w:r>
+            <w:rPr>
+              <w:b/>
+              <w:color w:val="1F3864"/>
+              <w:sz w:val="20"/>
+              <w:szCs w:val="20"/>
+            </w:rPr>
+            <w:t xml:space="preserve">3.   </w:t>
+          </w:r>
+          <w:r>
+            <w:rPr>
+              <w:rFonts w:ascii="Times New Roman" w:hAnsi="Times New Roman"/>
+              <w:color w:val="000000"/>
+              <w:sz w:val="20"/>
+              <w:szCs w:val="20"/>
+              <w:b w:val="0"/>
+              <w:bCs w:val="0"/>
+            </w:rPr>
+            <w:t xml:space="preserve">not just a simple, occasional drought but a severe drought → ______________________________</w:t>
+          </w:r>
+        </w:p>
+        <w:p>
+          <w:pPr>
+            <w:keepNext w:val="0"/>
+            <w:keepLines/>
+            <w:spacing w:after="40" w:before="30" w:line="276"/>
+            <w:ind w:left="300" w:hanging="130"/>
+          </w:pPr>
+          <w:r>
+            <w:rPr>
+              <w:b/>
+              <w:color w:val="2E5496"/>
+              <w:sz w:val="17"/>
+              <w:szCs w:val="17"/>
+            </w:rPr>
+            <w:t xml:space="preserve">도움말  </w:t>
+          </w:r>
+          <w:r>
+            <w:rPr>
+              <w:color w:val="000000"/>
+              <w:sz w:val="17"/>
+              <w:szCs w:val="17"/>
+              <w:b w:val="0"/>
+              <w:bCs w:val="0"/>
+            </w:rPr>
+            <w:t xml:space="preserve">not just A but B</w:t>
+          </w:r>
+          <w:r>
+            <w:rPr>
+              <w:color w:val="666666"/>
+              <w:sz w:val="17"/>
+              <w:szCs w:val="17"/>
+              <w:b w:val="0"/>
+              <w:bCs w:val="0"/>
+            </w:rPr>
+            <w:t xml:space="preserve"> — 단지 A가 아니라 B</w:t>
+          </w:r>
+          <w:r>
+            <w:rPr>
+              <w:color w:val="666666"/>
+              <w:sz w:val="17"/>
+              <w:szCs w:val="17"/>
+              <w:b w:val="0"/>
+              <w:bCs w:val="0"/>
+            </w:rPr>
+            <w:t xml:space="preserve"> / </w:t>
+          </w:r>
+          <w:r>
+            <w:rPr>
+              <w:color w:val="000000"/>
+              <w:sz w:val="17"/>
+              <w:szCs w:val="17"/>
+              <w:b w:val="0"/>
+              <w:bCs w:val="0"/>
+            </w:rPr>
+            <w:t xml:space="preserve">simple</w:t>
+          </w:r>
+          <w:r>
+            <w:rPr>
+              <w:color w:val="666666"/>
+              <w:sz w:val="17"/>
+              <w:szCs w:val="17"/>
+              <w:b w:val="0"/>
+              <w:bCs w:val="0"/>
+            </w:rPr>
+            <w:t xml:space="preserve"> — 단순한</w:t>
+          </w:r>
+          <w:r>
+            <w:rPr>
+              <w:color w:val="666666"/>
+              <w:sz w:val="17"/>
+              <w:szCs w:val="17"/>
+              <w:b w:val="0"/>
+              <w:bCs w:val="0"/>
+            </w:rPr>
+            <w:t xml:space="preserve"> / </w:t>
+          </w:r>
+          <w:r>
+            <w:rPr>
+              <w:color w:val="000000"/>
+              <w:sz w:val="17"/>
+              <w:szCs w:val="17"/>
+              <w:b w:val="0"/>
+              <w:bCs w:val="0"/>
+            </w:rPr>
+            <w:t xml:space="preserve">occasional</w:t>
+          </w:r>
+          <w:r>
+            <w:rPr>
+              <w:color w:val="666666"/>
+              <w:sz w:val="17"/>
+              <w:szCs w:val="17"/>
+              <w:b w:val="0"/>
+              <w:bCs w:val="0"/>
+            </w:rPr>
+            <w:t xml:space="preserve"> — 가끔 일어나는, 이따금의</w:t>
+          </w:r>
+          <w:r>
+            <w:rPr>
+              <w:color w:val="666666"/>
+              <w:sz w:val="17"/>
+              <w:szCs w:val="17"/>
+              <w:b w:val="0"/>
+              <w:bCs w:val="0"/>
+            </w:rPr>
+            <w:t xml:space="preserve"> / </w:t>
+          </w:r>
+          <w:r>
+            <w:rPr>
+              <w:color w:val="000000"/>
+              <w:sz w:val="17"/>
+              <w:szCs w:val="17"/>
+              <w:b w:val="0"/>
+              <w:bCs w:val="0"/>
+            </w:rPr>
+            <w:t xml:space="preserve">drought</w:t>
+          </w:r>
+          <w:r>
+            <w:rPr>
+              <w:color w:val="666666"/>
+              <w:sz w:val="17"/>
+              <w:szCs w:val="17"/>
+              <w:b w:val="0"/>
+              <w:bCs w:val="0"/>
+            </w:rPr>
+            <w:t xml:space="preserve"> — 가뭄</w:t>
+          </w:r>
+          <w:r>
+            <w:rPr>
+              <w:color w:val="666666"/>
+              <w:sz w:val="17"/>
+              <w:szCs w:val="17"/>
+              <w:b w:val="0"/>
+              <w:bCs w:val="0"/>
+            </w:rPr>
+            <w:t xml:space="preserve"> / </w:t>
+          </w:r>
+          <w:r>
+            <w:rPr>
+              <w:color w:val="000000"/>
+              <w:sz w:val="17"/>
+              <w:szCs w:val="17"/>
+              <w:b w:val="0"/>
+              <w:bCs w:val="0"/>
+            </w:rPr>
+            <w:t xml:space="preserve">severe</w:t>
+          </w:r>
+          <w:r>
+            <w:rPr>
+              <w:color w:val="666666"/>
+              <w:sz w:val="17"/>
+              <w:szCs w:val="17"/>
+              <w:b w:val="0"/>
+              <w:bCs w:val="0"/>
+            </w:rPr>
+            <w:t xml:space="preserve"> — 심각한, 극심한</w:t>
+          </w:r>
+        </w:p>
+        <w:p>
+          <w:pPr>
+            <w:keepNext w:val="1"/>
+            <w:keepLines/>
+            <w:spacing w:after="120" w:line="288" w:lineRule="auto" w:before="160"/>
+            <w:ind w:left="120" w:right="100"/>
+          </w:pPr>
+          <w:r>
+            <w:rPr>
+              <w:b/>
+              <w:color w:val="1F3864"/>
+              <w:sz w:val="20"/>
+              <w:szCs w:val="20"/>
+            </w:rPr>
+            <w:t xml:space="preserve">4.   </w:t>
+          </w:r>
+          <w:r>
+            <w:rPr>
+              <w:rFonts w:ascii="Times New Roman" w:hAnsi="Times New Roman"/>
+              <w:color w:val="000000"/>
+              <w:sz w:val="20"/>
+              <w:szCs w:val="20"/>
+              <w:b w:val="0"/>
+              <w:bCs w:val="0"/>
+            </w:rPr>
+            <w:t xml:space="preserve">was found → ______________________________</w:t>
+          </w:r>
+        </w:p>
+        <w:p>
+          <w:pPr>
+            <w:keepNext w:val="0"/>
+            <w:keepLines/>
+            <w:spacing w:after="40" w:before="30" w:line="276"/>
+            <w:ind w:left="300" w:hanging="130"/>
+          </w:pPr>
+          <w:r>
+            <w:rPr>
+              <w:b/>
+              <w:color w:val="2E5496"/>
+              <w:sz w:val="17"/>
+              <w:szCs w:val="17"/>
+            </w:rPr>
+            <w:t xml:space="preserve">도움말  </w:t>
+          </w:r>
+          <w:r>
+            <w:rPr>
+              <w:color w:val="000000"/>
+              <w:sz w:val="17"/>
+              <w:szCs w:val="17"/>
+              <w:b w:val="0"/>
+              <w:bCs w:val="0"/>
+            </w:rPr>
+            <w:t xml:space="preserve">be p.p.</w:t>
+          </w:r>
+          <w:r>
+            <w:rPr>
+              <w:color w:val="666666"/>
+              <w:sz w:val="17"/>
+              <w:szCs w:val="17"/>
+              <w:b w:val="0"/>
+              <w:bCs w:val="0"/>
+            </w:rPr>
+            <w:t xml:space="preserve"> — ~되다</w:t>
+          </w:r>
+          <w:r>
+            <w:rPr>
+              <w:color w:val="666666"/>
+              <w:sz w:val="17"/>
+              <w:szCs w:val="17"/>
+              <w:b w:val="0"/>
+              <w:bCs w:val="0"/>
+            </w:rPr>
+            <w:t xml:space="preserve"> / </w:t>
+          </w:r>
+          <w:r>
+            <w:rPr>
+              <w:color w:val="000000"/>
+              <w:sz w:val="17"/>
+              <w:szCs w:val="17"/>
+              <w:b w:val="0"/>
+              <w:bCs w:val="0"/>
+            </w:rPr>
+            <w:t xml:space="preserve">found</w:t>
+          </w:r>
+          <w:r>
+            <w:rPr>
+              <w:color w:val="666666"/>
+              <w:sz w:val="17"/>
+              <w:szCs w:val="17"/>
+              <w:b w:val="0"/>
+              <w:bCs w:val="0"/>
+            </w:rPr>
+            <w:t xml:space="preserve"> — 발견된</w:t>
+          </w:r>
+        </w:p>
+        <w:p>
+          <w:pPr>
+            <w:keepNext w:val="1"/>
+            <w:keepLines/>
+            <w:spacing w:after="120" w:line="288" w:lineRule="auto" w:before="160"/>
+            <w:ind w:left="120" w:right="100"/>
+          </w:pPr>
+          <w:r>
+            <w:rPr>
+              <w:b/>
+              <w:color w:val="1F3864"/>
+              <w:sz w:val="20"/>
+              <w:szCs w:val="20"/>
+            </w:rPr>
+            <w:t xml:space="preserve">5.   </w:t>
+          </w:r>
+          <w:r>
+            <w:rPr>
+              <w:rFonts w:ascii="Times New Roman" w:hAnsi="Times New Roman"/>
+              <w:color w:val="000000"/>
+              <w:sz w:val="20"/>
+              <w:szCs w:val="20"/>
+              <w:b w:val="0"/>
+              <w:bCs w:val="0"/>
+            </w:rPr>
+            <w:t xml:space="preserve">The United Nations has predicted → ______________________________</w:t>
+          </w:r>
+        </w:p>
+        <w:p>
+          <w:pPr>
+            <w:keepNext w:val="0"/>
+            <w:keepLines/>
+            <w:spacing w:after="40" w:before="30" w:line="276"/>
+            <w:ind w:left="300" w:hanging="130"/>
+          </w:pPr>
+          <w:r>
+            <w:rPr>
+              <w:b/>
+              <w:color w:val="2E5496"/>
+              <w:sz w:val="17"/>
+              <w:szCs w:val="17"/>
+            </w:rPr>
+            <w:t xml:space="preserve">도움말  </w:t>
+          </w:r>
+          <w:r>
+            <w:rPr>
+              <w:color w:val="000000"/>
+              <w:sz w:val="17"/>
+              <w:szCs w:val="17"/>
+              <w:b w:val="0"/>
+              <w:bCs w:val="0"/>
+            </w:rPr>
+            <w:t xml:space="preserve">have p.p.</w:t>
+          </w:r>
+          <w:r>
+            <w:rPr>
+              <w:color w:val="666666"/>
+              <w:sz w:val="17"/>
+              <w:szCs w:val="17"/>
+              <w:b w:val="0"/>
+              <w:bCs w:val="0"/>
+            </w:rPr>
+            <w:t xml:space="preserve"> — ~했다</w:t>
+          </w:r>
+          <w:r>
+            <w:rPr>
+              <w:color w:val="666666"/>
+              <w:sz w:val="17"/>
+              <w:szCs w:val="17"/>
+              <w:b w:val="0"/>
+              <w:bCs w:val="0"/>
+            </w:rPr>
+            <w:t xml:space="preserve"> / </w:t>
+          </w:r>
+          <w:r>
+            <w:rPr>
+              <w:color w:val="000000"/>
+              <w:sz w:val="17"/>
+              <w:szCs w:val="17"/>
+              <w:b w:val="0"/>
+              <w:bCs w:val="0"/>
+            </w:rPr>
+            <w:t xml:space="preserve">United Nations</w:t>
+          </w:r>
+          <w:r>
+            <w:rPr>
+              <w:color w:val="666666"/>
+              <w:sz w:val="17"/>
+              <w:szCs w:val="17"/>
+              <w:b w:val="0"/>
+              <w:bCs w:val="0"/>
+            </w:rPr>
+            <w:t xml:space="preserve"> — United Nations (유엔, 국제 연합)</w:t>
+          </w:r>
+          <w:r>
+            <w:rPr>
+              <w:color w:val="666666"/>
+              <w:sz w:val="17"/>
+              <w:szCs w:val="17"/>
+              <w:b w:val="0"/>
+              <w:bCs w:val="0"/>
+            </w:rPr>
+            <w:t xml:space="preserve"> / </w:t>
+          </w:r>
+          <w:r>
+            <w:rPr>
+              <w:color w:val="000000"/>
+              <w:sz w:val="17"/>
+              <w:szCs w:val="17"/>
+              <w:b w:val="0"/>
+              <w:bCs w:val="0"/>
+            </w:rPr>
+            <w:t xml:space="preserve">predict</w:t>
+          </w:r>
+          <w:r>
+            <w:rPr>
+              <w:color w:val="666666"/>
+              <w:sz w:val="17"/>
+              <w:szCs w:val="17"/>
+              <w:b w:val="0"/>
+              <w:bCs w:val="0"/>
+            </w:rPr>
+            <w:t xml:space="preserve"> — 예측하다 (predicted는 predict의 p.p.형)</w:t>
+          </w:r>
+        </w:p>
+        <w:p>
+          <w:pPr>
+            <w:keepNext w:val="0"/>
+            <w:spacing w:line="247" w:lineRule="exact"/>
+          </w:pPr>
+        </w:p>
+        <w:p>
+          <w:pPr>
+            <w:keepNext/>
+            <w:keepLines/>
+            <w:shd w:val="clear" w:color="auto" w:fill="E8EDF7"/>
+            <w:spacing w:before="240" w:after="160" w:line="272" w:lineRule="exact"/>
+          </w:pPr>
+          <w:r>
+            <w:rPr>
+              <w:b/>
+              <w:color w:val="1F3864"/>
+            </w:rPr>
+            <w:t xml:space="preserve">5. 핵심 문장 2개 다시 해석하기</w:t>
+          </w:r>
+        </w:p>
+        <w:p>
+          <w:pPr>
+            <w:keepNext/>
+            <w:keepLines/>
+            <w:spacing w:after="120" w:line="288" w:lineRule="auto" w:before="160"/>
+            <w:ind w:left="120" w:right="100"/>
+          </w:pPr>
+          <w:r>
+            <w:rPr>
+              <w:b/>
+              <w:color w:val="1F3864"/>
+              <w:sz w:val="20"/>
+              <w:szCs w:val="20"/>
+            </w:rPr>
+            <w:t xml:space="preserve">1.   </w:t>
+          </w:r>
+          <w:r>
+            <w:rPr>
+              <w:rFonts w:ascii="Times New Roman" w:hAnsi="Times New Roman"/>
+              <w:color w:val="000000"/>
+              <w:sz w:val="20"/>
+              <w:szCs w:val="20"/>
+              <w:b w:val="0"/>
+              <w:bCs w:val="0"/>
+            </w:rPr>
+            <w:t xml:space="preserve">The words on the hunger stones are believed to warn of these hardships and to urge people to be prepared.</w:t>
+          </w:r>
+        </w:p>
+        <w:p>
+          <w:pPr>
+            <w:keepNext/>
+            <w:pBdr>
+              <w:bottom w:val="single" w:sz="6" w:space="2" w:color="808080"/>
+            </w:pBdr>
+            <w:spacing w:after="100" w:line="248" w:lineRule="exact" w:before="140"/>
+            <w:ind w:right="240"/>
+          </w:pPr>
+          <w:r>
+            <w:rPr>
+              <w:b/>
+              <w:color w:val="1F3864"/>
+              <w:sz w:val="17"/>
+              <w:szCs w:val="17"/>
+            </w:rPr>
+            <w:t xml:space="preserve">나의 해석  </w:t>
+          </w:r>
+        </w:p>
+        <w:p>
+          <w:pPr>
+            <w:keepNext w:val="1"/>
+            <w:pBdr>
+              <w:bottom w:val="single" w:sz="6" w:space="2" w:color="808080"/>
+            </w:pBdr>
+            <w:spacing w:after="20" w:line="225" w:lineRule="exact"/>
+            <w:ind w:right="240"/>
+          </w:pPr>
+        </w:p>
+        <w:p>
+          <w:pPr>
+            <w:keepNext w:val="1"/>
+            <w:spacing w:line="247" w:lineRule="exact"/>
+          </w:pPr>
+        </w:p>
+        <w:p>
+          <w:pPr>
+            <w:keepNext w:val="1"/>
+            <w:pBdr>
+              <w:bottom w:val="single" w:sz="6" w:space="2" w:color="808080"/>
+            </w:pBdr>
+            <w:spacing w:after="20" w:line="225" w:lineRule="exact"/>
+            <w:ind w:right="240"/>
+          </w:pPr>
+        </w:p>
+        <w:p>
+          <w:pPr>
+            <w:keepNext/>
+            <w:keepLines/>
+            <w:spacing w:after="120" w:line="288" w:lineRule="auto" w:before="160"/>
+            <w:ind w:left="120" w:right="100"/>
+          </w:pPr>
+          <w:r>
+            <w:rPr>
+              <w:b/>
+              <w:color w:val="1F3864"/>
+              <w:sz w:val="20"/>
+              <w:szCs w:val="20"/>
+            </w:rPr>
+            <w:t xml:space="preserve">2.   </w:t>
+          </w:r>
+          <w:r>
+            <w:rPr>
+              <w:rFonts w:ascii="Times New Roman" w:hAnsi="Times New Roman"/>
+              <w:color w:val="000000"/>
+              <w:sz w:val="20"/>
+              <w:szCs w:val="20"/>
+              <w:b w:val="0"/>
+              <w:bCs w:val="0"/>
+            </w:rPr>
+            <w:t xml:space="preserve">Considering the continuation of climate change, experts warn that the situation we face is not just a simple, occasional drought but a severe drought that could persist for decades.</w:t>
+          </w:r>
+        </w:p>
+        <w:p>
+          <w:pPr>
+            <w:keepNext/>
+            <w:pBdr>
+              <w:bottom w:val="single" w:sz="6" w:space="2" w:color="808080"/>
+            </w:pBdr>
+            <w:spacing w:after="100" w:line="248" w:lineRule="exact" w:before="140"/>
+            <w:ind w:right="240"/>
+          </w:pPr>
+          <w:r>
+            <w:rPr>
+              <w:b/>
+              <w:color w:val="1F3864"/>
+              <w:sz w:val="17"/>
+              <w:szCs w:val="17"/>
+            </w:rPr>
+            <w:t xml:space="preserve">나의 해석  </w:t>
+          </w:r>
+        </w:p>
+        <w:p>
+          <w:pPr>
+            <w:keepNext w:val="1"/>
+            <w:pBdr>
+              <w:bottom w:val="single" w:sz="6" w:space="2" w:color="808080"/>
+            </w:pBdr>
+            <w:spacing w:after="20" w:line="225" w:lineRule="exact"/>
+            <w:ind w:right="240"/>
+          </w:pPr>
+        </w:p>
+        <w:p>
+          <w:pPr>
+            <w:keepNext w:val="1"/>
+            <w:spacing w:line="247" w:lineRule="exact"/>
+          </w:pPr>
+        </w:p>
+        <w:p>
+          <w:pPr>
+            <w:keepNext w:val="0"/>
+            <w:pBdr>
+              <w:bottom w:val="single" w:sz="6" w:space="2" w:color="808080"/>
+            </w:pBdr>
+            <w:spacing w:after="20" w:line="225" w:lineRule="exact"/>
+            <w:ind w:right="240"/>
+          </w:pPr>
+        </w:p>
+      </w:sdtContent>
+    </w:sdt>
+    <w:sdt>
+      <w:sdtPr>
+        <w:tag w:val="gyogwaseo:mock1"/>
+      </w:sdtPr>
+      <w:sdtContent>
+        <w:p>
+          <w:pPr>
+            <w:keepNext/>
+            <w:keepLines/>
+            <w:pageBreakBefore w:val="1"/>
+            <w:spacing w:before="40" w:after="40" w:line="358" w:lineRule="exact"/>
+          </w:pPr>
+          <w:r>
+            <w:rPr>
+              <w:b/>
+              <w:color w:val="1F3864"/>
+              <w:sz w:val="25"/>
+              <w:szCs w:val="25"/>
+            </w:rPr>
+            <w:t xml:space="preserve">2과 미니 모의고사 1회</w:t>
+          </w:r>
+        </w:p>
+        <w:p>
+          <w:pPr>
+            <w:keepNext/>
+            <w:keepLines/>
+            <w:pBdr>
+              <w:bottom w:val="single" w:sz="8" w:space="1" w:color="808080"/>
+            </w:pBdr>
+            <w:spacing w:after="120" w:line="243" w:lineRule="exact" w:before="30"/>
+          </w:pPr>
+          <w:r>
+            <w:rPr>
+              <w:b/>
+              <w:color w:val="2E5496"/>
+              <w:sz w:val="17"/>
+              <w:szCs w:val="17"/>
+            </w:rPr>
+            <w:t xml:space="preserve">Hunger Stones · 5문항</w:t>
+          </w:r>
+        </w:p>
+        <w:p>
+          <w:pPr>
+            <w:keepNext/>
+            <w:keepLines/>
+            <w:spacing w:after="40" w:line="286" w:lineRule="exact" w:before="30"/>
+          </w:pPr>
+          <w:r>
+            <w:rPr>
+              <w:b/>
+              <w:color w:val="1F3864"/>
+              <w:sz w:val="20"/>
+              <w:szCs w:val="20"/>
+            </w:rPr>
+            <w:t xml:space="preserve">1.  다음 글의 내용과 일치하는 것은?</w:t>
+          </w:r>
+        </w:p>
+        <w:p>
+          <w:pPr>
+            <w:keepNext/>
+            <w:keepLines/>
+            <w:spacing w:after="48" w:line="297" w:lineRule="exact" w:before="30"/>
+            <w:ind w:left="100" w:right="100"/>
+          </w:pPr>
+          <w:r>
+            <w:rPr>
+              <w:rFonts w:ascii="Times New Roman" w:hAnsi="Times New Roman"/>
+              <w:color w:val="000000"/>
+              <w:sz w:val="20"/>
+              <w:szCs w:val="20"/>
+            </w:rPr>
+            <w:t xml:space="preserve">In the summer of 2022, during the worst drought in 500 years in Europe, a stone known as a “hunger stone” was found in a Czech town along the Elbe River. The stone had a sentence written on it that read: “If you see me, then cry.” The hunger stones, found in rivers across central Europe, typically remain underwater. However, when droughts occur and water levels retreat, these stones become visible. The stones are significant because they bear records of the past severe droughts. Droughts cause reduced harvests, food shortages, and hunger, especially for the poor.</w:t>
+          </w:r>
+        </w:p>
+        <w:p>
+          <w:pPr>
+            <w:keepNext/>
+            <w:keepLines/>
+            <w:spacing w:after="40" w:line="257" w:lineRule="exact" w:before="30"/>
+            <w:ind w:left="180"/>
+          </w:pPr>
+          <w:r>
+            <w:rPr>
+              <w:rFonts w:ascii="맑은 고딕" w:hAnsi="맑은 고딕" w:eastAsia="맑은 고딕" w:cs="맑은 고딕" w:hint="eastAsia"/>
+              <w:b w:val="1"/>
+              <w:color w:val="2E5496"/>
+              <w:sz w:val="20"/>
+              <w:szCs w:val="20"/>
+            </w:rPr>
+            <w:t xml:space="preserve">①</w:t>
+          </w:r>
+          <w:r>
+            <w:rPr>
+              <w:b w:val="1"/>
+              <w:color w:val="2E5496"/>
+              <w:sz w:val="20"/>
+              <w:szCs w:val="20"/>
+            </w:rPr>
+            <w:t xml:space="preserve">  </w:t>
+          </w:r>
+          <w:r>
+            <w:rPr>
+              <w:rFonts w:ascii="Times New Roman" w:hAnsi="Times New Roman"/>
+              <w:color w:val="000000"/>
+              <w:sz w:val="20"/>
+              <w:szCs w:val="20"/>
+              <w:b w:val="0"/>
+              <w:bCs w:val="0"/>
+            </w:rPr>
+            <w:t xml:space="preserve">The hunger stone in the Czech town was found in the spring of 2022.</w:t>
+          </w:r>
+        </w:p>
+        <w:p>
+          <w:pPr>
+            <w:keepNext/>
+            <w:keepLines/>
+            <w:spacing w:after="40" w:line="257" w:lineRule="exact" w:before="30"/>
+            <w:ind w:left="180"/>
+          </w:pPr>
+          <w:r>
+            <w:rPr>
+              <w:rFonts w:ascii="맑은 고딕" w:hAnsi="맑은 고딕" w:eastAsia="맑은 고딕" w:cs="맑은 고딕" w:hint="eastAsia"/>
+              <w:b w:val="1"/>
+              <w:color w:val="2E5496"/>
+              <w:sz w:val="20"/>
+              <w:szCs w:val="20"/>
+            </w:rPr>
+            <w:t xml:space="preserve">②</w:t>
+          </w:r>
+          <w:r>
+            <w:rPr>
+              <w:b w:val="1"/>
+              <w:color w:val="2E5496"/>
+              <w:sz w:val="20"/>
+              <w:szCs w:val="20"/>
+            </w:rPr>
+            <w:t xml:space="preserve">  </w:t>
+          </w:r>
+          <w:r>
+            <w:rPr>
+              <w:rFonts w:ascii="Times New Roman" w:hAnsi="Times New Roman"/>
+              <w:color w:val="000000"/>
+              <w:sz w:val="20"/>
+              <w:szCs w:val="20"/>
+              <w:b w:val="0"/>
+              <w:bCs w:val="0"/>
+            </w:rPr>
+            <w:t xml:space="preserve">The drought in Europe in 2022 was the worst one in 50 years.</w:t>
+          </w:r>
+        </w:p>
+        <w:p>
+          <w:pPr>
+            <w:keepNext/>
+            <w:keepLines/>
+            <w:spacing w:after="40" w:line="257" w:lineRule="exact" w:before="30"/>
+            <w:ind w:left="180"/>
+          </w:pPr>
+          <w:r>
+            <w:rPr>
+              <w:rFonts w:ascii="맑은 고딕" w:hAnsi="맑은 고딕" w:eastAsia="맑은 고딕" w:cs="맑은 고딕" w:hint="eastAsia"/>
+              <w:b w:val="1"/>
+              <w:color w:val="2E5496"/>
+              <w:sz w:val="20"/>
+              <w:szCs w:val="20"/>
+            </w:rPr>
+            <w:t xml:space="preserve">③</w:t>
+          </w:r>
+          <w:r>
+            <w:rPr>
+              <w:b w:val="1"/>
+              <w:color w:val="2E5496"/>
+              <w:sz w:val="20"/>
+              <w:szCs w:val="20"/>
+            </w:rPr>
+            <w:t xml:space="preserve">  </w:t>
+          </w:r>
+          <w:r>
+            <w:rPr>
+              <w:rFonts w:ascii="Times New Roman" w:hAnsi="Times New Roman"/>
+              <w:color w:val="000000"/>
+              <w:sz w:val="20"/>
+              <w:szCs w:val="20"/>
+              <w:b w:val="0"/>
+              <w:bCs w:val="0"/>
+            </w:rPr>
+            <w:t xml:space="preserve">Droughts can bring smaller harvests and a lack of food.</w:t>
+          </w:r>
+        </w:p>
+        <w:p>
+          <w:pPr>
+            <w:keepNext/>
+            <w:keepLines/>
+            <w:spacing w:after="40" w:line="257" w:lineRule="exact" w:before="30"/>
+            <w:ind w:left="180"/>
+          </w:pPr>
+          <w:r>
+            <w:rPr>
+              <w:rFonts w:ascii="맑은 고딕" w:hAnsi="맑은 고딕" w:eastAsia="맑은 고딕" w:cs="맑은 고딕" w:hint="eastAsia"/>
+              <w:b w:val="1"/>
+              <w:color w:val="2E5496"/>
+              <w:sz w:val="20"/>
+              <w:szCs w:val="20"/>
+            </w:rPr>
+            <w:t xml:space="preserve">④</w:t>
+          </w:r>
+          <w:r>
+            <w:rPr>
+              <w:b w:val="1"/>
+              <w:color w:val="2E5496"/>
+              <w:sz w:val="20"/>
+              <w:szCs w:val="20"/>
+            </w:rPr>
+            <w:t xml:space="preserve">  </w:t>
+          </w:r>
+          <w:r>
+            <w:rPr>
+              <w:rFonts w:ascii="Times New Roman" w:hAnsi="Times New Roman"/>
+              <w:color w:val="000000"/>
+              <w:sz w:val="20"/>
+              <w:szCs w:val="20"/>
+              <w:b w:val="0"/>
+              <w:bCs w:val="0"/>
+            </w:rPr>
+            <w:t xml:space="preserve">Hunger stones can be found only along the Elbe River.</w:t>
+          </w:r>
+        </w:p>
+        <w:p>
+          <w:pPr>
+            <w:keepNext w:val="0"/>
+            <w:keepLines/>
+            <w:spacing w:after="40" w:line="257" w:lineRule="exact" w:before="30"/>
+            <w:ind w:left="180"/>
+          </w:pPr>
+          <w:r>
+            <w:rPr>
+              <w:rFonts w:ascii="맑은 고딕" w:hAnsi="맑은 고딕" w:eastAsia="맑은 고딕" w:cs="맑은 고딕" w:hint="eastAsia"/>
+              <w:b w:val="1"/>
+              <w:color w:val="2E5496"/>
+              <w:sz w:val="20"/>
+              <w:szCs w:val="20"/>
+            </w:rPr>
+            <w:t xml:space="preserve">⑤</w:t>
+          </w:r>
+          <w:r>
+            <w:rPr>
+              <w:b w:val="1"/>
+              <w:color w:val="2E5496"/>
+              <w:sz w:val="20"/>
+              <w:szCs w:val="20"/>
+            </w:rPr>
+            <w:t xml:space="preserve">  </w:t>
+          </w:r>
+          <w:r>
+            <w:rPr>
+              <w:rFonts w:ascii="Times New Roman" w:hAnsi="Times New Roman"/>
+              <w:color w:val="000000"/>
+              <w:sz w:val="20"/>
+              <w:szCs w:val="20"/>
+              <w:b w:val="0"/>
+              <w:bCs w:val="0"/>
+            </w:rPr>
+            <w:t xml:space="preserve">The poor are the least affected by droughts.</w:t>
+          </w:r>
+        </w:p>
+        <w:p>
+          <w:pPr>
+            <w:keepNext/>
+            <w:keepLines/>
+            <w:spacing w:after="40" w:line="286" w:lineRule="exact" w:before="494"/>
+          </w:pPr>
+          <w:r>
+            <w:rPr>
+              <w:b/>
+              <w:color w:val="1F3864"/>
+              <w:sz w:val="20"/>
+              <w:szCs w:val="20"/>
+            </w:rPr>
+            <w:t xml:space="preserve">2.  밑줄 친 “</w:t>
+          </w:r>
+          <w:r>
+            <w:rPr>
+              <w:b/>
+              <w:color w:val="1F3864"/>
+              <w:sz w:val="20"/>
+              <w:szCs w:val="20"/>
+              <w:u w:val="single"/>
+            </w:rPr>
+            <w:t xml:space="preserve">If you see me, then cry.</w:t>
+          </w:r>
+          <w:r>
+            <w:rPr>
+              <w:b/>
+              <w:color w:val="1F3864"/>
+              <w:sz w:val="20"/>
+              <w:szCs w:val="20"/>
+            </w:rPr>
+            <w:t xml:space="preserve">”가 다음 글에서 의미하는 바로 가장 적절한 것은?</w:t>
+          </w:r>
+        </w:p>
+        <w:p>
+          <w:pPr>
+            <w:keepNext/>
+            <w:keepLines/>
+            <w:spacing w:after="48" w:line="297" w:lineRule="exact" w:before="30"/>
+            <w:ind w:left="100" w:right="100"/>
+          </w:pPr>
+          <w:r>
+            <w:rPr>
+              <w:rFonts w:ascii="Times New Roman" w:hAnsi="Times New Roman"/>
+              <w:color w:val="000000"/>
+              <w:sz w:val="20"/>
+              <w:szCs w:val="20"/>
+            </w:rPr>
+            <w:t xml:space="preserve">In the summer of 2022, during the worst drought in 500 years in Europe, a stone known as a “hunger stone” was found in a Czech town along the Elbe River. The stone had a sentence written on it that read: “</w:t>
+          </w:r>
+          <w:r>
+            <w:rPr>
+              <w:rFonts w:ascii="Times New Roman" w:hAnsi="Times New Roman"/>
+              <w:color w:val="000000"/>
+              <w:sz w:val="20"/>
+              <w:szCs w:val="20"/>
+              <w:u w:val="single"/>
+            </w:rPr>
+            <w:t xml:space="preserve">If you see me, then cry.</w:t>
+          </w:r>
+          <w:r>
+            <w:rPr>
+              <w:rFonts w:ascii="Times New Roman" w:hAnsi="Times New Roman"/>
+              <w:color w:val="000000"/>
+              <w:sz w:val="20"/>
+              <w:szCs w:val="20"/>
+            </w:rPr>
+            <w:t xml:space="preserve">” The hunger stones, found in rivers across central Europe, typically remain underwater. However, when droughts occur and water levels retreat, these stones become visible. The stones are significant because they bear records of the past severe droughts. Droughts cause reduced harvests, food shortages, and hunger, especially for the poor. The words on the hunger stones are believed to warn of these hardships and to urge people to be prepared.</w:t>
+          </w:r>
+        </w:p>
+        <w:p>
+          <w:pPr>
+            <w:keepNext/>
+            <w:keepLines/>
+            <w:spacing w:after="40" w:line="257" w:lineRule="exact" w:before="30"/>
+            <w:ind w:left="180"/>
+          </w:pPr>
+          <w:r>
+            <w:rPr>
+              <w:rFonts w:ascii="맑은 고딕" w:hAnsi="맑은 고딕" w:eastAsia="맑은 고딕" w:cs="맑은 고딕" w:hint="eastAsia"/>
+              <w:b w:val="1"/>
+              <w:color w:val="2E5496"/>
+              <w:sz w:val="20"/>
+              <w:szCs w:val="20"/>
+            </w:rPr>
+            <w:t xml:space="preserve">①</w:t>
+          </w:r>
+          <w:r>
+            <w:rPr>
+              <w:b w:val="1"/>
+              <w:color w:val="2E5496"/>
+              <w:sz w:val="20"/>
+              <w:szCs w:val="20"/>
+            </w:rPr>
+            <w:t xml:space="preserve">  </w:t>
+          </w:r>
+          <w:r>
+            <w:rPr>
+              <w:rFonts w:ascii="Times New Roman" w:hAnsi="Times New Roman"/>
+              <w:color w:val="000000"/>
+              <w:sz w:val="20"/>
+              <w:szCs w:val="20"/>
+              <w:b w:val="0"/>
+              <w:bCs w:val="0"/>
+            </w:rPr>
+            <w:t xml:space="preserve">The stone was placed in the river to remember people who died in floods.</w:t>
+          </w:r>
+        </w:p>
+        <w:p>
+          <w:pPr>
+            <w:keepNext/>
+            <w:keepLines/>
+            <w:spacing w:after="40" w:line="257" w:lineRule="exact" w:before="30"/>
+            <w:ind w:left="180"/>
+          </w:pPr>
+          <w:r>
+            <w:rPr>
+              <w:rFonts w:ascii="맑은 고딕" w:hAnsi="맑은 고딕" w:eastAsia="맑은 고딕" w:cs="맑은 고딕" w:hint="eastAsia"/>
+              <w:b w:val="1"/>
+              <w:color w:val="2E5496"/>
+              <w:sz w:val="20"/>
+              <w:szCs w:val="20"/>
+            </w:rPr>
+            <w:t xml:space="preserve">②</w:t>
+          </w:r>
+          <w:r>
+            <w:rPr>
+              <w:b w:val="1"/>
+              <w:color w:val="2E5496"/>
+              <w:sz w:val="20"/>
+              <w:szCs w:val="20"/>
+            </w:rPr>
+            <w:t xml:space="preserve">  </w:t>
+          </w:r>
+          <w:r>
+            <w:rPr>
+              <w:rFonts w:ascii="Times New Roman" w:hAnsi="Times New Roman"/>
+              <w:color w:val="000000"/>
+              <w:sz w:val="20"/>
+              <w:szCs w:val="20"/>
+              <w:b w:val="0"/>
+              <w:bCs w:val="0"/>
+            </w:rPr>
+            <w:t xml:space="preserve">When this stone can be seen, a drought is bringing hunger and hard times.</w:t>
+          </w:r>
+        </w:p>
+        <w:p>
+          <w:pPr>
+            <w:keepNext/>
+            <w:keepLines/>
+            <w:spacing w:after="40" w:line="257" w:lineRule="exact" w:before="30"/>
+            <w:ind w:left="180"/>
+          </w:pPr>
+          <w:r>
+            <w:rPr>
+              <w:rFonts w:ascii="맑은 고딕" w:hAnsi="맑은 고딕" w:eastAsia="맑은 고딕" w:cs="맑은 고딕" w:hint="eastAsia"/>
+              <w:b w:val="1"/>
+              <w:color w:val="2E5496"/>
+              <w:sz w:val="20"/>
+              <w:szCs w:val="20"/>
+            </w:rPr>
+            <w:t xml:space="preserve">③</w:t>
+          </w:r>
+          <w:r>
+            <w:rPr>
+              <w:b w:val="1"/>
+              <w:color w:val="2E5496"/>
+              <w:sz w:val="20"/>
+              <w:szCs w:val="20"/>
+            </w:rPr>
+            <w:t xml:space="preserve">  </w:t>
+          </w:r>
+          <w:r>
+            <w:rPr>
+              <w:rFonts w:ascii="Times New Roman" w:hAnsi="Times New Roman"/>
+              <w:color w:val="000000"/>
+              <w:sz w:val="20"/>
+              <w:szCs w:val="20"/>
+              <w:b w:val="0"/>
+              <w:bCs w:val="0"/>
+            </w:rPr>
+            <w:t xml:space="preserve">People should feel sad because the old stone has been damaged by water.</w:t>
+          </w:r>
+        </w:p>
+        <w:p>
+          <w:pPr>
+            <w:keepNext/>
+            <w:keepLines/>
+            <w:spacing w:after="40" w:line="257" w:lineRule="exact" w:before="30"/>
+            <w:ind w:left="180"/>
+          </w:pPr>
+          <w:r>
+            <w:rPr>
+              <w:rFonts w:ascii="맑은 고딕" w:hAnsi="맑은 고딕" w:eastAsia="맑은 고딕" w:cs="맑은 고딕" w:hint="eastAsia"/>
+              <w:b w:val="1"/>
+              <w:color w:val="2E5496"/>
+              <w:sz w:val="20"/>
+              <w:szCs w:val="20"/>
+            </w:rPr>
+            <w:t xml:space="preserve">④</w:t>
+          </w:r>
+          <w:r>
+            <w:rPr>
+              <w:b w:val="1"/>
+              <w:color w:val="2E5496"/>
+              <w:sz w:val="20"/>
+              <w:szCs w:val="20"/>
+            </w:rPr>
+            <w:t xml:space="preserve">  </w:t>
+          </w:r>
+          <w:r>
+            <w:rPr>
+              <w:rFonts w:ascii="Times New Roman" w:hAnsi="Times New Roman"/>
+              <w:color w:val="000000"/>
+              <w:sz w:val="20"/>
+              <w:szCs w:val="20"/>
+              <w:b w:val="0"/>
+              <w:bCs w:val="0"/>
+            </w:rPr>
+            <w:t xml:space="preserve">Anyone who finds the stone should return it to the river at once.</w:t>
+          </w:r>
+        </w:p>
+        <w:p>
+          <w:pPr>
+            <w:keepNext w:val="0"/>
+            <w:keepLines/>
+            <w:spacing w:after="40" w:line="257" w:lineRule="exact" w:before="30"/>
+            <w:ind w:left="180"/>
+          </w:pPr>
+          <w:r>
+            <w:rPr>
+              <w:rFonts w:ascii="맑은 고딕" w:hAnsi="맑은 고딕" w:eastAsia="맑은 고딕" w:cs="맑은 고딕" w:hint="eastAsia"/>
+              <w:b w:val="1"/>
+              <w:color w:val="2E5496"/>
+              <w:sz w:val="20"/>
+              <w:szCs w:val="20"/>
+            </w:rPr>
+            <w:t xml:space="preserve">⑤</w:t>
+          </w:r>
+          <w:r>
+            <w:rPr>
+              <w:b w:val="1"/>
+              <w:color w:val="2E5496"/>
+              <w:sz w:val="20"/>
+              <w:szCs w:val="20"/>
+            </w:rPr>
+            <w:t xml:space="preserve">  </w:t>
+          </w:r>
+          <w:r>
+            <w:rPr>
+              <w:rFonts w:ascii="Times New Roman" w:hAnsi="Times New Roman"/>
+              <w:color w:val="000000"/>
+              <w:sz w:val="20"/>
+              <w:szCs w:val="20"/>
+              <w:b w:val="0"/>
+              <w:bCs w:val="0"/>
+            </w:rPr>
+            <w:t xml:space="preserve">The stone marks the place where people used to say goodbye to each other.</w:t>
+          </w:r>
+        </w:p>
+        <w:p>
+          <w:pPr>
+            <w:keepNext/>
+            <w:keepLines/>
+            <w:spacing w:after="40" w:line="286" w:lineRule="exact" w:before="494"/>
+          </w:pPr>
+          <w:r>
+            <w:rPr>
+              <w:b/>
+              <w:color w:val="1F3864"/>
+              <w:sz w:val="20"/>
+              <w:szCs w:val="20"/>
+            </w:rPr>
+            <w:t xml:space="preserve">3.  다음 글의 요지로 가장 적절한 것은?</w:t>
+          </w:r>
+        </w:p>
+        <w:p>
+          <w:pPr>
+            <w:keepNext/>
+            <w:keepLines/>
+            <w:spacing w:after="48" w:line="297" w:lineRule="exact" w:before="30"/>
+            <w:ind w:left="100" w:right="100"/>
+          </w:pPr>
+          <w:r>
+            <w:rPr>
+              <w:rFonts w:ascii="Times New Roman" w:hAnsi="Times New Roman"/>
+              <w:color w:val="000000"/>
+              <w:sz w:val="20"/>
+              <w:szCs w:val="20"/>
+            </w:rPr>
+            <w:t xml:space="preserve">In the summer of 2022, during the worst drought in 500 years in Europe, a stone known as a “hunger stone” was found in a Czech town along the Elbe River. The stone had a sentence written on it that read: “If you see me, then cry.” The hunger stones, found in rivers across central Europe, typically remain underwater. However, when droughts occur and water levels retreat, these stones become visible. The stones are significant because they bear records of the past severe droughts. Droughts cause reduced harvests, food shortages, and hunger, especially for the poor. The words on the hunger stones are believed to warn of these hardships and to urge people to be prepared.</w:t>
+          </w:r>
+        </w:p>
+        <w:p>
+          <w:pPr>
+            <w:keepNext/>
+            <w:keepLines/>
+            <w:spacing w:after="40" w:line="257" w:lineRule="exact" w:before="30"/>
+            <w:ind w:left="180"/>
+          </w:pPr>
+          <w:r>
+            <w:rPr>
+              <w:rFonts w:ascii="맑은 고딕" w:hAnsi="맑은 고딕" w:eastAsia="맑은 고딕" w:cs="맑은 고딕" w:hint="eastAsia"/>
+              <w:b w:val="1"/>
+              <w:color w:val="2E5496"/>
+              <w:sz w:val="20"/>
+              <w:szCs w:val="20"/>
+            </w:rPr>
+            <w:t xml:space="preserve">①</w:t>
+          </w:r>
+          <w:r>
+            <w:rPr>
+              <w:b w:val="1"/>
+              <w:color w:val="2E5496"/>
+              <w:sz w:val="20"/>
+              <w:szCs w:val="20"/>
+            </w:rPr>
+            <w:t xml:space="preserve">  </w:t>
+          </w:r>
+          <w:r>
+            <w:rPr>
+              <w:rFonts w:ascii="Times New Roman" w:hAnsi="Times New Roman"/>
+              <w:color w:val="000000"/>
+              <w:sz w:val="20"/>
+              <w:szCs w:val="20"/>
+              <w:b w:val="0"/>
+              <w:bCs w:val="0"/>
+            </w:rPr>
+            <w:t xml:space="preserve">Hunger stones were used to mark the best fishing spots in rivers.</w:t>
+          </w:r>
+        </w:p>
+        <w:p>
+          <w:pPr>
+            <w:keepNext/>
+            <w:keepLines/>
+            <w:spacing w:after="40" w:line="257" w:lineRule="exact" w:before="30"/>
+            <w:ind w:left="180"/>
+          </w:pPr>
+          <w:r>
+            <w:rPr>
+              <w:rFonts w:ascii="맑은 고딕" w:hAnsi="맑은 고딕" w:eastAsia="맑은 고딕" w:cs="맑은 고딕" w:hint="eastAsia"/>
+              <w:b w:val="1"/>
+              <w:color w:val="2E5496"/>
+              <w:sz w:val="20"/>
+              <w:szCs w:val="20"/>
+            </w:rPr>
+            <w:t xml:space="preserve">②</w:t>
+          </w:r>
+          <w:r>
+            <w:rPr>
+              <w:b w:val="1"/>
+              <w:color w:val="2E5496"/>
+              <w:sz w:val="20"/>
+              <w:szCs w:val="20"/>
+            </w:rPr>
+            <w:t xml:space="preserve">  </w:t>
+          </w:r>
+          <w:r>
+            <w:rPr>
+              <w:rFonts w:ascii="Times New Roman" w:hAnsi="Times New Roman"/>
+              <w:color w:val="000000"/>
+              <w:sz w:val="20"/>
+              <w:szCs w:val="20"/>
+              <w:b w:val="0"/>
+              <w:bCs w:val="0"/>
+            </w:rPr>
+            <w:t xml:space="preserve">People carved words on stones to celebrate good harvests.</w:t>
+          </w:r>
+        </w:p>
+        <w:p>
+          <w:pPr>
+            <w:keepNext/>
+            <w:keepLines/>
+            <w:spacing w:after="40" w:line="257" w:lineRule="exact" w:before="30"/>
+            <w:ind w:left="180"/>
+          </w:pPr>
+          <w:r>
+            <w:rPr>
+              <w:rFonts w:ascii="맑은 고딕" w:hAnsi="맑은 고딕" w:eastAsia="맑은 고딕" w:cs="맑은 고딕" w:hint="eastAsia"/>
+              <w:b w:val="1"/>
+              <w:color w:val="2E5496"/>
+              <w:sz w:val="20"/>
+              <w:szCs w:val="20"/>
+            </w:rPr>
+            <w:t xml:space="preserve">③</w:t>
+          </w:r>
+          <w:r>
+            <w:rPr>
+              <w:b w:val="1"/>
+              <w:color w:val="2E5496"/>
+              <w:sz w:val="20"/>
+              <w:szCs w:val="20"/>
+            </w:rPr>
+            <w:t xml:space="preserve">  </w:t>
+          </w:r>
+          <w:r>
+            <w:rPr>
+              <w:rFonts w:ascii="Times New Roman" w:hAnsi="Times New Roman"/>
+              <w:color w:val="000000"/>
+              <w:sz w:val="20"/>
+              <w:szCs w:val="20"/>
+              <w:b w:val="0"/>
+              <w:bCs w:val="0"/>
+            </w:rPr>
+            <w:t xml:space="preserve">Droughts in central Europe have always been short and mild.</w:t>
+          </w:r>
+        </w:p>
+        <w:p>
+          <w:pPr>
+            <w:keepNext/>
+            <w:keepLines/>
+            <w:spacing w:after="40" w:line="257" w:lineRule="exact" w:before="30"/>
+            <w:ind w:left="180"/>
+          </w:pPr>
+          <w:r>
+            <w:rPr>
+              <w:rFonts w:ascii="맑은 고딕" w:hAnsi="맑은 고딕" w:eastAsia="맑은 고딕" w:cs="맑은 고딕" w:hint="eastAsia"/>
+              <w:b w:val="1"/>
+              <w:color w:val="2E5496"/>
+              <w:sz w:val="20"/>
+              <w:szCs w:val="20"/>
+            </w:rPr>
+            <w:t xml:space="preserve">④</w:t>
+          </w:r>
+          <w:r>
+            <w:rPr>
+              <w:b w:val="1"/>
+              <w:color w:val="2E5496"/>
+              <w:sz w:val="20"/>
+              <w:szCs w:val="20"/>
+            </w:rPr>
+            <w:t xml:space="preserve">  </w:t>
+          </w:r>
+          <w:r>
+            <w:rPr>
+              <w:rFonts w:ascii="Times New Roman" w:hAnsi="Times New Roman"/>
+              <w:color w:val="000000"/>
+              <w:sz w:val="20"/>
+              <w:szCs w:val="20"/>
+              <w:b w:val="0"/>
+              <w:bCs w:val="0"/>
+            </w:rPr>
+            <w:t xml:space="preserve">Rivers in central Europe rarely change their water levels.</w:t>
+          </w:r>
+        </w:p>
+        <w:p>
+          <w:pPr>
+            <w:keepNext w:val="0"/>
+            <w:keepLines/>
+            <w:spacing w:after="40" w:line="257" w:lineRule="exact" w:before="30"/>
+            <w:ind w:left="180"/>
+          </w:pPr>
+          <w:r>
+            <w:rPr>
+              <w:rFonts w:ascii="맑은 고딕" w:hAnsi="맑은 고딕" w:eastAsia="맑은 고딕" w:cs="맑은 고딕" w:hint="eastAsia"/>
+              <w:b w:val="1"/>
+              <w:color w:val="2E5496"/>
+              <w:sz w:val="20"/>
+              <w:szCs w:val="20"/>
+            </w:rPr>
+            <w:t xml:space="preserve">⑤</w:t>
+          </w:r>
+          <w:r>
+            <w:rPr>
+              <w:b w:val="1"/>
+              <w:color w:val="2E5496"/>
+              <w:sz w:val="20"/>
+              <w:szCs w:val="20"/>
+            </w:rPr>
+            <w:t xml:space="preserve">  </w:t>
+          </w:r>
+          <w:r>
+            <w:rPr>
+              <w:rFonts w:ascii="Times New Roman" w:hAnsi="Times New Roman"/>
+              <w:color w:val="000000"/>
+              <w:sz w:val="20"/>
+              <w:szCs w:val="20"/>
+              <w:b w:val="0"/>
+              <w:bCs w:val="0"/>
+            </w:rPr>
+            <w:t xml:space="preserve">Hunger stones remind people of past hardships and warn them to prepare.</w:t>
+          </w:r>
+        </w:p>
+        <w:p>
+          <w:pPr>
+            <w:keepNext w:val="1"/>
+            <w:keepLines/>
+            <w:pageBreakBefore w:val="1"/>
+            <w:spacing w:after="40" w:line="286" w:lineRule="exact" w:before="30"/>
+          </w:pPr>
+          <w:r>
+            <w:rPr>
+              <w:b/>
+              <w:color w:val="1F3864"/>
+              <w:sz w:val="20"/>
+              <w:szCs w:val="20"/>
+            </w:rPr>
+            <w:t xml:space="preserve">[4~5] 다음 글을 읽고 물음에 답하시오.</w:t>
+          </w:r>
+        </w:p>
+        <w:p>
+          <w:pPr>
+            <w:keepNext w:val="0"/>
+            <w:keepLines/>
+            <w:spacing w:after="48" w:line="297" w:lineRule="exact" w:before="30"/>
+            <w:ind w:left="100" w:right="100"/>
+          </w:pPr>
+          <w:r>
+            <w:rPr>
+              <w:rFonts w:ascii="Times New Roman" w:hAnsi="Times New Roman"/>
+              <w:color w:val="000000"/>
+              <w:sz w:val="20"/>
+              <w:szCs w:val="20"/>
+            </w:rPr>
+            <w:t xml:space="preserve">In the summer of 2022, during the worst drought in 500 years in Europe, a stone known as a “hunger stone” was found in a Czech town along the Elbe River. The stone had a sentence written on it that read: “If you see me, then cry.”</w:t>
+          </w:r>
+        </w:p>
+        <w:p>
+          <w:pPr>
+            <w:keepNext w:val="0"/>
+            <w:keepLines/>
+            <w:spacing w:after="48" w:line="297" w:lineRule="exact" w:before="30"/>
+            <w:ind w:left="100" w:right="100"/>
+          </w:pPr>
+          <w:r>
+            <w:rPr>
+              <w:rFonts w:ascii="Times New Roman" w:hAnsi="Times New Roman"/>
+              <w:color w:val="000000"/>
+              <w:sz w:val="20"/>
+              <w:szCs w:val="20"/>
+            </w:rPr>
+            <w:t xml:space="preserve">The hunger stones, found in rivers across central Europe, typically remain underwater. However, when droughts occur and water levels retreat, these stones become </w:t>
+          </w:r>
+          <w:r>
+            <w:rPr>
+              <w:rFonts w:ascii="맑은 고딕" w:hAnsi="맑은 고딕" w:eastAsia="맑은 고딕" w:cs="맑은 고딕" w:hint="eastAsia"/>
+              <w:color w:val="000000"/>
+              <w:sz w:val="20"/>
+              <w:szCs w:val="20"/>
+            </w:rPr>
+            <w:t xml:space="preserve">①</w:t>
+          </w:r>
+          <w:r>
+            <w:rPr>
+              <w:rFonts w:ascii="Times New Roman" w:hAnsi="Times New Roman"/>
+              <w:color w:val="000000"/>
+              <w:sz w:val="20"/>
+              <w:szCs w:val="20"/>
+            </w:rPr>
+            <w:t xml:space="preserve"> </w:t>
+          </w:r>
+          <w:r>
+            <w:rPr>
+              <w:rFonts w:ascii="Times New Roman" w:hAnsi="Times New Roman"/>
+              <w:color w:val="000000"/>
+              <w:sz w:val="20"/>
+              <w:szCs w:val="20"/>
+              <w:u w:val="single"/>
+            </w:rPr>
+            <w:t xml:space="preserve">visible</w:t>
+          </w:r>
+          <w:r>
+            <w:rPr>
+              <w:rFonts w:ascii="Times New Roman" w:hAnsi="Times New Roman"/>
+              <w:color w:val="000000"/>
+              <w:sz w:val="20"/>
+              <w:szCs w:val="20"/>
+            </w:rPr>
+            <w:t xml:space="preserve">. The stones are </w:t>
+          </w:r>
+          <w:r>
+            <w:rPr>
+              <w:rFonts w:ascii="맑은 고딕" w:hAnsi="맑은 고딕" w:eastAsia="맑은 고딕" w:cs="맑은 고딕" w:hint="eastAsia"/>
+              <w:color w:val="000000"/>
+              <w:sz w:val="20"/>
+              <w:szCs w:val="20"/>
+            </w:rPr>
+            <w:t xml:space="preserve">②</w:t>
+          </w:r>
+          <w:r>
+            <w:rPr>
+              <w:rFonts w:ascii="Times New Roman" w:hAnsi="Times New Roman"/>
+              <w:color w:val="000000"/>
+              <w:sz w:val="20"/>
+              <w:szCs w:val="20"/>
+            </w:rPr>
+            <w:t xml:space="preserve"> </w:t>
+          </w:r>
+          <w:r>
+            <w:rPr>
+              <w:rFonts w:ascii="Times New Roman" w:hAnsi="Times New Roman"/>
+              <w:color w:val="000000"/>
+              <w:sz w:val="20"/>
+              <w:szCs w:val="20"/>
+              <w:u w:val="single"/>
+            </w:rPr>
+            <w:t xml:space="preserve">significant</w:t>
+          </w:r>
+          <w:r>
+            <w:rPr>
+              <w:rFonts w:ascii="Times New Roman" w:hAnsi="Times New Roman"/>
+              <w:color w:val="000000"/>
+              <w:sz w:val="20"/>
+              <w:szCs w:val="20"/>
+            </w:rPr>
+            <w:t xml:space="preserve"> because they bear records of the past severe droughts. Droughts cause reduced harvests, food shortages, and hunger, especially for the poor. The words on the hunger stones are believed to </w:t>
+          </w:r>
+          <w:r>
+            <w:rPr>
+              <w:rFonts w:ascii="맑은 고딕" w:hAnsi="맑은 고딕" w:eastAsia="맑은 고딕" w:cs="맑은 고딕" w:hint="eastAsia"/>
+              <w:color w:val="000000"/>
+              <w:sz w:val="20"/>
+              <w:szCs w:val="20"/>
+            </w:rPr>
+            <w:t xml:space="preserve">③</w:t>
+          </w:r>
+          <w:r>
+            <w:rPr>
+              <w:rFonts w:ascii="Times New Roman" w:hAnsi="Times New Roman"/>
+              <w:color w:val="000000"/>
+              <w:sz w:val="20"/>
+              <w:szCs w:val="20"/>
+            </w:rPr>
+            <w:t xml:space="preserve"> </w:t>
+          </w:r>
+          <w:r>
+            <w:rPr>
+              <w:rFonts w:ascii="Times New Roman" w:hAnsi="Times New Roman"/>
+              <w:color w:val="000000"/>
+              <w:sz w:val="20"/>
+              <w:szCs w:val="20"/>
+              <w:u w:val="single"/>
+            </w:rPr>
+            <w:t xml:space="preserve">warn</w:t>
+          </w:r>
+          <w:r>
+            <w:rPr>
+              <w:rFonts w:ascii="Times New Roman" w:hAnsi="Times New Roman"/>
+              <w:color w:val="000000"/>
+              <w:sz w:val="20"/>
+              <w:szCs w:val="20"/>
+            </w:rPr>
+            <w:t xml:space="preserve"> of these hardships and to urge people to be prepared.</w:t>
+          </w:r>
+        </w:p>
+        <w:p>
+          <w:pPr>
+            <w:keepNext w:val="0"/>
+            <w:keepLines/>
+            <w:spacing w:after="48" w:line="297" w:lineRule="exact" w:before="30"/>
+            <w:ind w:left="100" w:right="100"/>
+          </w:pPr>
+          <w:r>
+            <w:rPr>
+              <w:rFonts w:ascii="Times New Roman" w:hAnsi="Times New Roman"/>
+              <w:color w:val="000000"/>
+              <w:sz w:val="20"/>
+              <w:szCs w:val="20"/>
+            </w:rPr>
+            <w:t xml:space="preserve">Considering the continuation of climate change, experts warn that the situation we face is not just a simple, occasional drought but a </w:t>
+          </w:r>
+          <w:r>
+            <w:rPr>
+              <w:rFonts w:ascii="맑은 고딕" w:hAnsi="맑은 고딕" w:eastAsia="맑은 고딕" w:cs="맑은 고딕" w:hint="eastAsia"/>
+              <w:color w:val="000000"/>
+              <w:sz w:val="20"/>
+              <w:szCs w:val="20"/>
+            </w:rPr>
+            <w:t xml:space="preserve">④</w:t>
+          </w:r>
+          <w:r>
+            <w:rPr>
+              <w:rFonts w:ascii="Times New Roman" w:hAnsi="Times New Roman"/>
+              <w:color w:val="000000"/>
+              <w:sz w:val="20"/>
+              <w:szCs w:val="20"/>
+            </w:rPr>
+            <w:t xml:space="preserve"> </w:t>
+          </w:r>
+          <w:r>
+            <w:rPr>
+              <w:rFonts w:ascii="Times New Roman" w:hAnsi="Times New Roman"/>
+              <w:color w:val="000000"/>
+              <w:sz w:val="20"/>
+              <w:szCs w:val="20"/>
+              <w:u w:val="single"/>
+            </w:rPr>
+            <w:t xml:space="preserve">mild</w:t>
+          </w:r>
+          <w:r>
+            <w:rPr>
+              <w:rFonts w:ascii="Times New Roman" w:hAnsi="Times New Roman"/>
+              <w:color w:val="000000"/>
+              <w:sz w:val="20"/>
+              <w:szCs w:val="20"/>
+            </w:rPr>
+            <w:t xml:space="preserve"> drought that could persist for decades. The United Nations has predicted that by 2050, 75 percent of the global population could suffer from the effects of drought unless significant action is taken to </w:t>
+          </w:r>
+          <w:r>
+            <w:rPr>
+              <w:rFonts w:ascii="맑은 고딕" w:hAnsi="맑은 고딕" w:eastAsia="맑은 고딕" w:cs="맑은 고딕" w:hint="eastAsia"/>
+              <w:color w:val="000000"/>
+              <w:sz w:val="20"/>
+              <w:szCs w:val="20"/>
+            </w:rPr>
+            <w:t xml:space="preserve">⑤</w:t>
+          </w:r>
+          <w:r>
+            <w:rPr>
+              <w:rFonts w:ascii="Times New Roman" w:hAnsi="Times New Roman"/>
+              <w:color w:val="000000"/>
+              <w:sz w:val="20"/>
+              <w:szCs w:val="20"/>
+            </w:rPr>
+            <w:t xml:space="preserve"> </w:t>
+          </w:r>
+          <w:r>
+            <w:rPr>
+              <w:rFonts w:ascii="Times New Roman" w:hAnsi="Times New Roman"/>
+              <w:color w:val="000000"/>
+              <w:sz w:val="20"/>
+              <w:szCs w:val="20"/>
+              <w:u w:val="single"/>
+            </w:rPr>
+            <w:t xml:space="preserve">address</w:t>
+          </w:r>
+          <w:r>
+            <w:rPr>
+              <w:rFonts w:ascii="Times New Roman" w:hAnsi="Times New Roman"/>
+              <w:color w:val="000000"/>
+              <w:sz w:val="20"/>
+              <w:szCs w:val="20"/>
+            </w:rPr>
+            <w:t xml:space="preserve"> climate change.</w:t>
+          </w:r>
+        </w:p>
+        <w:p>
+          <w:pPr>
+            <w:keepNext/>
+            <w:keepLines/>
+            <w:spacing w:after="40" w:line="286" w:lineRule="exact" w:before="494"/>
+          </w:pPr>
+          <w:r>
+            <w:rPr>
+              <w:b/>
+              <w:color w:val="1F3864"/>
+              <w:sz w:val="20"/>
+              <w:szCs w:val="20"/>
+            </w:rPr>
+            <w:t xml:space="preserve">4.  윗글의 제목으로 가장 적절한 것은?</w:t>
+          </w:r>
+        </w:p>
+        <w:p>
+          <w:pPr>
+            <w:keepNext/>
+            <w:keepLines/>
+            <w:spacing w:after="40" w:line="257" w:lineRule="exact" w:before="30"/>
+            <w:ind w:left="180"/>
+          </w:pPr>
+          <w:r>
+            <w:rPr>
+              <w:rFonts w:ascii="맑은 고딕" w:hAnsi="맑은 고딕" w:eastAsia="맑은 고딕" w:cs="맑은 고딕" w:hint="eastAsia"/>
+              <w:b w:val="1"/>
+              <w:color w:val="2E5496"/>
+              <w:sz w:val="20"/>
+              <w:szCs w:val="20"/>
+            </w:rPr>
+            <w:t xml:space="preserve">①</w:t>
+          </w:r>
+          <w:r>
+            <w:rPr>
+              <w:b w:val="1"/>
+              <w:color w:val="2E5496"/>
+              <w:sz w:val="20"/>
+              <w:szCs w:val="20"/>
+            </w:rPr>
+            <w:t xml:space="preserve">  </w:t>
+          </w:r>
+          <w:r>
+            <w:rPr>
+              <w:rFonts w:ascii="Times New Roman" w:hAnsi="Times New Roman"/>
+              <w:color w:val="000000"/>
+              <w:sz w:val="20"/>
+              <w:szCs w:val="20"/>
+              <w:b w:val="0"/>
+              <w:bCs w:val="0"/>
+            </w:rPr>
+            <w:t xml:space="preserve">Hunger Stones: Old Warnings for a Drier Future</w:t>
+          </w:r>
+        </w:p>
+        <w:p>
+          <w:pPr>
+            <w:keepNext/>
+            <w:keepLines/>
+            <w:spacing w:after="40" w:line="257" w:lineRule="exact" w:before="30"/>
+            <w:ind w:left="180"/>
+          </w:pPr>
+          <w:r>
+            <w:rPr>
+              <w:rFonts w:ascii="맑은 고딕" w:hAnsi="맑은 고딕" w:eastAsia="맑은 고딕" w:cs="맑은 고딕" w:hint="eastAsia"/>
+              <w:b w:val="1"/>
+              <w:color w:val="2E5496"/>
+              <w:sz w:val="20"/>
+              <w:szCs w:val="20"/>
+            </w:rPr>
+            <w:t xml:space="preserve">②</w:t>
+          </w:r>
+          <w:r>
+            <w:rPr>
+              <w:b w:val="1"/>
+              <w:color w:val="2E5496"/>
+              <w:sz w:val="20"/>
+              <w:szCs w:val="20"/>
+            </w:rPr>
+            <w:t xml:space="preserve">  </w:t>
+          </w:r>
+          <w:r>
+            <w:rPr>
+              <w:rFonts w:ascii="Times New Roman" w:hAnsi="Times New Roman"/>
+              <w:color w:val="000000"/>
+              <w:sz w:val="20"/>
+              <w:szCs w:val="20"/>
+              <w:b w:val="0"/>
+              <w:bCs w:val="0"/>
+            </w:rPr>
+            <w:t xml:space="preserve">How to Find Stones Hidden Under Rivers</w:t>
+          </w:r>
+        </w:p>
+        <w:p>
+          <w:pPr>
+            <w:keepNext/>
+            <w:keepLines/>
+            <w:spacing w:after="40" w:line="257" w:lineRule="exact" w:before="30"/>
+            <w:ind w:left="180"/>
+          </w:pPr>
+          <w:r>
+            <w:rPr>
+              <w:rFonts w:ascii="맑은 고딕" w:hAnsi="맑은 고딕" w:eastAsia="맑은 고딕" w:cs="맑은 고딕" w:hint="eastAsia"/>
+              <w:b w:val="1"/>
+              <w:color w:val="2E5496"/>
+              <w:sz w:val="20"/>
+              <w:szCs w:val="20"/>
+            </w:rPr>
+            <w:t xml:space="preserve">③</w:t>
+          </w:r>
+          <w:r>
+            <w:rPr>
+              <w:b w:val="1"/>
+              <w:color w:val="2E5496"/>
+              <w:sz w:val="20"/>
+              <w:szCs w:val="20"/>
+            </w:rPr>
+            <w:t xml:space="preserve">  </w:t>
+          </w:r>
+          <w:r>
+            <w:rPr>
+              <w:rFonts w:ascii="Times New Roman" w:hAnsi="Times New Roman"/>
+              <w:color w:val="000000"/>
+              <w:sz w:val="20"/>
+              <w:szCs w:val="20"/>
+              <w:b w:val="0"/>
+              <w:bCs w:val="0"/>
+            </w:rPr>
+            <w:t xml:space="preserve">Why Europe’s Rivers Are Getting Deeper</w:t>
+          </w:r>
+        </w:p>
+        <w:p>
+          <w:pPr>
+            <w:keepNext/>
+            <w:keepLines/>
+            <w:spacing w:after="40" w:line="257" w:lineRule="exact" w:before="30"/>
+            <w:ind w:left="180"/>
+          </w:pPr>
+          <w:r>
+            <w:rPr>
+              <w:rFonts w:ascii="맑은 고딕" w:hAnsi="맑은 고딕" w:eastAsia="맑은 고딕" w:cs="맑은 고딕" w:hint="eastAsia"/>
+              <w:b w:val="1"/>
+              <w:color w:val="2E5496"/>
+              <w:sz w:val="20"/>
+              <w:szCs w:val="20"/>
+            </w:rPr>
+            <w:t xml:space="preserve">④</w:t>
+          </w:r>
+          <w:r>
+            <w:rPr>
+              <w:b w:val="1"/>
+              <w:color w:val="2E5496"/>
+              <w:sz w:val="20"/>
+              <w:szCs w:val="20"/>
+            </w:rPr>
+            <w:t xml:space="preserve">  </w:t>
+          </w:r>
+          <w:r>
+            <w:rPr>
+              <w:rFonts w:ascii="Times New Roman" w:hAnsi="Times New Roman"/>
+              <w:color w:val="000000"/>
+              <w:sz w:val="20"/>
+              <w:szCs w:val="20"/>
+              <w:b w:val="0"/>
+              <w:bCs w:val="0"/>
+            </w:rPr>
+            <w:t xml:space="preserve">The Czech Town That Became Famous for Crying</w:t>
+          </w:r>
+        </w:p>
+        <w:p>
+          <w:pPr>
+            <w:keepNext w:val="0"/>
+            <w:keepLines/>
+            <w:spacing w:after="40" w:line="257" w:lineRule="exact" w:before="30"/>
+            <w:ind w:left="180"/>
+          </w:pPr>
+          <w:r>
+            <w:rPr>
+              <w:rFonts w:ascii="맑은 고딕" w:hAnsi="맑은 고딕" w:eastAsia="맑은 고딕" w:cs="맑은 고딕" w:hint="eastAsia"/>
+              <w:b w:val="1"/>
+              <w:color w:val="2E5496"/>
+              <w:sz w:val="20"/>
+              <w:szCs w:val="20"/>
+            </w:rPr>
+            <w:t xml:space="preserve">⑤</w:t>
+          </w:r>
+          <w:r>
+            <w:rPr>
+              <w:b w:val="1"/>
+              <w:color w:val="2E5496"/>
+              <w:sz w:val="20"/>
+              <w:szCs w:val="20"/>
+            </w:rPr>
+            <w:t xml:space="preserve">  </w:t>
+          </w:r>
+          <w:r>
+            <w:rPr>
+              <w:rFonts w:ascii="Times New Roman" w:hAnsi="Times New Roman"/>
+              <w:color w:val="000000"/>
+              <w:sz w:val="20"/>
+              <w:szCs w:val="20"/>
+              <w:b w:val="0"/>
+              <w:bCs w:val="0"/>
+            </w:rPr>
+            <w:t xml:space="preserve">Farming Methods That Prevent Food Shortages</w:t>
+          </w:r>
+        </w:p>
+        <w:p>
+          <w:pPr>
+            <w:keepNext w:val="0"/>
+            <w:keepLines/>
+            <w:spacing w:after="40" w:line="286" w:lineRule="exact" w:before="494"/>
+          </w:pPr>
+          <w:r>
+            <w:rPr>
+              <w:b/>
+              <w:color w:val="1F3864"/>
+              <w:sz w:val="20"/>
+              <w:szCs w:val="20"/>
+            </w:rPr>
+            <w:t xml:space="preserve">5.  윗글의 밑줄 친 부분 중, 문맥상 낱말의 쓰임이 적절하지 </w:t>
+          </w:r>
+          <w:r>
+            <w:rPr>
+              <w:b/>
+              <w:color w:val="1F3864"/>
+              <w:sz w:val="20"/>
+              <w:szCs w:val="20"/>
+              <w:u w:val="single"/>
+            </w:rPr>
+            <w:t xml:space="preserve">않은</w:t>
+          </w:r>
+          <w:r>
+            <w:rPr>
+              <w:b/>
+              <w:color w:val="1F3864"/>
+              <w:sz w:val="20"/>
+              <w:szCs w:val="20"/>
+            </w:rPr>
+            <w:t xml:space="preserve"> 것은?</w:t>
+          </w:r>
+        </w:p>
+      </w:sdtContent>
+    </w:sdt>
+    <w:sdt>
+      <w:sdtPr>
+        <w:tag w:val="gyogwaseo:answers/quick"/>
+      </w:sdtPr>
+      <w:sdtContent>
+        <w:p>
+          <w:pPr>
+            <w:keepNext/>
+            <w:keepLines/>
+            <w:pageBreakBefore w:val="1"/>
+            <w:spacing w:before="40" w:after="40" w:line="358" w:lineRule="exact"/>
+          </w:pPr>
+          <w:r>
+            <w:rPr>
+              <w:b/>
+              <w:color w:val="1F3864"/>
+              <w:sz w:val="25"/>
+              <w:szCs w:val="25"/>
+            </w:rPr>
+            <w:t xml:space="preserve">2과 정답과 해설</w:t>
+          </w:r>
+        </w:p>
+        <w:p>
+          <w:pPr>
+            <w:keepNext/>
+            <w:keepLines/>
+            <w:shd w:val="clear" w:color="auto" w:fill="E8EDF7"/>
+            <w:spacing w:before="240" w:after="50" w:line="272" w:lineRule="exact"/>
+          </w:pPr>
+          <w:r>
+            <w:rPr>
+              <w:b/>
+              <w:color w:val="1F3864"/>
+            </w:rPr>
+            <w:t xml:space="preserve">객관식 빠른 정답</w:t>
+          </w:r>
+        </w:p>
+        <w:p>
+          <w:pPr>
+            <w:keepNext/>
+            <w:keepLines/>
+            <w:shd w:val="clear" w:color="auto" w:fill="E8EDF7"/>
+            <w:spacing w:before="240" w:after="50" w:line="272" w:lineRule="exact"/>
+          </w:pPr>
+          <w:r>
+            <w:rPr>
+              <w:b/>
+              <w:color w:val="1F3864"/>
+            </w:rPr>
+            <w:t xml:space="preserve">워크북</w:t>
+          </w:r>
+        </w:p>
+        <w:p>
+          <w:pPr>
+            <w:keepNext w:val="0"/>
+            <w:keepLines/>
+            <w:spacing w:line="286" w:lineRule="exact" w:before="30" w:after="40"/>
+          </w:pPr>
+          <w:r>
+            <w:rPr>
+              <w:rFonts w:ascii="Times New Roman" w:eastAsia="Times New Roman" w:hAnsi="Times New Roman" w:cs="Times New Roman"/>
+              <w:b/>
+              <w:bCs/>
+              <w:sz w:val="20"/>
+              <w:szCs w:val="20"/>
+            </w:rPr>
+            <w:t xml:space="preserve">1. </w:t>
+          </w:r>
+          <w:r>
+            <w:rPr>
+              <w:rFonts w:ascii="맑은 고딕" w:hAnsi="맑은 고딕" w:eastAsia="맑은 고딕" w:cs="맑은 고딕" w:hint="eastAsia"/>
+              <w:b/>
+              <w:bCs/>
+              <w:sz w:val="20"/>
+              <w:szCs w:val="20"/>
+            </w:rPr>
+            <w:t xml:space="preserve">④</w:t>
+          </w:r>
+        </w:p>
+        <w:p>
+          <w:pPr>
+            <w:keepNext/>
+            <w:keepLines/>
+            <w:shd w:val="clear" w:color="auto" w:fill="E8EDF7"/>
+            <w:spacing w:before="240" w:after="50" w:line="272" w:lineRule="exact"/>
+          </w:pPr>
+          <w:r>
+            <w:rPr>
+              <w:b/>
+              <w:color w:val="1F3864"/>
+            </w:rPr>
+            <w:t xml:space="preserve">미니 모의고사 1회</w:t>
+          </w:r>
+        </w:p>
+        <w:p>
+          <w:pPr>
+            <w:keepNext w:val="0"/>
+            <w:keepLines/>
+            <w:spacing w:line="286" w:lineRule="exact" w:before="30" w:after="40"/>
+          </w:pPr>
+          <w:r>
+            <w:rPr>
+              <w:rFonts w:ascii="Times New Roman" w:eastAsia="Times New Roman" w:hAnsi="Times New Roman" w:cs="Times New Roman"/>
+              <w:b/>
+              <w:bCs/>
+              <w:sz w:val="20"/>
+              <w:szCs w:val="20"/>
+            </w:rPr>
+            <w:t xml:space="preserve">1. </w:t>
+          </w:r>
+          <w:r>
+            <w:rPr>
+              <w:rFonts w:ascii="맑은 고딕" w:hAnsi="맑은 고딕" w:eastAsia="맑은 고딕" w:cs="맑은 고딕" w:hint="eastAsia"/>
+              <w:b/>
+              <w:bCs/>
+              <w:sz w:val="20"/>
+              <w:szCs w:val="20"/>
+            </w:rPr>
+            <w:t xml:space="preserve">③</w:t>
+          </w:r>
+          <w:r>
+            <w:rPr>
+              <w:rFonts w:ascii="Times New Roman" w:eastAsia="Times New Roman" w:hAnsi="Times New Roman" w:cs="Times New Roman"/>
+              <w:b/>
+              <w:bCs/>
+              <w:sz w:val="20"/>
+              <w:szCs w:val="20"/>
+            </w:rPr>
+            <w:t xml:space="preserve">   2. </w:t>
+          </w:r>
+          <w:r>
+            <w:rPr>
+              <w:rFonts w:ascii="맑은 고딕" w:hAnsi="맑은 고딕" w:eastAsia="맑은 고딕" w:cs="맑은 고딕" w:hint="eastAsia"/>
+              <w:b/>
+              <w:bCs/>
+              <w:sz w:val="20"/>
+              <w:szCs w:val="20"/>
+            </w:rPr>
+            <w:t xml:space="preserve">②</w:t>
+          </w:r>
+          <w:r>
+            <w:rPr>
+              <w:rFonts w:ascii="Times New Roman" w:eastAsia="Times New Roman" w:hAnsi="Times New Roman" w:cs="Times New Roman"/>
+              <w:b/>
+              <w:bCs/>
+              <w:sz w:val="20"/>
+              <w:szCs w:val="20"/>
+            </w:rPr>
+            <w:t xml:space="preserve">   3. </w:t>
+          </w:r>
+          <w:r>
+            <w:rPr>
+              <w:rFonts w:ascii="맑은 고딕" w:hAnsi="맑은 고딕" w:eastAsia="맑은 고딕" w:cs="맑은 고딕" w:hint="eastAsia"/>
+              <w:b/>
+              <w:bCs/>
+              <w:sz w:val="20"/>
+              <w:szCs w:val="20"/>
+            </w:rPr>
+            <w:t xml:space="preserve">⑤</w:t>
+          </w:r>
+          <w:r>
+            <w:rPr>
+              <w:rFonts w:ascii="Times New Roman" w:eastAsia="Times New Roman" w:hAnsi="Times New Roman" w:cs="Times New Roman"/>
+              <w:b/>
+              <w:bCs/>
+              <w:sz w:val="20"/>
+              <w:szCs w:val="20"/>
+            </w:rPr>
+            <w:t xml:space="preserve">   4. </w:t>
+          </w:r>
+          <w:r>
+            <w:rPr>
+              <w:rFonts w:ascii="맑은 고딕" w:hAnsi="맑은 고딕" w:eastAsia="맑은 고딕" w:cs="맑은 고딕" w:hint="eastAsia"/>
+              <w:b/>
+              <w:bCs/>
+              <w:sz w:val="20"/>
+              <w:szCs w:val="20"/>
+            </w:rPr>
+            <w:t xml:space="preserve">①</w:t>
+          </w:r>
+          <w:r>
+            <w:rPr>
+              <w:rFonts w:ascii="Times New Roman" w:eastAsia="Times New Roman" w:hAnsi="Times New Roman" w:cs="Times New Roman"/>
+              <w:b/>
+              <w:bCs/>
+              <w:sz w:val="20"/>
+              <w:szCs w:val="20"/>
+            </w:rPr>
+            <w:t xml:space="preserve">   5. </w:t>
+          </w:r>
+          <w:r>
+            <w:rPr>
+              <w:rFonts w:ascii="맑은 고딕" w:hAnsi="맑은 고딕" w:eastAsia="맑은 고딕" w:cs="맑은 고딕" w:hint="eastAsia"/>
+              <w:b/>
+              <w:bCs/>
+              <w:sz w:val="20"/>
+              <w:szCs w:val="20"/>
+            </w:rPr>
+            <w:t xml:space="preserve">④</w:t>
+          </w:r>
+        </w:p>
+      </w:sdtContent>
+    </w:sdt>
+    <w:sdt>
+      <w:sdtPr>
+        <w:tag w:val="gyogwaseo:u1/answers"/>
+      </w:sdtPr>
+      <w:sdtContent>
+        <w:p>
+          <w:pPr>
+            <w:keepNext/>
+            <w:keepLines/>
+            <w:pageBreakBefore w:val="1"/>
+            <w:spacing w:before="40" w:after="40" w:line="358" w:lineRule="exact"/>
+          </w:pPr>
+          <w:r>
+            <w:rPr>
+              <w:b/>
+              <w:color w:val="1F3864"/>
+              <w:sz w:val="25"/>
+              <w:szCs w:val="25"/>
+            </w:rPr>
+            <w:t xml:space="preserve">문단 1 워크북 정답</w:t>
+          </w:r>
+        </w:p>
+        <w:p>
+          <w:pPr>
+            <w:keepNext/>
+            <w:keepLines/>
+            <w:shd w:val="clear" w:color="auto" w:fill="E8EDF7"/>
+            <w:spacing w:before="240" w:after="50" w:line="272" w:lineRule="exact"/>
+          </w:pPr>
+          <w:r>
+            <w:rPr>
+              <w:b/>
+              <w:color w:val="1F3864"/>
+            </w:rPr>
+            <w:t xml:space="preserve">1. 오늘의 낱말</w:t>
+          </w:r>
+        </w:p>
+        <w:tbl>
+          <w:tblPr>
+            <w:tblW w:w="10466" w:type="dxa"/>
+            <w:jc w:val="left"/>
+            <w:tblInd w:w="0" w:type="dxa"/>
+            <w:tblBorders>
+              <w:top w:val="nil"/>
+              <w:left w:val="nil"/>
+              <w:bottom w:val="nil"/>
+              <w:right w:val="nil"/>
+              <w:insideH w:val="nil"/>
+              <w:insideV w:val="nil"/>
+            </w:tblBorders>
+            <w:tblLayout w:type="fixed"/>
+            <w:tblCellMar>
+              <w:top w:w="0" w:type="dxa"/>
+              <w:left w:w="0" w:type="dxa"/>
+              <w:bottom w:w="0" w:type="dxa"/>
+              <w:right w:w="120" w:type="dxa"/>
+            </w:tblCellMar>
+            <w:tblLook w:val="0000" w:firstRow="0" w:lastRow="0" w:firstColumn="0" w:lastColumn="0" w:noHBand="1" w:noVBand="1"/>
+          </w:tblPr>
+          <w:tblGrid>
+            <w:gridCol w:w="3489"/>
+            <w:gridCol w:w="3489"/>
+            <w:gridCol w:w="3488"/>
+          </w:tblGrid>
+          <w:tr>
+            <w:trPr>
+              <w:cantSplit/>
+            </w:trPr>
+            <w:tc>
+              <w:tcPr>
+                <w:tcW w:w="3489" w:type="dxa"/>
+                <w:vAlign w:val="top"/>
+              </w:tcPr>
+              <w:p>
+                <w:pPr>
+                  <w:keepNext w:val="0"/>
+                  <w:keepLines/>
+                  <w:spacing w:line="286" w:lineRule="exact" w:before="30" w:after="40"/>
+                </w:pPr>
+                <w:r>
+                  <w:rPr>
+                    <w:rFonts w:ascii="Times New Roman" w:eastAsia="Times New Roman" w:hAnsi="Times New Roman" w:cs="Times New Roman"/>
+                    <w:b/>
+                    <w:bCs/>
+                    <w:sz w:val="20"/>
+                    <w:szCs w:val="20"/>
+                  </w:rPr>
+                  <w:t xml:space="preserve">1.</w:t>
+                </w:r>
+                <w:r>
+                  <w:rPr>
+                    <w:color w:val="333333"/>
+                  </w:rPr>
+                  <w:t xml:space="preserve"> (물이) 빠지다, 낮아지다</w:t>
+                </w:r>
+              </w:p>
+            </w:tc>
+            <w:tc>
+              <w:tcPr>
+                <w:tcW w:w="3489" w:type="dxa"/>
+                <w:vAlign w:val="top"/>
+              </w:tcPr>
+              <w:p>
+                <w:pPr>
+                  <w:keepNext w:val="0"/>
+                  <w:keepLines/>
+                  <w:spacing w:line="286" w:lineRule="exact" w:before="30" w:after="40"/>
+                </w:pPr>
+                <w:r>
+                  <w:rPr>
+                    <w:rFonts w:ascii="Times New Roman" w:eastAsia="Times New Roman" w:hAnsi="Times New Roman" w:cs="Times New Roman"/>
+                    <w:b/>
+                    <w:bCs/>
+                    <w:sz w:val="20"/>
+                    <w:szCs w:val="20"/>
+                  </w:rPr>
+                  <w:t xml:space="preserve">2.</w:t>
+                </w:r>
+                <w:r>
+                  <w:rPr>
+                    <w:color w:val="333333"/>
+                  </w:rPr>
+                  <w:t xml:space="preserve"> (눈에) 보이는</w:t>
+                </w:r>
+              </w:p>
+            </w:tc>
+            <w:tc>
+              <w:tcPr>
+                <w:tcW w:w="3488" w:type="dxa"/>
+                <w:vAlign w:val="top"/>
+              </w:tcPr>
+              <w:p>
+                <w:pPr>
+                  <w:keepNext w:val="0"/>
+                  <w:keepLines/>
+                  <w:spacing w:line="286" w:lineRule="exact" w:before="30" w:after="40"/>
+                </w:pPr>
+                <w:r>
+                  <w:rPr>
+                    <w:rFonts w:ascii="Times New Roman" w:eastAsia="Times New Roman" w:hAnsi="Times New Roman" w:cs="Times New Roman"/>
+                    <w:b/>
+                    <w:bCs/>
+                    <w:sz w:val="20"/>
+                    <w:szCs w:val="20"/>
+                  </w:rPr>
+                  <w:t xml:space="preserve">3.</w:t>
+                </w:r>
+                <w:r>
+                  <w:rPr>
+                    <w:color w:val="333333"/>
+                  </w:rPr>
+                  <w:t xml:space="preserve"> 중요한, 의미 있는</w:t>
+                </w:r>
+              </w:p>
+            </w:tc>
+          </w:tr>
+          <w:tr>
+            <w:trPr>
+              <w:cantSplit/>
+            </w:trPr>
+            <w:tc>
+              <w:tcPr>
+                <w:tcW w:w="3489" w:type="dxa"/>
+                <w:vAlign w:val="top"/>
+              </w:tcPr>
+              <w:p>
+                <w:pPr>
+                  <w:keepNext w:val="0"/>
+                  <w:keepLines/>
+                  <w:spacing w:line="286" w:lineRule="exact" w:before="30" w:after="40"/>
+                </w:pPr>
+                <w:r>
+                  <w:rPr>
+                    <w:rFonts w:ascii="Times New Roman" w:eastAsia="Times New Roman" w:hAnsi="Times New Roman" w:cs="Times New Roman"/>
+                    <w:b/>
+                    <w:bCs/>
+                    <w:sz w:val="20"/>
+                    <w:szCs w:val="20"/>
+                  </w:rPr>
+                  <w:t xml:space="preserve">4.</w:t>
+                </w:r>
+                <w:r>
+                  <w:rPr>
+                    <w:color w:val="333333"/>
+                  </w:rPr>
+                  <w:t xml:space="preserve"> (기록 등을) 지니다, 담고 있다</w:t>
+                </w:r>
+              </w:p>
+            </w:tc>
+            <w:tc>
+              <w:tcPr>
+                <w:tcW w:w="3489" w:type="dxa"/>
+                <w:vAlign w:val="top"/>
+              </w:tcPr>
+              <w:p>
+                <w:pPr>
+                  <w:keepNext w:val="0"/>
+                  <w:keepLines/>
+                  <w:spacing w:line="286" w:lineRule="exact" w:before="30" w:after="40"/>
+                </w:pPr>
+                <w:r>
+                  <w:rPr>
+                    <w:rFonts w:ascii="Times New Roman" w:eastAsia="Times New Roman" w:hAnsi="Times New Roman" w:cs="Times New Roman"/>
+                    <w:b/>
+                    <w:bCs/>
+                    <w:sz w:val="20"/>
+                    <w:szCs w:val="20"/>
+                  </w:rPr>
+                  <w:t xml:space="preserve">5.</w:t>
+                </w:r>
+                <w:r>
+                  <w:rPr>
+                    <w:color w:val="333333"/>
+                  </w:rPr>
+                  <w:t xml:space="preserve"> 어려움, 고난</w:t>
+                </w:r>
+              </w:p>
+            </w:tc>
+            <w:tc>
+              <w:tcPr>
+                <w:tcW w:w="3488" w:type="dxa"/>
+                <w:vAlign w:val="top"/>
+              </w:tcPr>
+              <w:p>
+                <w:pPr>
+                  <w:keepNext w:val="0"/>
+                  <w:keepLines/>
+                  <w:spacing w:line="286" w:lineRule="exact" w:before="30" w:after="40"/>
+                </w:pPr>
+                <w:r>
+                  <w:rPr>
+                    <w:rFonts w:ascii="Times New Roman" w:eastAsia="Times New Roman" w:hAnsi="Times New Roman" w:cs="Times New Roman"/>
+                    <w:b/>
+                    <w:bCs/>
+                    <w:sz w:val="20"/>
+                    <w:szCs w:val="20"/>
+                  </w:rPr>
+                  <w:t xml:space="preserve">6.</w:t>
+                </w:r>
+                <w:r>
+                  <w:rPr>
+                    <w:color w:val="333333"/>
+                  </w:rPr>
+                  <w:t xml:space="preserve"> 촉구하다</w:t>
+                </w:r>
+              </w:p>
+            </w:tc>
+          </w:tr>
+          <w:tr>
+            <w:trPr>
+              <w:cantSplit/>
+            </w:trPr>
+            <w:tc>
+              <w:tcPr>
+                <w:tcW w:w="3489" w:type="dxa"/>
+                <w:vAlign w:val="top"/>
+              </w:tcPr>
+              <w:p>
+                <w:pPr>
+                  <w:keepNext w:val="0"/>
+                  <w:keepLines/>
+                  <w:spacing w:line="286" w:lineRule="exact" w:before="30" w:after="40"/>
+                </w:pPr>
+                <w:r>
+                  <w:rPr>
+                    <w:rFonts w:ascii="Times New Roman" w:eastAsia="Times New Roman" w:hAnsi="Times New Roman" w:cs="Times New Roman"/>
+                    <w:b/>
+                    <w:bCs/>
+                    <w:sz w:val="20"/>
+                    <w:szCs w:val="20"/>
+                  </w:rPr>
+                  <w:t xml:space="preserve">7.</w:t>
+                </w:r>
+                <w:r>
+                  <w:rPr>
+                    <w:color w:val="333333"/>
+                  </w:rPr>
+                  <w:t xml:space="preserve"> 가끔 일어나는, 이따금의</w:t>
+                </w:r>
+              </w:p>
+            </w:tc>
+            <w:tc>
+              <w:tcPr>
+                <w:tcW w:w="3489" w:type="dxa"/>
+                <w:vAlign w:val="top"/>
+              </w:tcPr>
+              <w:p>
+                <w:pPr>
+                  <w:keepNext w:val="0"/>
+                  <w:keepLines/>
+                  <w:spacing w:line="286" w:lineRule="exact" w:before="30" w:after="40"/>
+                </w:pPr>
+                <w:r>
+                  <w:rPr>
+                    <w:rFonts w:ascii="Times New Roman" w:eastAsia="Times New Roman" w:hAnsi="Times New Roman" w:cs="Times New Roman"/>
+                    <w:b/>
+                    <w:bCs/>
+                    <w:sz w:val="20"/>
+                    <w:szCs w:val="20"/>
+                  </w:rPr>
+                  <w:t xml:space="preserve">8.</w:t>
+                </w:r>
+                <w:r>
+                  <w:rPr>
+                    <w:color w:val="333333"/>
+                  </w:rPr>
+                  <w:t xml:space="preserve"> 지속되다, 계속되다</w:t>
+                </w:r>
+              </w:p>
+            </w:tc>
+            <w:tc>
+              <w:tcPr>
+                <w:tcW w:w="3488" w:type="dxa"/>
+                <w:vAlign w:val="top"/>
+              </w:tcPr>
+              <w:p>
+                <w:pPr>
+                  <w:keepNext w:val="0"/>
+                  <w:keepLines/>
+                  <w:spacing w:line="286" w:lineRule="exact" w:before="30" w:after="40"/>
+                </w:pPr>
+              </w:p>
+            </w:tc>
+          </w:tr>
+        </w:tbl>
+        <w:p>
+          <w:pPr>
+            <w:keepNext/>
+            <w:keepLines/>
+            <w:shd w:val="clear" w:color="auto" w:fill="E8EDF7"/>
+            <w:spacing w:before="240" w:after="50" w:line="272" w:lineRule="exact"/>
+          </w:pPr>
+          <w:r>
+            <w:rPr>
+              <w:b/>
+              <w:color w:val="1F3864"/>
+            </w:rPr>
+            <w:t xml:space="preserve">2. 유의어·반의어 뜻 쓰기</w:t>
+          </w:r>
+        </w:p>
+        <w:tbl>
+          <w:tblPr>
+            <w:tblW w:w="10466" w:type="dxa"/>
+            <w:jc w:val="left"/>
+            <w:tblInd w:w="0" w:type="dxa"/>
+            <w:tblBorders>
+              <w:top w:val="nil"/>
+              <w:left w:val="nil"/>
+              <w:bottom w:val="nil"/>
+              <w:right w:val="nil"/>
+              <w:insideH w:val="nil"/>
+              <w:insideV w:val="nil"/>
+            </w:tblBorders>
+            <w:tblLayout w:type="fixed"/>
+            <w:tblCellMar>
+              <w:top w:w="0" w:type="dxa"/>
+              <w:left w:w="0" w:type="dxa"/>
+              <w:bottom w:w="0" w:type="dxa"/>
+              <w:right w:w="120" w:type="dxa"/>
+            </w:tblCellMar>
+            <w:tblLook w:val="0000" w:firstRow="0" w:lastRow="0" w:firstColumn="0" w:lastColumn="0" w:noHBand="1" w:noVBand="1"/>
+          </w:tblPr>
+          <w:tblGrid>
+            <w:gridCol w:w="3489"/>
+            <w:gridCol w:w="3489"/>
+            <w:gridCol w:w="3488"/>
+          </w:tblGrid>
+          <w:tr>
+            <w:trPr>
+              <w:cantSplit/>
+            </w:trPr>
+            <w:tc>
+              <w:tcPr>
+                <w:tcW w:w="3489" w:type="dxa"/>
+                <w:vAlign w:val="top"/>
+              </w:tcPr>
+              <w:p>
+                <w:pPr>
+                  <w:keepNext w:val="0"/>
+                  <w:keepLines/>
+                  <w:spacing w:line="286" w:lineRule="exact" w:before="30" w:after="40"/>
+                </w:pPr>
+                <w:r>
+                  <w:rPr>
+                    <w:rFonts w:ascii="Times New Roman" w:eastAsia="Times New Roman" w:hAnsi="Times New Roman" w:cs="Times New Roman"/>
+                    <w:b/>
+                    <w:bCs/>
+                    <w:sz w:val="20"/>
+                    <w:szCs w:val="20"/>
+                  </w:rPr>
+                  <w:t xml:space="preserve">1.</w:t>
+                </w:r>
+                <w:r>
+                  <w:rPr>
+                    <w:color w:val="333333"/>
+                  </w:rPr>
+                  <w:t xml:space="preserve"> 중요한</w:t>
+                </w:r>
+              </w:p>
+            </w:tc>
+            <w:tc>
+              <w:tcPr>
+                <w:tcW w:w="3489" w:type="dxa"/>
+                <w:vAlign w:val="top"/>
+              </w:tcPr>
+              <w:p>
+                <w:pPr>
+                  <w:keepNext w:val="0"/>
+                  <w:keepLines/>
+                  <w:spacing w:line="286" w:lineRule="exact" w:before="30" w:after="40"/>
+                </w:pPr>
+                <w:r>
+                  <w:rPr>
+                    <w:rFonts w:ascii="Times New Roman" w:eastAsia="Times New Roman" w:hAnsi="Times New Roman" w:cs="Times New Roman"/>
+                    <w:b/>
+                    <w:bCs/>
+                    <w:sz w:val="20"/>
+                    <w:szCs w:val="20"/>
+                  </w:rPr>
+                  <w:t xml:space="preserve">2.</w:t>
+                </w:r>
+                <w:r>
+                  <w:rPr>
+                    <w:color w:val="333333"/>
+                  </w:rPr>
+                  <w:t xml:space="preserve"> 그치다, 멈추다</w:t>
+                </w:r>
+              </w:p>
+            </w:tc>
+            <w:tc>
+              <w:tcPr>
+                <w:tcW w:w="3488" w:type="dxa"/>
+                <w:vAlign w:val="top"/>
+              </w:tcPr>
+              <w:p>
+                <w:pPr>
+                  <w:keepNext w:val="0"/>
+                  <w:keepLines/>
+                  <w:spacing w:line="286" w:lineRule="exact" w:before="30" w:after="40"/>
+                </w:pPr>
+                <w:r>
+                  <w:rPr>
+                    <w:rFonts w:ascii="Times New Roman" w:eastAsia="Times New Roman" w:hAnsi="Times New Roman" w:cs="Times New Roman"/>
+                    <w:b/>
+                    <w:bCs/>
+                    <w:sz w:val="20"/>
+                    <w:szCs w:val="20"/>
+                  </w:rPr>
+                  <w:t xml:space="preserve">3.</w:t>
+                </w:r>
+                <w:r>
+                  <w:rPr>
+                    <w:color w:val="333333"/>
+                  </w:rPr>
+                  <w:t xml:space="preserve"> (눈에) 보이는</w:t>
+                </w:r>
+              </w:p>
+            </w:tc>
+          </w:tr>
+          <w:tr>
+            <w:trPr>
+              <w:cantSplit/>
+            </w:trPr>
+            <w:tc>
+              <w:tcPr>
+                <w:tcW w:w="3489" w:type="dxa"/>
+                <w:vAlign w:val="top"/>
+              </w:tcPr>
+              <w:p>
+                <w:pPr>
+                  <w:keepNext w:val="0"/>
+                  <w:keepLines/>
+                  <w:spacing w:line="286" w:lineRule="exact" w:before="30" w:after="40"/>
+                </w:pPr>
+                <w:r>
+                  <w:rPr>
+                    <w:rFonts w:ascii="Times New Roman" w:eastAsia="Times New Roman" w:hAnsi="Times New Roman" w:cs="Times New Roman"/>
+                    <w:b/>
+                    <w:bCs/>
+                    <w:sz w:val="20"/>
+                    <w:szCs w:val="20"/>
+                  </w:rPr>
+                  <w:t xml:space="preserve">4.</w:t>
+                </w:r>
+                <w:r>
+                  <w:rPr>
+                    <w:color w:val="333333"/>
+                  </w:rPr>
+                  <w:t xml:space="preserve"> 사소한, 하찮은</w:t>
+                </w:r>
+              </w:p>
+            </w:tc>
+            <w:tc>
+              <w:tcPr>
+                <w:tcW w:w="3489" w:type="dxa"/>
+                <w:vAlign w:val="top"/>
+              </w:tcPr>
+              <w:p>
+                <w:pPr>
+                  <w:keepNext w:val="0"/>
+                  <w:keepLines/>
+                  <w:spacing w:line="286" w:lineRule="exact" w:before="30" w:after="40"/>
+                </w:pPr>
+                <w:r>
+                  <w:rPr>
+                    <w:rFonts w:ascii="Times New Roman" w:eastAsia="Times New Roman" w:hAnsi="Times New Roman" w:cs="Times New Roman"/>
+                    <w:b/>
+                    <w:bCs/>
+                    <w:sz w:val="20"/>
+                    <w:szCs w:val="20"/>
+                  </w:rPr>
+                  <w:t xml:space="preserve">5.</w:t>
+                </w:r>
+                <w:r>
+                  <w:rPr>
+                    <w:color w:val="333333"/>
+                  </w:rPr>
+                  <w:t xml:space="preserve"> 계속되다</w:t>
+                </w:r>
+              </w:p>
+            </w:tc>
+            <w:tc>
+              <w:tcPr>
+                <w:tcW w:w="3488" w:type="dxa"/>
+                <w:vAlign w:val="top"/>
+              </w:tcPr>
+              <w:p>
+                <w:pPr>
+                  <w:keepNext w:val="0"/>
+                  <w:keepLines/>
+                  <w:spacing w:line="286" w:lineRule="exact" w:before="30" w:after="40"/>
+                </w:pPr>
+                <w:r>
+                  <w:rPr>
+                    <w:rFonts w:ascii="Times New Roman" w:eastAsia="Times New Roman" w:hAnsi="Times New Roman" w:cs="Times New Roman"/>
+                    <w:b/>
+                    <w:bCs/>
+                    <w:sz w:val="20"/>
+                    <w:szCs w:val="20"/>
+                  </w:rPr>
+                  <w:t xml:space="preserve">6.</w:t>
+                </w:r>
+                <w:r>
+                  <w:rPr>
+                    <w:color w:val="333333"/>
+                  </w:rPr>
+                  <w:t xml:space="preserve"> 눈에 띄는</w:t>
+                </w:r>
+              </w:p>
+            </w:tc>
+          </w:tr>
+          <w:tr>
+            <w:trPr>
+              <w:cantSplit/>
+            </w:trPr>
+            <w:tc>
+              <w:tcPr>
+                <w:tcW w:w="3489" w:type="dxa"/>
+                <w:vAlign w:val="top"/>
+              </w:tcPr>
+              <w:p>
+                <w:pPr>
+                  <w:keepNext w:val="0"/>
+                  <w:keepLines/>
+                  <w:spacing w:line="286" w:lineRule="exact" w:before="30" w:after="40"/>
+                </w:pPr>
+                <w:r>
+                  <w:rPr>
+                    <w:rFonts w:ascii="Times New Roman" w:eastAsia="Times New Roman" w:hAnsi="Times New Roman" w:cs="Times New Roman"/>
+                    <w:b/>
+                    <w:bCs/>
+                    <w:sz w:val="20"/>
+                    <w:szCs w:val="20"/>
+                  </w:rPr>
+                  <w:t xml:space="preserve">7.</w:t>
+                </w:r>
+                <w:r>
+                  <w:rPr>
+                    <w:color w:val="333333"/>
+                  </w:rPr>
+                  <w:t xml:space="preserve"> 중요한, 의미 있는</w:t>
+                </w:r>
+              </w:p>
+            </w:tc>
+            <w:tc>
+              <w:tcPr>
+                <w:tcW w:w="3489" w:type="dxa"/>
+                <w:vAlign w:val="top"/>
+              </w:tcPr>
+              <w:p>
+                <w:pPr>
+                  <w:keepNext w:val="0"/>
+                  <w:keepLines/>
+                  <w:spacing w:line="286" w:lineRule="exact" w:before="30" w:after="40"/>
+                </w:pPr>
+                <w:r>
+                  <w:rPr>
+                    <w:rFonts w:ascii="Times New Roman" w:eastAsia="Times New Roman" w:hAnsi="Times New Roman" w:cs="Times New Roman"/>
+                    <w:b/>
+                    <w:bCs/>
+                    <w:sz w:val="20"/>
+                    <w:szCs w:val="20"/>
+                  </w:rPr>
+                  <w:t xml:space="preserve">8.</w:t>
+                </w:r>
+                <w:r>
+                  <w:rPr>
+                    <w:color w:val="333333"/>
+                  </w:rPr>
+                  <w:t xml:space="preserve"> 보이지 않는</w:t>
+                </w:r>
+              </w:p>
+            </w:tc>
+            <w:tc>
+              <w:tcPr>
+                <w:tcW w:w="3488" w:type="dxa"/>
+                <w:vAlign w:val="top"/>
+              </w:tcPr>
+              <w:p>
+                <w:pPr>
+                  <w:keepNext w:val="0"/>
+                  <w:keepLines/>
+                  <w:spacing w:line="286" w:lineRule="exact" w:before="30" w:after="40"/>
+                </w:pPr>
+                <w:r>
+                  <w:rPr>
+                    <w:rFonts w:ascii="Times New Roman" w:eastAsia="Times New Roman" w:hAnsi="Times New Roman" w:cs="Times New Roman"/>
+                    <w:b/>
+                    <w:bCs/>
+                    <w:sz w:val="20"/>
+                    <w:szCs w:val="20"/>
+                  </w:rPr>
+                  <w:t xml:space="preserve">9.</w:t>
+                </w:r>
+                <w:r>
+                  <w:rPr>
+                    <w:color w:val="333333"/>
+                  </w:rPr>
+                  <w:t xml:space="preserve"> 지속되다, 계속되다</w:t>
+                </w:r>
+              </w:p>
+            </w:tc>
+          </w:tr>
+        </w:tbl>
+        <w:p>
+          <w:pPr>
+            <w:keepNext/>
+            <w:keepLines/>
+            <w:shd w:val="clear" w:color="auto" w:fill="E8EDF7"/>
+            <w:spacing w:before="240" w:after="50" w:line="272" w:lineRule="exact"/>
+          </w:pPr>
+          <w:r>
+            <w:rPr>
+              <w:b/>
+              <w:color w:val="1F3864"/>
+            </w:rPr>
+            <w:t xml:space="preserve">3. 실전문제</w:t>
+          </w:r>
+        </w:p>
+        <w:p>
+          <w:pPr>
+            <w:keepNext/>
+            <w:keepLines/>
+            <w:spacing w:before="30" w:after="40" w:line="276"/>
+          </w:pPr>
+          <w:r>
+            <w:rPr>
+              <w:b/>
+              <w:color w:val="000000"/>
+              <w:sz w:val="20"/>
+            </w:rPr>
+            <w:t xml:space="preserve">1.  </w:t>
+          </w:r>
+          <w:r>
+            <w:rPr>
+              <w:rFonts w:ascii="맑은 고딕" w:hAnsi="맑은 고딕" w:eastAsia="맑은 고딕" w:cs="맑은 고딕" w:hint="eastAsia"/>
+              <w:b/>
+              <w:color w:val="C00000"/>
+              <w:sz w:val="20"/>
+            </w:rPr>
+            <w:t xml:space="preserve">④</w:t>
+          </w:r>
+        </w:p>
+        <w:p>
+          <w:pPr>
+            <w:keepNext/>
+            <w:keepLines/>
+            <w:spacing w:after="40" w:before="30" w:line="276"/>
+            <w:ind w:left="170"/>
+          </w:pPr>
+          <w:r>
+            <w:rPr>
+              <w:b/>
+              <w:color w:val="666666"/>
+              <w:sz w:val="17"/>
+            </w:rPr>
+            <w:t xml:space="preserve">정답 근거</w:t>
+          </w:r>
+        </w:p>
+        <w:p>
+          <w:pPr>
+            <w:keepNext/>
+            <w:keepLines/>
+            <w:spacing w:before="30" w:after="40" w:line="276"/>
+            <w:ind w:left="170"/>
+          </w:pPr>
+          <w:r>
+            <w:rPr>
+              <w:color w:val="000000"/>
+              <w:sz w:val="18"/>
+            </w:rPr>
+            <w:t xml:space="preserve">experts warn that the situation we face is not just a simple, occasional drought but a severe drought that could persist for decades.</w:t>
+          </w:r>
+        </w:p>
+        <w:p>
+          <w:pPr>
+            <w:keepNext w:val="0"/>
+            <w:keepLines/>
+            <w:spacing w:before="30" w:after="40" w:line="276"/>
+            <w:ind w:left="170"/>
+          </w:pPr>
+          <w:r>
+            <w:rPr>
+              <w:color w:val="000000"/>
+              <w:sz w:val="18"/>
+            </w:rPr>
+            <w:t xml:space="preserve">전문가들은 우리가 마주한 상황이 단순하고 이따금 있는 가뭄이 아니라 수십 년 동안 지속될 수 있는 심각한 가뭄이라고 경고한다. 따라서 다가올 가뭄이 짧은 기간 안에 그칠 것으로 예상한다는 </w:t>
+          </w:r>
+          <w:r>
+            <w:rPr>
+              <w:rFonts w:ascii="맑은 고딕" w:hAnsi="맑은 고딕" w:eastAsia="맑은 고딕" w:cs="맑은 고딕" w:hint="eastAsia"/>
+              <w:color w:val="000000"/>
+              <w:sz w:val="18"/>
+            </w:rPr>
+            <w:t xml:space="preserve">④</w:t>
+          </w:r>
+          <w:r>
+            <w:rPr>
+              <w:color w:val="000000"/>
+              <w:sz w:val="18"/>
+            </w:rPr>
+            <w:t xml:space="preserve">는 글의 내용과 일치하지 않는다.</w:t>
+          </w:r>
+        </w:p>
+        <w:p>
+          <w:pPr>
+            <w:keepNext/>
+            <w:keepLines/>
+            <w:spacing w:after="40" w:before="30" w:line="276"/>
+            <w:ind w:left="170"/>
+          </w:pPr>
+          <w:r>
+            <w:rPr>
+              <w:b/>
+              <w:color w:val="666666"/>
+              <w:sz w:val="17"/>
+            </w:rPr>
+            <w:t xml:space="preserve">선지 해석</w:t>
+          </w:r>
+        </w:p>
+        <w:p>
+          <w:pPr>
+            <w:keepNext w:val="1"/>
+            <w:keepLines/>
+            <w:spacing w:after="40" w:before="30" w:line="276"/>
+            <w:ind w:left="300" w:hanging="130"/>
+          </w:pPr>
+          <w:r>
+            <w:rPr>
+              <w:rFonts w:ascii="맑은 고딕" w:hAnsi="맑은 고딕" w:eastAsia="맑은 고딕" w:cs="맑은 고딕" w:hint="eastAsia"/>
+              <w:b/>
+              <w:color w:val="2E5496"/>
+              <w:sz w:val="17"/>
+              <w:szCs w:val="17"/>
+            </w:rPr>
+            <w:t xml:space="preserve">①</w:t>
+          </w:r>
+          <w:r>
+            <w:rPr>
+              <w:b/>
+              <w:color w:val="2E5496"/>
+              <w:sz w:val="17"/>
+              <w:szCs w:val="17"/>
+            </w:rPr>
+            <w:t xml:space="preserve">   </w:t>
+          </w:r>
+          <w:r>
+            <w:rPr>
+              <w:color w:val="000000"/>
+              <w:sz w:val="17"/>
+              <w:szCs w:val="17"/>
+              <w:b w:val="0"/>
+              <w:bCs w:val="0"/>
+            </w:rPr>
+            <w:t xml:space="preserve">Hunger stones usually stay invisible under the water of rivers.   </w:t>
+          </w:r>
+          <w:r>
+            <w:rPr>
+              <w:color w:val="666666"/>
+              <w:sz w:val="17"/>
+              <w:szCs w:val="17"/>
+              <w:b w:val="0"/>
+              <w:bCs w:val="0"/>
+            </w:rPr>
+            <w:t xml:space="preserve">(기아석은 보통 강물 속에서 보이지 않는 채로 있다.)</w:t>
+          </w:r>
+        </w:p>
+        <w:p>
+          <w:pPr>
+            <w:keepNext w:val="1"/>
+            <w:keepLines/>
+            <w:spacing w:after="40" w:before="30" w:line="276"/>
+            <w:ind w:left="300" w:hanging="130"/>
+          </w:pPr>
+          <w:r>
+            <w:rPr>
+              <w:rFonts w:ascii="맑은 고딕" w:hAnsi="맑은 고딕" w:eastAsia="맑은 고딕" w:cs="맑은 고딕" w:hint="eastAsia"/>
+              <w:b/>
+              <w:color w:val="2E5496"/>
+              <w:sz w:val="17"/>
+              <w:szCs w:val="17"/>
+            </w:rPr>
+            <w:t xml:space="preserve">②</w:t>
+          </w:r>
+          <w:r>
+            <w:rPr>
+              <w:b/>
+              <w:color w:val="2E5496"/>
+              <w:sz w:val="17"/>
+              <w:szCs w:val="17"/>
+            </w:rPr>
+            <w:t xml:space="preserve">   </w:t>
+          </w:r>
+          <w:r>
+            <w:rPr>
+              <w:color w:val="000000"/>
+              <w:sz w:val="17"/>
+              <w:szCs w:val="17"/>
+              <w:b w:val="0"/>
+              <w:bCs w:val="0"/>
+            </w:rPr>
+            <w:t xml:space="preserve">The stones become noticeable when water levels drop in dry times.   </w:t>
+          </w:r>
+          <w:r>
+            <w:rPr>
+              <w:color w:val="666666"/>
+              <w:sz w:val="17"/>
+              <w:szCs w:val="17"/>
+              <w:b w:val="0"/>
+              <w:bCs w:val="0"/>
+            </w:rPr>
+            <w:t xml:space="preserve">(그 돌들은 건조한 시기에 수위가 내려가면 눈에 띄게 된다.)</w:t>
+          </w:r>
+        </w:p>
+        <w:p>
+          <w:pPr>
+            <w:keepNext w:val="1"/>
+            <w:keepLines/>
+            <w:spacing w:after="40" w:before="30" w:line="276"/>
+            <w:ind w:left="300" w:hanging="130"/>
+          </w:pPr>
+          <w:r>
+            <w:rPr>
+              <w:rFonts w:ascii="맑은 고딕" w:hAnsi="맑은 고딕" w:eastAsia="맑은 고딕" w:cs="맑은 고딕" w:hint="eastAsia"/>
+              <w:b/>
+              <w:color w:val="2E5496"/>
+              <w:sz w:val="17"/>
+              <w:szCs w:val="17"/>
+            </w:rPr>
+            <w:t xml:space="preserve">③</w:t>
+          </w:r>
+          <w:r>
+            <w:rPr>
+              <w:b/>
+              <w:color w:val="2E5496"/>
+              <w:sz w:val="17"/>
+              <w:szCs w:val="17"/>
+            </w:rPr>
+            <w:t xml:space="preserve">   </w:t>
+          </w:r>
+          <w:r>
+            <w:rPr>
+              <w:color w:val="000000"/>
+              <w:sz w:val="17"/>
+              <w:szCs w:val="17"/>
+              <w:b w:val="0"/>
+              <w:bCs w:val="0"/>
+            </w:rPr>
+            <w:t xml:space="preserve">The stones are important because they carry records of past droughts.   </w:t>
+          </w:r>
+          <w:r>
+            <w:rPr>
+              <w:color w:val="666666"/>
+              <w:sz w:val="17"/>
+              <w:szCs w:val="17"/>
+              <w:b w:val="0"/>
+              <w:bCs w:val="0"/>
+            </w:rPr>
+            <w:t xml:space="preserve">(그 돌들은 과거 가뭄의 기록을 담고 있기 때문에 중요하다.)</w:t>
+          </w:r>
+        </w:p>
+        <w:p>
+          <w:pPr>
+            <w:keepNext w:val="1"/>
+            <w:keepLines/>
+            <w:spacing w:after="40" w:before="30" w:line="276"/>
+            <w:ind w:left="300" w:hanging="130"/>
+          </w:pPr>
+          <w:r>
+            <w:rPr>
+              <w:rFonts w:ascii="맑은 고딕" w:hAnsi="맑은 고딕" w:eastAsia="맑은 고딕" w:cs="맑은 고딕" w:hint="eastAsia"/>
+              <w:b/>
+              <w:color w:val="FF0000"/>
+              <w:sz w:val="17"/>
+              <w:szCs w:val="17"/>
+            </w:rPr>
+            <w:t xml:space="preserve">④</w:t>
+          </w:r>
+          <w:r>
+            <w:rPr>
+              <w:b/>
+              <w:color w:val="FF0000"/>
+              <w:sz w:val="17"/>
+              <w:szCs w:val="17"/>
+            </w:rPr>
+            <w:t xml:space="preserve">   </w:t>
+          </w:r>
+          <w:r>
+            <w:rPr>
+              <w:color w:val="000000"/>
+              <w:sz w:val="17"/>
+              <w:szCs w:val="17"/>
+              <w:b w:val="0"/>
+              <w:bCs w:val="0"/>
+            </w:rPr>
+            <w:t xml:space="preserve">Experts expect the coming drought to cease within a short time.   </w:t>
+          </w:r>
+          <w:r>
+            <w:rPr>
+              <w:color w:val="666666"/>
+              <w:sz w:val="17"/>
+              <w:szCs w:val="17"/>
+              <w:b w:val="0"/>
+              <w:bCs w:val="0"/>
+            </w:rPr>
+            <w:t xml:space="preserve">(전문가들은 다가올 가뭄이 짧은 기간 안에 그칠 것으로 예상한다.)</w:t>
+          </w:r>
+        </w:p>
+        <w:p>
+          <w:pPr>
+            <w:keepNext w:val="0"/>
+            <w:keepLines/>
+            <w:spacing w:after="40" w:before="30" w:line="276"/>
+            <w:ind w:left="300" w:hanging="130"/>
+          </w:pPr>
+          <w:r>
+            <w:rPr>
+              <w:rFonts w:ascii="맑은 고딕" w:hAnsi="맑은 고딕" w:eastAsia="맑은 고딕" w:cs="맑은 고딕" w:hint="eastAsia"/>
+              <w:b/>
+              <w:color w:val="2E5496"/>
+              <w:sz w:val="17"/>
+              <w:szCs w:val="17"/>
+            </w:rPr>
+            <w:t xml:space="preserve">⑤</w:t>
+          </w:r>
+          <w:r>
+            <w:rPr>
+              <w:b/>
+              <w:color w:val="2E5496"/>
+              <w:sz w:val="17"/>
+              <w:szCs w:val="17"/>
+            </w:rPr>
+            <w:t xml:space="preserve">   </w:t>
+          </w:r>
+          <w:r>
+            <w:rPr>
+              <w:color w:val="000000"/>
+              <w:sz w:val="17"/>
+              <w:szCs w:val="17"/>
+              <w:b w:val="0"/>
+              <w:bCs w:val="0"/>
+            </w:rPr>
+            <w:t xml:space="preserve">Without significant action, most people in the world could suffer from drought by 2050.   </w:t>
+          </w:r>
+          <w:r>
+            <w:rPr>
+              <w:color w:val="666666"/>
+              <w:sz w:val="17"/>
+              <w:szCs w:val="17"/>
+              <w:b w:val="0"/>
+              <w:bCs w:val="0"/>
+            </w:rPr>
+            <w:t xml:space="preserve">(상당한 조치가 없으면 2050년까지 세계 대부분의 사람들이 가뭄으로 고통받을 수 있다.)</w:t>
+          </w:r>
+        </w:p>
+        <w:p>
+          <w:pPr>
+            <w:keepNext/>
+            <w:keepLines/>
+            <w:spacing w:after="40" w:before="30" w:line="276"/>
+            <w:ind w:left="170"/>
+          </w:pPr>
+          <w:r>
+            <w:rPr>
+              <w:b/>
+              <w:color w:val="666666"/>
+              <w:sz w:val="17"/>
+            </w:rPr>
+            <w:t xml:space="preserve">오답 정리</w:t>
+          </w:r>
+        </w:p>
+        <w:p>
+          <w:pPr>
+            <w:keepNext w:val="1"/>
+            <w:keepLines/>
+            <w:spacing w:after="40" w:before="30" w:line="276"/>
+            <w:ind w:left="300" w:hanging="130"/>
+          </w:pPr>
+          <w:r>
+            <w:rPr>
+              <w:rFonts w:ascii="맑은 고딕" w:hAnsi="맑은 고딕" w:eastAsia="맑은 고딕" w:cs="맑은 고딕" w:hint="eastAsia"/>
+              <w:b/>
+              <w:color w:val="2E5496"/>
+              <w:sz w:val="17"/>
+            </w:rPr>
+            <w:t xml:space="preserve">①</w:t>
+          </w:r>
+          <w:r>
+            <w:rPr>
+              <w:b/>
+              <w:color w:val="2E5496"/>
+              <w:sz w:val="17"/>
+            </w:rPr>
+            <w:t xml:space="preserve">   </w:t>
+          </w:r>
+          <w:r>
+            <w:rPr>
+              <w:color w:val="666666"/>
+              <w:sz w:val="17"/>
+            </w:rPr>
+            <w:t xml:space="preserve">“The hunger stones … typically remain underwater.”와 일치한다.</w:t>
+          </w:r>
+        </w:p>
+        <w:p>
+          <w:pPr>
+            <w:keepNext w:val="1"/>
+            <w:keepLines/>
+            <w:spacing w:after="40" w:before="30" w:line="276"/>
+            <w:ind w:left="300" w:hanging="130"/>
+          </w:pPr>
+          <w:r>
+            <w:rPr>
+              <w:rFonts w:ascii="맑은 고딕" w:hAnsi="맑은 고딕" w:eastAsia="맑은 고딕" w:cs="맑은 고딕" w:hint="eastAsia"/>
+              <w:b/>
+              <w:color w:val="2E5496"/>
+              <w:sz w:val="17"/>
+            </w:rPr>
+            <w:t xml:space="preserve">②</w:t>
+          </w:r>
+          <w:r>
+            <w:rPr>
+              <w:b/>
+              <w:color w:val="2E5496"/>
+              <w:sz w:val="17"/>
+            </w:rPr>
+            <w:t xml:space="preserve">   </w:t>
+          </w:r>
+          <w:r>
+            <w:rPr>
+              <w:color w:val="666666"/>
+              <w:sz w:val="17"/>
+            </w:rPr>
+            <w:t xml:space="preserve">“when droughts occur and water levels retreat, these stones become visible”과 일치한다.</w:t>
+          </w:r>
+        </w:p>
+        <w:p>
+          <w:pPr>
+            <w:keepNext w:val="1"/>
+            <w:keepLines/>
+            <w:spacing w:after="40" w:before="30" w:line="276"/>
+            <w:ind w:left="300" w:hanging="130"/>
+          </w:pPr>
+          <w:r>
+            <w:rPr>
+              <w:rFonts w:ascii="맑은 고딕" w:hAnsi="맑은 고딕" w:eastAsia="맑은 고딕" w:cs="맑은 고딕" w:hint="eastAsia"/>
+              <w:b/>
+              <w:color w:val="2E5496"/>
+              <w:sz w:val="17"/>
+            </w:rPr>
+            <w:t xml:space="preserve">③</w:t>
+          </w:r>
+          <w:r>
+            <w:rPr>
+              <w:b/>
+              <w:color w:val="2E5496"/>
+              <w:sz w:val="17"/>
+            </w:rPr>
+            <w:t xml:space="preserve">   </w:t>
+          </w:r>
+          <w:r>
+            <w:rPr>
+              <w:color w:val="666666"/>
+              <w:sz w:val="17"/>
+            </w:rPr>
+            <w:t xml:space="preserve">“The stones are significant because they bear records of the past severe droughts.”와 일치한다.</w:t>
+          </w:r>
+        </w:p>
+        <w:p>
+          <w:pPr>
+            <w:keepNext w:val="0"/>
+            <w:keepLines/>
+            <w:spacing w:after="40" w:before="30" w:line="276"/>
+            <w:ind w:left="300" w:hanging="130"/>
+          </w:pPr>
+          <w:r>
+            <w:rPr>
+              <w:rFonts w:ascii="맑은 고딕" w:hAnsi="맑은 고딕" w:eastAsia="맑은 고딕" w:cs="맑은 고딕" w:hint="eastAsia"/>
+              <w:b/>
+              <w:color w:val="2E5496"/>
+              <w:sz w:val="17"/>
+            </w:rPr>
+            <w:t xml:space="preserve">⑤</w:t>
+          </w:r>
+          <w:r>
+            <w:rPr>
+              <w:b/>
+              <w:color w:val="2E5496"/>
+              <w:sz w:val="17"/>
+            </w:rPr>
+            <w:t xml:space="preserve">   </w:t>
+          </w:r>
+          <w:r>
+            <w:rPr>
+              <w:color w:val="666666"/>
+              <w:sz w:val="17"/>
+            </w:rPr>
+            <w:t xml:space="preserve">2050년까지 세계 인구의 75퍼센트가 가뭄의 영향으로 고통받을 수 있다고 했고, 상당한 조치가 취해지지 않는다면(unless significant action is taken)이라는 조건과도 일치한다.</w:t>
+          </w:r>
+        </w:p>
+        <w:p>
+          <w:pPr>
+            <w:keepNext/>
+            <w:keepLines/>
+            <w:shd w:val="clear" w:color="auto" w:fill="E8EDF7"/>
+            <w:spacing w:before="240" w:after="50" w:line="272" w:lineRule="exact"/>
+          </w:pPr>
+          <w:r>
+            <w:rPr>
+              <w:b/>
+              <w:color w:val="1F3864"/>
+            </w:rPr>
+            <w:t xml:space="preserve">4. 구문 결합해서 해석하기</w:t>
+          </w:r>
+        </w:p>
+        <w:p>
+          <w:pPr>
+            <w:keepNext w:val="1"/>
+            <w:keepLines/>
+            <w:spacing w:before="30" w:after="40" w:line="276"/>
+            <w:ind w:left="170"/>
+          </w:pPr>
+          <w:r>
+            <w:rPr>
+              <w:color w:val="000000"/>
+              <w:sz w:val="18"/>
+            </w:rPr>
+            <w:t xml:space="preserve">1. ‘기아석’으로 알려진 돌</w:t>
+          </w:r>
+        </w:p>
+        <w:p>
+          <w:pPr>
+            <w:keepNext w:val="1"/>
+            <w:keepLines/>
+            <w:spacing w:before="30" w:after="40" w:line="276"/>
+            <w:ind w:left="170"/>
+          </w:pPr>
+          <w:r>
+            <w:rPr>
+              <w:color w:val="000000"/>
+              <w:sz w:val="18"/>
+            </w:rPr>
+            <w:t xml:space="preserve">2. 이러한 어려움들에 대해 경고하는 것으로 여겨진다</w:t>
+          </w:r>
+        </w:p>
+        <w:p>
+          <w:pPr>
+            <w:keepNext w:val="1"/>
+            <w:keepLines/>
+            <w:spacing w:before="30" w:after="40" w:line="276"/>
+            <w:ind w:left="170"/>
+          </w:pPr>
+          <w:r>
+            <w:rPr>
+              <w:color w:val="000000"/>
+              <w:sz w:val="18"/>
+            </w:rPr>
+            <w:t xml:space="preserve">3. 단지 단순하고 가끔 일어나는 가뭄이 아니라 심각한 가뭄</w:t>
+          </w:r>
+        </w:p>
+        <w:p>
+          <w:pPr>
+            <w:keepNext w:val="1"/>
+            <w:keepLines/>
+            <w:spacing w:before="30" w:after="40" w:line="276"/>
+            <w:ind w:left="170"/>
+          </w:pPr>
+          <w:r>
+            <w:rPr>
+              <w:color w:val="000000"/>
+              <w:sz w:val="18"/>
+            </w:rPr>
+            <w:t xml:space="preserve">4. 발견되었다</w:t>
+          </w:r>
+        </w:p>
+        <w:p>
+          <w:pPr>
+            <w:keepNext w:val="0"/>
+            <w:keepLines/>
+            <w:spacing w:before="30" w:after="40" w:line="276"/>
+            <w:ind w:left="170"/>
+          </w:pPr>
+          <w:r>
+            <w:rPr>
+              <w:color w:val="000000"/>
+              <w:sz w:val="18"/>
+            </w:rPr>
+            <w:t xml:space="preserve">5. 유엔은 예측했다</w:t>
+          </w:r>
+        </w:p>
+        <w:p>
+          <w:pPr>
+            <w:keepNext/>
+            <w:keepLines/>
+            <w:shd w:val="clear" w:color="auto" w:fill="E8EDF7"/>
+            <w:spacing w:before="240" w:after="50" w:line="272" w:lineRule="exact"/>
+          </w:pPr>
+          <w:r>
+            <w:rPr>
+              <w:b/>
+              <w:color w:val="1F3864"/>
+            </w:rPr>
+            <w:t xml:space="preserve">5. 핵심 문장 해석</w:t>
+          </w:r>
+        </w:p>
+        <w:p>
+          <w:pPr>
+            <w:keepNext w:val="1"/>
+            <w:keepLines/>
+            <w:spacing w:before="30" w:after="40" w:line="276"/>
+            <w:ind w:left="170"/>
+          </w:pPr>
+          <w:r>
+            <w:rPr>
+              <w:color w:val="000000"/>
+              <w:sz w:val="18"/>
+            </w:rPr>
+            <w:t xml:space="preserve">1. 기아석에 새겨진 글귀는 이러한 어려움을 경고하고, 사람들에게 대비하라고 촉구하는 것으로 여겨진다.</w:t>
+          </w:r>
+        </w:p>
+        <w:p>
+          <w:pPr>
+            <w:keepNext w:val="0"/>
+            <w:keepLines/>
+            <w:spacing w:before="30" w:after="40" w:line="276"/>
+            <w:ind w:left="170"/>
+          </w:pPr>
+          <w:r>
+            <w:rPr>
+              <w:color w:val="000000"/>
+              <w:sz w:val="18"/>
+            </w:rPr>
+            <w:t xml:space="preserve">2. 기후 변화가 계속되는 것을 고려할 때, 전문가들은 우리가 직면한 상황이 단순히 가끔 찾아오는 가뭄이 아니라 수십 년 동안 이어질 수 있는 심각한 가뭄이라고 경고한다.</w:t>
+          </w:r>
+        </w:p>
+      </w:sdtContent>
+    </w:sdt>
+    <w:sdt>
+      <w:sdtPr>
+        <w:tag w:val="gyogwaseo:answers/mock1"/>
+      </w:sdtPr>
+      <w:sdtContent>
+        <w:p>
+          <w:pPr>
+            <w:keepNext/>
+            <w:keepLines/>
+            <w:pageBreakBefore w:val="1"/>
+            <w:spacing w:before="40" w:after="40" w:line="358" w:lineRule="exact"/>
+          </w:pPr>
+          <w:r>
+            <w:rPr>
+              <w:b/>
+              <w:color w:val="1F3864"/>
+              <w:sz w:val="25"/>
+              <w:szCs w:val="25"/>
+            </w:rPr>
+            <w:t xml:space="preserve">미니 모의고사 1회 정답과 해설</w:t>
+          </w:r>
+        </w:p>
+        <w:p>
+          <w:pPr>
+            <w:keepNext/>
+            <w:keepLines/>
+            <w:spacing w:before="30" w:after="40" w:line="276"/>
+          </w:pPr>
+          <w:r>
+            <w:rPr>
+              <w:b/>
+              <w:color w:val="000000"/>
+              <w:sz w:val="20"/>
+            </w:rPr>
+            <w:t xml:space="preserve">1.  </w:t>
+          </w:r>
+          <w:r>
+            <w:rPr>
+              <w:rFonts w:ascii="맑은 고딕" w:hAnsi="맑은 고딕" w:eastAsia="맑은 고딕" w:cs="맑은 고딕" w:hint="eastAsia"/>
+              <w:b/>
+              <w:color w:val="C00000"/>
+              <w:sz w:val="20"/>
+            </w:rPr>
+            <w:t xml:space="preserve">③</w:t>
+          </w:r>
+        </w:p>
+        <w:p>
+          <w:pPr>
+            <w:keepNext/>
+            <w:keepLines/>
+            <w:spacing w:after="40" w:before="30" w:line="276"/>
+            <w:ind w:left="170"/>
+          </w:pPr>
+          <w:r>
+            <w:rPr>
+              <w:b/>
+              <w:color w:val="666666"/>
+              <w:sz w:val="17"/>
+            </w:rPr>
+            <w:t xml:space="preserve">정답 근거</w:t>
+          </w:r>
+        </w:p>
+        <w:p>
+          <w:pPr>
+            <w:keepNext/>
+            <w:keepLines/>
+            <w:spacing w:before="30" w:after="40" w:line="276"/>
+            <w:ind w:left="170"/>
+          </w:pPr>
+          <w:r>
+            <w:rPr>
+              <w:color w:val="000000"/>
+              <w:sz w:val="18"/>
+            </w:rPr>
+            <w:t xml:space="preserve">Droughts cause reduced harvests, food shortages, and hunger, especially for the poor.</w:t>
+          </w:r>
+        </w:p>
+        <w:p>
+          <w:pPr>
+            <w:keepNext w:val="0"/>
+            <w:keepLines/>
+            <w:spacing w:before="30" w:after="40" w:line="276"/>
+            <w:ind w:left="170"/>
+          </w:pPr>
+          <w:r>
+            <w:rPr>
+              <w:color w:val="000000"/>
+              <w:sz w:val="18"/>
+            </w:rPr>
+            <w:t xml:space="preserve">가뭄은 수확량 감소, 식량 부족, 굶주림을 일으킨다고 했다. 따라서 가뭄이 더 적은 수확과 식량 부족을 가져올 수 있다는 </w:t>
+          </w:r>
+          <w:r>
+            <w:rPr>
+              <w:rFonts w:ascii="맑은 고딕" w:hAnsi="맑은 고딕" w:eastAsia="맑은 고딕" w:cs="맑은 고딕" w:hint="eastAsia"/>
+              <w:color w:val="000000"/>
+              <w:sz w:val="18"/>
+            </w:rPr>
+            <w:t xml:space="preserve">③</w:t>
+          </w:r>
+          <w:r>
+            <w:rPr>
+              <w:color w:val="000000"/>
+              <w:sz w:val="18"/>
+            </w:rPr>
+            <w:t xml:space="preserve">이 글의 내용과 일치한다.</w:t>
+          </w:r>
+        </w:p>
+        <w:p>
+          <w:pPr>
+            <w:keepNext/>
+            <w:keepLines/>
+            <w:spacing w:after="40" w:before="30" w:line="276"/>
+            <w:ind w:left="170"/>
+          </w:pPr>
+          <w:r>
+            <w:rPr>
+              <w:b/>
+              <w:color w:val="666666"/>
+              <w:sz w:val="17"/>
+            </w:rPr>
+            <w:t xml:space="preserve">선지 해석</w:t>
+          </w:r>
+        </w:p>
+        <w:p>
+          <w:pPr>
+            <w:keepNext w:val="1"/>
+            <w:keepLines/>
+            <w:spacing w:after="40" w:before="30" w:line="276"/>
+            <w:ind w:left="300" w:hanging="130"/>
+          </w:pPr>
+          <w:r>
+            <w:rPr>
+              <w:rFonts w:ascii="맑은 고딕" w:hAnsi="맑은 고딕" w:eastAsia="맑은 고딕" w:cs="맑은 고딕" w:hint="eastAsia"/>
+              <w:b/>
+              <w:color w:val="2E5496"/>
+              <w:sz w:val="17"/>
+              <w:szCs w:val="17"/>
+            </w:rPr>
+            <w:t xml:space="preserve">①</w:t>
+          </w:r>
+          <w:r>
+            <w:rPr>
+              <w:b/>
+              <w:color w:val="2E5496"/>
+              <w:sz w:val="17"/>
+              <w:szCs w:val="17"/>
+            </w:rPr>
+            <w:t xml:space="preserve">   </w:t>
+          </w:r>
+          <w:r>
+            <w:rPr>
+              <w:color w:val="000000"/>
+              <w:sz w:val="17"/>
+              <w:szCs w:val="17"/>
+              <w:b w:val="0"/>
+              <w:bCs w:val="0"/>
+            </w:rPr>
+            <w:t xml:space="preserve">The hunger stone in the Czech town was found in the spring of 2022.   </w:t>
+          </w:r>
+          <w:r>
+            <w:rPr>
+              <w:color w:val="666666"/>
+              <w:sz w:val="17"/>
+              <w:szCs w:val="17"/>
+              <w:b w:val="0"/>
+              <w:bCs w:val="0"/>
+            </w:rPr>
+            <w:t xml:space="preserve">(체코 마을의 기아석은 2022년 봄에 발견되었다.)</w:t>
+          </w:r>
+        </w:p>
+        <w:p>
+          <w:pPr>
+            <w:keepNext w:val="1"/>
+            <w:keepLines/>
+            <w:spacing w:after="40" w:before="30" w:line="276"/>
+            <w:ind w:left="300" w:hanging="130"/>
+          </w:pPr>
+          <w:r>
+            <w:rPr>
+              <w:rFonts w:ascii="맑은 고딕" w:hAnsi="맑은 고딕" w:eastAsia="맑은 고딕" w:cs="맑은 고딕" w:hint="eastAsia"/>
+              <w:b/>
+              <w:color w:val="2E5496"/>
+              <w:sz w:val="17"/>
+              <w:szCs w:val="17"/>
+            </w:rPr>
+            <w:t xml:space="preserve">②</w:t>
+          </w:r>
+          <w:r>
+            <w:rPr>
+              <w:b/>
+              <w:color w:val="2E5496"/>
+              <w:sz w:val="17"/>
+              <w:szCs w:val="17"/>
+            </w:rPr>
+            <w:t xml:space="preserve">   </w:t>
+          </w:r>
+          <w:r>
+            <w:rPr>
+              <w:color w:val="000000"/>
+              <w:sz w:val="17"/>
+              <w:szCs w:val="17"/>
+              <w:b w:val="0"/>
+              <w:bCs w:val="0"/>
+            </w:rPr>
+            <w:t xml:space="preserve">The drought in Europe in 2022 was the worst one in 50 years.   </w:t>
+          </w:r>
+          <w:r>
+            <w:rPr>
+              <w:color w:val="666666"/>
+              <w:sz w:val="17"/>
+              <w:szCs w:val="17"/>
+              <w:b w:val="0"/>
+              <w:bCs w:val="0"/>
+            </w:rPr>
+            <w:t xml:space="preserve">(2022년 유럽의 가뭄은 50년 만의 최악의 가뭄이었다.)</w:t>
+          </w:r>
+        </w:p>
+        <w:p>
+          <w:pPr>
+            <w:keepNext w:val="1"/>
+            <w:keepLines/>
+            <w:spacing w:after="40" w:before="30" w:line="276"/>
+            <w:ind w:left="300" w:hanging="130"/>
+          </w:pPr>
+          <w:r>
+            <w:rPr>
+              <w:rFonts w:ascii="맑은 고딕" w:hAnsi="맑은 고딕" w:eastAsia="맑은 고딕" w:cs="맑은 고딕" w:hint="eastAsia"/>
+              <w:b/>
+              <w:color w:val="FF0000"/>
+              <w:sz w:val="17"/>
+              <w:szCs w:val="17"/>
+            </w:rPr>
+            <w:t xml:space="preserve">③</w:t>
+          </w:r>
+          <w:r>
+            <w:rPr>
+              <w:b/>
+              <w:color w:val="FF0000"/>
+              <w:sz w:val="17"/>
+              <w:szCs w:val="17"/>
+            </w:rPr>
+            <w:t xml:space="preserve">   </w:t>
+          </w:r>
+          <w:r>
+            <w:rPr>
+              <w:color w:val="000000"/>
+              <w:sz w:val="17"/>
+              <w:szCs w:val="17"/>
+              <w:b w:val="0"/>
+              <w:bCs w:val="0"/>
+            </w:rPr>
+            <w:t xml:space="preserve">Droughts can bring smaller harvests and a lack of food.   </w:t>
+          </w:r>
+          <w:r>
+            <w:rPr>
+              <w:color w:val="666666"/>
+              <w:sz w:val="17"/>
+              <w:szCs w:val="17"/>
+              <w:b w:val="0"/>
+              <w:bCs w:val="0"/>
+            </w:rPr>
+            <w:t xml:space="preserve">(가뭄은 더 적은 수확과 식량 부족을 가져올 수 있다.)</w:t>
+          </w:r>
+        </w:p>
+        <w:p>
+          <w:pPr>
+            <w:keepNext w:val="1"/>
+            <w:keepLines/>
+            <w:spacing w:after="40" w:before="30" w:line="276"/>
+            <w:ind w:left="300" w:hanging="130"/>
+          </w:pPr>
+          <w:r>
+            <w:rPr>
+              <w:rFonts w:ascii="맑은 고딕" w:hAnsi="맑은 고딕" w:eastAsia="맑은 고딕" w:cs="맑은 고딕" w:hint="eastAsia"/>
+              <w:b/>
+              <w:color w:val="2E5496"/>
+              <w:sz w:val="17"/>
+              <w:szCs w:val="17"/>
+            </w:rPr>
+            <w:t xml:space="preserve">④</w:t>
+          </w:r>
+          <w:r>
+            <w:rPr>
+              <w:b/>
+              <w:color w:val="2E5496"/>
+              <w:sz w:val="17"/>
+              <w:szCs w:val="17"/>
+            </w:rPr>
+            <w:t xml:space="preserve">   </w:t>
+          </w:r>
+          <w:r>
+            <w:rPr>
+              <w:color w:val="000000"/>
+              <w:sz w:val="17"/>
+              <w:szCs w:val="17"/>
+              <w:b w:val="0"/>
+              <w:bCs w:val="0"/>
+            </w:rPr>
+            <w:t xml:space="preserve">Hunger stones can be found only along the Elbe River.   </w:t>
+          </w:r>
+          <w:r>
+            <w:rPr>
+              <w:color w:val="666666"/>
+              <w:sz w:val="17"/>
+              <w:szCs w:val="17"/>
+              <w:b w:val="0"/>
+              <w:bCs w:val="0"/>
+            </w:rPr>
+            <w:t xml:space="preserve">(기아석은 엘베강을 따라서만 발견될 수 있다.)</w:t>
+          </w:r>
+        </w:p>
+        <w:p>
+          <w:pPr>
+            <w:keepNext w:val="0"/>
+            <w:keepLines/>
+            <w:spacing w:after="40" w:before="30" w:line="276"/>
+            <w:ind w:left="300" w:hanging="130"/>
+          </w:pPr>
+          <w:r>
+            <w:rPr>
+              <w:rFonts w:ascii="맑은 고딕" w:hAnsi="맑은 고딕" w:eastAsia="맑은 고딕" w:cs="맑은 고딕" w:hint="eastAsia"/>
+              <w:b/>
+              <w:color w:val="2E5496"/>
+              <w:sz w:val="17"/>
+              <w:szCs w:val="17"/>
+            </w:rPr>
+            <w:t xml:space="preserve">⑤</w:t>
+          </w:r>
+          <w:r>
+            <w:rPr>
+              <w:b/>
+              <w:color w:val="2E5496"/>
+              <w:sz w:val="17"/>
+              <w:szCs w:val="17"/>
+            </w:rPr>
+            <w:t xml:space="preserve">   </w:t>
+          </w:r>
+          <w:r>
+            <w:rPr>
+              <w:color w:val="000000"/>
+              <w:sz w:val="17"/>
+              <w:szCs w:val="17"/>
+              <w:b w:val="0"/>
+              <w:bCs w:val="0"/>
+            </w:rPr>
+            <w:t xml:space="preserve">The poor are the least affected by droughts.   </w:t>
+          </w:r>
+          <w:r>
+            <w:rPr>
+              <w:color w:val="666666"/>
+              <w:sz w:val="17"/>
+              <w:szCs w:val="17"/>
+              <w:b w:val="0"/>
+              <w:bCs w:val="0"/>
+            </w:rPr>
+            <w:t xml:space="preserve">(가난한 사람들이 가뭄의 영향을 가장 적게 받는다.)</w:t>
+          </w:r>
+        </w:p>
+        <w:p>
+          <w:pPr>
+            <w:keepNext/>
+            <w:keepLines/>
+            <w:spacing w:after="40" w:before="30" w:line="276"/>
+            <w:ind w:left="170"/>
+          </w:pPr>
+          <w:r>
+            <w:rPr>
+              <w:b/>
+              <w:color w:val="666666"/>
+              <w:sz w:val="17"/>
+            </w:rPr>
+            <w:t xml:space="preserve">오답 정리</w:t>
+          </w:r>
+        </w:p>
+        <w:p>
+          <w:pPr>
+            <w:keepNext w:val="1"/>
+            <w:keepLines/>
+            <w:spacing w:after="40" w:before="30" w:line="276"/>
+            <w:ind w:left="300" w:hanging="130"/>
+          </w:pPr>
+          <w:r>
+            <w:rPr>
+              <w:rFonts w:ascii="맑은 고딕" w:hAnsi="맑은 고딕" w:eastAsia="맑은 고딕" w:cs="맑은 고딕" w:hint="eastAsia"/>
+              <w:b/>
+              <w:color w:val="2E5496"/>
+              <w:sz w:val="17"/>
+            </w:rPr>
+            <w:t xml:space="preserve">①</w:t>
+          </w:r>
+          <w:r>
+            <w:rPr>
+              <w:b/>
+              <w:color w:val="2E5496"/>
+              <w:sz w:val="17"/>
+            </w:rPr>
+            <w:t xml:space="preserve">   </w:t>
+          </w:r>
+          <w:r>
+            <w:rPr>
+              <w:color w:val="666666"/>
+              <w:sz w:val="17"/>
+            </w:rPr>
+            <w:t xml:space="preserve">“In the summer of 2022”라고 했으므로 봄이 아니라 여름이다.</w:t>
+          </w:r>
+        </w:p>
+        <w:p>
+          <w:pPr>
+            <w:keepNext w:val="1"/>
+            <w:keepLines/>
+            <w:spacing w:after="40" w:before="30" w:line="276"/>
+            <w:ind w:left="300" w:hanging="130"/>
+          </w:pPr>
+          <w:r>
+            <w:rPr>
+              <w:rFonts w:ascii="맑은 고딕" w:hAnsi="맑은 고딕" w:eastAsia="맑은 고딕" w:cs="맑은 고딕" w:hint="eastAsia"/>
+              <w:b/>
+              <w:color w:val="2E5496"/>
+              <w:sz w:val="17"/>
+            </w:rPr>
+            <w:t xml:space="preserve">②</w:t>
+          </w:r>
+          <w:r>
+            <w:rPr>
+              <w:b/>
+              <w:color w:val="2E5496"/>
+              <w:sz w:val="17"/>
+            </w:rPr>
+            <w:t xml:space="preserve">   </w:t>
+          </w:r>
+          <w:r>
+            <w:rPr>
+              <w:color w:val="666666"/>
+              <w:sz w:val="17"/>
+            </w:rPr>
+            <w:t xml:space="preserve">“the worst drought in 500 years”라고 했으므로 50년이 아니라 500년 만의 최악이다.</w:t>
+          </w:r>
+        </w:p>
+        <w:p>
+          <w:pPr>
+            <w:keepNext w:val="1"/>
+            <w:keepLines/>
+            <w:spacing w:after="40" w:before="30" w:line="276"/>
+            <w:ind w:left="300" w:hanging="130"/>
+          </w:pPr>
+          <w:r>
+            <w:rPr>
+              <w:rFonts w:ascii="맑은 고딕" w:hAnsi="맑은 고딕" w:eastAsia="맑은 고딕" w:cs="맑은 고딕" w:hint="eastAsia"/>
+              <w:b/>
+              <w:color w:val="2E5496"/>
+              <w:sz w:val="17"/>
+            </w:rPr>
+            <w:t xml:space="preserve">④</w:t>
+          </w:r>
+          <w:r>
+            <w:rPr>
+              <w:b/>
+              <w:color w:val="2E5496"/>
+              <w:sz w:val="17"/>
+            </w:rPr>
+            <w:t xml:space="preserve">   </w:t>
+          </w:r>
+          <w:r>
+            <w:rPr>
+              <w:color w:val="666666"/>
+              <w:sz w:val="17"/>
+            </w:rPr>
+            <w:t xml:space="preserve">“found in rivers across central Europe”라고 했으므로 엘베강에서만 발견되는 것이 아니다.</w:t>
+          </w:r>
+        </w:p>
+        <w:p>
+          <w:pPr>
+            <w:keepNext w:val="0"/>
+            <w:keepLines/>
+            <w:spacing w:after="40" w:before="30" w:line="276"/>
+            <w:ind w:left="300" w:hanging="130"/>
+          </w:pPr>
+          <w:r>
+            <w:rPr>
+              <w:rFonts w:ascii="맑은 고딕" w:hAnsi="맑은 고딕" w:eastAsia="맑은 고딕" w:cs="맑은 고딕" w:hint="eastAsia"/>
+              <w:b/>
+              <w:color w:val="2E5496"/>
+              <w:sz w:val="17"/>
+            </w:rPr>
+            <w:t xml:space="preserve">⑤</w:t>
+          </w:r>
+          <w:r>
+            <w:rPr>
+              <w:b/>
+              <w:color w:val="2E5496"/>
+              <w:sz w:val="17"/>
+            </w:rPr>
+            <w:t xml:space="preserve">   </w:t>
+          </w:r>
+          <w:r>
+            <w:rPr>
+              <w:color w:val="666666"/>
+              <w:sz w:val="17"/>
+            </w:rPr>
+            <w:t xml:space="preserve">“especially for the poor”라고 했으므로 가난한 사람들이 특히 큰 영향을 받는다.</w:t>
+          </w:r>
+        </w:p>
+        <w:p>
+          <w:pPr>
+            <w:keepNext/>
+            <w:keepLines/>
+            <w:spacing w:before="30" w:after="40" w:line="276"/>
+          </w:pPr>
+          <w:r>
+            <w:rPr>
+              <w:b/>
+              <w:color w:val="000000"/>
+              <w:sz w:val="20"/>
+            </w:rPr>
+            <w:t xml:space="preserve">2.  </w:t>
+          </w:r>
+          <w:r>
+            <w:rPr>
+              <w:rFonts w:ascii="맑은 고딕" w:hAnsi="맑은 고딕" w:eastAsia="맑은 고딕" w:cs="맑은 고딕" w:hint="eastAsia"/>
+              <w:b/>
+              <w:color w:val="C00000"/>
+              <w:sz w:val="20"/>
+            </w:rPr>
+            <w:t xml:space="preserve">②</w:t>
+          </w:r>
+        </w:p>
+        <w:p>
+          <w:pPr>
+            <w:keepNext/>
+            <w:keepLines/>
+            <w:spacing w:after="40" w:before="30" w:line="276"/>
+            <w:ind w:left="170"/>
+          </w:pPr>
+          <w:r>
+            <w:rPr>
+              <w:b/>
+              <w:color w:val="666666"/>
+              <w:sz w:val="17"/>
+            </w:rPr>
+            <w:t xml:space="preserve">정답 근거</w:t>
+          </w:r>
+        </w:p>
+        <w:p>
+          <w:pPr>
+            <w:keepNext/>
+            <w:keepLines/>
+            <w:spacing w:before="30" w:after="40" w:line="276"/>
+            <w:ind w:left="170"/>
+          </w:pPr>
+          <w:r>
+            <w:rPr>
+              <w:color w:val="000000"/>
+              <w:sz w:val="18"/>
+            </w:rPr>
+            <w:t xml:space="preserve">However, when droughts occur and water levels retreat, these stones become visible.</w:t>
+          </w:r>
+        </w:p>
+        <w:p>
+          <w:pPr>
+            <w:keepNext w:val="0"/>
+            <w:keepLines/>
+            <w:spacing w:before="30" w:after="40" w:line="276"/>
+            <w:ind w:left="170"/>
+          </w:pPr>
+          <w:r>
+            <w:rPr>
+              <w:color w:val="000000"/>
+              <w:sz w:val="18"/>
+            </w:rPr>
+            <w:t xml:space="preserve">기아석은 보통 물속에 있다가 가뭄이 들어 수위가 내려가야 보이게 되고, 가뭄은 수확 감소·식량 부족·굶주림을 일으키며, 돌의 글은 이런 고난을 경고한다고 믿어진다. 따라서 “나를 보면 울어라”는 이 돌이 보인다면 가뭄으로 굶주림과 힘든 시기가 오고 있다는 뜻이다.</w:t>
+          </w:r>
+        </w:p>
+        <w:p>
+          <w:pPr>
+            <w:keepNext/>
+            <w:keepLines/>
+            <w:spacing w:after="40" w:before="30" w:line="276"/>
+            <w:ind w:left="170"/>
+          </w:pPr>
+          <w:r>
+            <w:rPr>
+              <w:b/>
+              <w:color w:val="666666"/>
+              <w:sz w:val="17"/>
+            </w:rPr>
+            <w:t xml:space="preserve">선지 해석</w:t>
+          </w:r>
+        </w:p>
+        <w:p>
+          <w:pPr>
+            <w:keepNext w:val="1"/>
+            <w:keepLines/>
+            <w:spacing w:after="40" w:before="30" w:line="276"/>
+            <w:ind w:left="300" w:hanging="130"/>
+          </w:pPr>
+          <w:r>
+            <w:rPr>
+              <w:rFonts w:ascii="맑은 고딕" w:hAnsi="맑은 고딕" w:eastAsia="맑은 고딕" w:cs="맑은 고딕" w:hint="eastAsia"/>
+              <w:b/>
+              <w:color w:val="2E5496"/>
+              <w:sz w:val="17"/>
+              <w:szCs w:val="17"/>
+            </w:rPr>
+            <w:t xml:space="preserve">①</w:t>
+          </w:r>
+          <w:r>
+            <w:rPr>
+              <w:b/>
+              <w:color w:val="2E5496"/>
+              <w:sz w:val="17"/>
+              <w:szCs w:val="17"/>
+            </w:rPr>
+            <w:t xml:space="preserve">   </w:t>
+          </w:r>
+          <w:r>
+            <w:rPr>
+              <w:color w:val="000000"/>
+              <w:sz w:val="17"/>
+              <w:szCs w:val="17"/>
+              <w:b w:val="0"/>
+              <w:bCs w:val="0"/>
+            </w:rPr>
+            <w:t xml:space="preserve">The stone was placed in the river to remember people who died in floods.   </w:t>
+          </w:r>
+          <w:r>
+            <w:rPr>
+              <w:color w:val="666666"/>
+              <w:sz w:val="17"/>
+              <w:szCs w:val="17"/>
+              <w:b w:val="0"/>
+              <w:bCs w:val="0"/>
+            </w:rPr>
+            <w:t xml:space="preserve">(그 돌은 홍수로 죽은 사람들을 기억하기 위해 강에 놓였다.)</w:t>
+          </w:r>
+        </w:p>
+        <w:p>
+          <w:pPr>
+            <w:keepNext w:val="1"/>
+            <w:keepLines/>
+            <w:spacing w:after="40" w:before="30" w:line="276"/>
+            <w:ind w:left="300" w:hanging="130"/>
+          </w:pPr>
+          <w:r>
+            <w:rPr>
+              <w:rFonts w:ascii="맑은 고딕" w:hAnsi="맑은 고딕" w:eastAsia="맑은 고딕" w:cs="맑은 고딕" w:hint="eastAsia"/>
+              <w:b/>
+              <w:color w:val="FF0000"/>
+              <w:sz w:val="17"/>
+              <w:szCs w:val="17"/>
+            </w:rPr>
+            <w:t xml:space="preserve">②</w:t>
+          </w:r>
+          <w:r>
+            <w:rPr>
+              <w:b/>
+              <w:color w:val="FF0000"/>
+              <w:sz w:val="17"/>
+              <w:szCs w:val="17"/>
+            </w:rPr>
+            <w:t xml:space="preserve">   </w:t>
+          </w:r>
+          <w:r>
+            <w:rPr>
+              <w:color w:val="000000"/>
+              <w:sz w:val="17"/>
+              <w:szCs w:val="17"/>
+              <w:b w:val="0"/>
+              <w:bCs w:val="0"/>
+            </w:rPr>
+            <w:t xml:space="preserve">When this stone can be seen, a drought is bringing hunger and hard times.   </w:t>
+          </w:r>
+          <w:r>
+            <w:rPr>
+              <w:color w:val="666666"/>
+              <w:sz w:val="17"/>
+              <w:szCs w:val="17"/>
+              <w:b w:val="0"/>
+              <w:bCs w:val="0"/>
+            </w:rPr>
+            <w:t xml:space="preserve">(이 돌이 보일 때는 가뭄이 굶주림과 힘든 시기를 가져오고 있다.)</w:t>
+          </w:r>
+        </w:p>
+        <w:p>
+          <w:pPr>
+            <w:keepNext w:val="1"/>
+            <w:keepLines/>
+            <w:spacing w:after="40" w:before="30" w:line="276"/>
+            <w:ind w:left="300" w:hanging="130"/>
+          </w:pPr>
+          <w:r>
+            <w:rPr>
+              <w:rFonts w:ascii="맑은 고딕" w:hAnsi="맑은 고딕" w:eastAsia="맑은 고딕" w:cs="맑은 고딕" w:hint="eastAsia"/>
+              <w:b/>
+              <w:color w:val="2E5496"/>
+              <w:sz w:val="17"/>
+              <w:szCs w:val="17"/>
+            </w:rPr>
+            <w:t xml:space="preserve">③</w:t>
+          </w:r>
+          <w:r>
+            <w:rPr>
+              <w:b/>
+              <w:color w:val="2E5496"/>
+              <w:sz w:val="17"/>
+              <w:szCs w:val="17"/>
+            </w:rPr>
+            <w:t xml:space="preserve">   </w:t>
+          </w:r>
+          <w:r>
+            <w:rPr>
+              <w:color w:val="000000"/>
+              <w:sz w:val="17"/>
+              <w:szCs w:val="17"/>
+              <w:b w:val="0"/>
+              <w:bCs w:val="0"/>
+            </w:rPr>
+            <w:t xml:space="preserve">People should feel sad because the old stone has been damaged by water.   </w:t>
+          </w:r>
+          <w:r>
+            <w:rPr>
+              <w:color w:val="666666"/>
+              <w:sz w:val="17"/>
+              <w:szCs w:val="17"/>
+              <w:b w:val="0"/>
+              <w:bCs w:val="0"/>
+            </w:rPr>
+            <w:t xml:space="preserve">(오래된 돌이 물에 의해 손상되었기 때문에 사람들은 슬퍼해야 한다.)</w:t>
+          </w:r>
+        </w:p>
+        <w:p>
+          <w:pPr>
+            <w:keepNext w:val="1"/>
+            <w:keepLines/>
+            <w:spacing w:after="40" w:before="30" w:line="276"/>
+            <w:ind w:left="300" w:hanging="130"/>
+          </w:pPr>
+          <w:r>
+            <w:rPr>
+              <w:rFonts w:ascii="맑은 고딕" w:hAnsi="맑은 고딕" w:eastAsia="맑은 고딕" w:cs="맑은 고딕" w:hint="eastAsia"/>
+              <w:b/>
+              <w:color w:val="2E5496"/>
+              <w:sz w:val="17"/>
+              <w:szCs w:val="17"/>
+            </w:rPr>
+            <w:t xml:space="preserve">④</w:t>
+          </w:r>
+          <w:r>
+            <w:rPr>
+              <w:b/>
+              <w:color w:val="2E5496"/>
+              <w:sz w:val="17"/>
+              <w:szCs w:val="17"/>
+            </w:rPr>
+            <w:t xml:space="preserve">   </w:t>
+          </w:r>
+          <w:r>
+            <w:rPr>
+              <w:color w:val="000000"/>
+              <w:sz w:val="17"/>
+              <w:szCs w:val="17"/>
+              <w:b w:val="0"/>
+              <w:bCs w:val="0"/>
+            </w:rPr>
+            <w:t xml:space="preserve">Anyone who finds the stone should return it to the river at once.   </w:t>
+          </w:r>
+          <w:r>
+            <w:rPr>
+              <w:color w:val="666666"/>
+              <w:sz w:val="17"/>
+              <w:szCs w:val="17"/>
+              <w:b w:val="0"/>
+              <w:bCs w:val="0"/>
+            </w:rPr>
+            <w:t xml:space="preserve">(그 돌을 발견하는 사람은 누구든 즉시 그것을 강에 돌려놓아야 한다.)</w:t>
+          </w:r>
+        </w:p>
+        <w:p>
+          <w:pPr>
+            <w:keepNext w:val="0"/>
+            <w:keepLines/>
+            <w:spacing w:after="40" w:before="30" w:line="276"/>
+            <w:ind w:left="300" w:hanging="130"/>
+          </w:pPr>
+          <w:r>
+            <w:rPr>
+              <w:rFonts w:ascii="맑은 고딕" w:hAnsi="맑은 고딕" w:eastAsia="맑은 고딕" w:cs="맑은 고딕" w:hint="eastAsia"/>
+              <w:b/>
+              <w:color w:val="2E5496"/>
+              <w:sz w:val="17"/>
+              <w:szCs w:val="17"/>
+            </w:rPr>
+            <w:t xml:space="preserve">⑤</w:t>
+          </w:r>
+          <w:r>
+            <w:rPr>
+              <w:b/>
+              <w:color w:val="2E5496"/>
+              <w:sz w:val="17"/>
+              <w:szCs w:val="17"/>
+            </w:rPr>
+            <w:t xml:space="preserve">   </w:t>
+          </w:r>
+          <w:r>
+            <w:rPr>
+              <w:color w:val="000000"/>
+              <w:sz w:val="17"/>
+              <w:szCs w:val="17"/>
+              <w:b w:val="0"/>
+              <w:bCs w:val="0"/>
+            </w:rPr>
+            <w:t xml:space="preserve">The stone marks the place where people used to say goodbye to each other.   </w:t>
+          </w:r>
+          <w:r>
+            <w:rPr>
+              <w:color w:val="666666"/>
+              <w:sz w:val="17"/>
+              <w:szCs w:val="17"/>
+              <w:b w:val="0"/>
+              <w:bCs w:val="0"/>
+            </w:rPr>
+            <w:t xml:space="preserve">(그 돌은 사람들이 서로 작별 인사를 하던 장소를 표시한다.)</w:t>
+          </w:r>
+        </w:p>
+        <w:p>
+          <w:pPr>
+            <w:keepNext/>
+            <w:keepLines/>
+            <w:spacing w:after="40" w:before="30" w:line="276"/>
+            <w:ind w:left="170"/>
+          </w:pPr>
+          <w:r>
+            <w:rPr>
+              <w:b/>
+              <w:color w:val="666666"/>
+              <w:sz w:val="17"/>
+            </w:rPr>
+            <w:t xml:space="preserve">오답 정리</w:t>
+          </w:r>
+        </w:p>
+        <w:p>
+          <w:pPr>
+            <w:keepNext w:val="1"/>
+            <w:keepLines/>
+            <w:spacing w:after="40" w:before="30" w:line="276"/>
+            <w:ind w:left="300" w:hanging="130"/>
+          </w:pPr>
+          <w:r>
+            <w:rPr>
+              <w:rFonts w:ascii="맑은 고딕" w:hAnsi="맑은 고딕" w:eastAsia="맑은 고딕" w:cs="맑은 고딕" w:hint="eastAsia"/>
+              <w:b/>
+              <w:color w:val="2E5496"/>
+              <w:sz w:val="17"/>
+            </w:rPr>
+            <w:t xml:space="preserve">①</w:t>
+          </w:r>
+          <w:r>
+            <w:rPr>
+              <w:b/>
+              <w:color w:val="2E5496"/>
+              <w:sz w:val="17"/>
+            </w:rPr>
+            <w:t xml:space="preserve">   </w:t>
+          </w:r>
+          <w:r>
+            <w:rPr>
+              <w:color w:val="666666"/>
+              <w:sz w:val="17"/>
+            </w:rPr>
+            <w:t xml:space="preserve">홍수가 아니라 가뭄과 관련된 돌이며, 죽은 사람들을 기억한다는 내용은 없다.</w:t>
+          </w:r>
+        </w:p>
+        <w:p>
+          <w:pPr>
+            <w:keepNext w:val="1"/>
+            <w:keepLines/>
+            <w:spacing w:after="40" w:before="30" w:line="276"/>
+            <w:ind w:left="300" w:hanging="130"/>
+          </w:pPr>
+          <w:r>
+            <w:rPr>
+              <w:rFonts w:ascii="맑은 고딕" w:hAnsi="맑은 고딕" w:eastAsia="맑은 고딕" w:cs="맑은 고딕" w:hint="eastAsia"/>
+              <w:b/>
+              <w:color w:val="2E5496"/>
+              <w:sz w:val="17"/>
+            </w:rPr>
+            <w:t xml:space="preserve">③</w:t>
+          </w:r>
+          <w:r>
+            <w:rPr>
+              <w:b/>
+              <w:color w:val="2E5496"/>
+              <w:sz w:val="17"/>
+            </w:rPr>
+            <w:t xml:space="preserve">   </w:t>
+          </w:r>
+          <w:r>
+            <w:rPr>
+              <w:color w:val="666666"/>
+              <w:sz w:val="17"/>
+            </w:rPr>
+            <w:t xml:space="preserve">돌이 물에 의해 손상되었다는 내용은 없고, 울어야 하는 이유는 가뭄이 가져올 고난이다.</w:t>
+          </w:r>
+        </w:p>
+        <w:p>
+          <w:pPr>
+            <w:keepNext w:val="1"/>
+            <w:keepLines/>
+            <w:spacing w:after="40" w:before="30" w:line="276"/>
+            <w:ind w:left="300" w:hanging="130"/>
+          </w:pPr>
+          <w:r>
+            <w:rPr>
+              <w:rFonts w:ascii="맑은 고딕" w:hAnsi="맑은 고딕" w:eastAsia="맑은 고딕" w:cs="맑은 고딕" w:hint="eastAsia"/>
+              <w:b/>
+              <w:color w:val="2E5496"/>
+              <w:sz w:val="17"/>
+            </w:rPr>
+            <w:t xml:space="preserve">④</w:t>
+          </w:r>
+          <w:r>
+            <w:rPr>
+              <w:b/>
+              <w:color w:val="2E5496"/>
+              <w:sz w:val="17"/>
+            </w:rPr>
+            <w:t xml:space="preserve">   </w:t>
+          </w:r>
+          <w:r>
+            <w:rPr>
+              <w:color w:val="666666"/>
+              <w:sz w:val="17"/>
+            </w:rPr>
+            <w:t xml:space="preserve">돌을 강에 돌려놓으라는 내용은 없다.</w:t>
+          </w:r>
+        </w:p>
+        <w:p>
+          <w:pPr>
+            <w:keepNext w:val="0"/>
+            <w:keepLines/>
+            <w:spacing w:after="40" w:before="30" w:line="276"/>
+            <w:ind w:left="300" w:hanging="130"/>
+          </w:pPr>
+          <w:r>
+            <w:rPr>
+              <w:rFonts w:ascii="맑은 고딕" w:hAnsi="맑은 고딕" w:eastAsia="맑은 고딕" w:cs="맑은 고딕" w:hint="eastAsia"/>
+              <w:b/>
+              <w:color w:val="2E5496"/>
+              <w:sz w:val="17"/>
+            </w:rPr>
+            <w:t xml:space="preserve">⑤</w:t>
+          </w:r>
+          <w:r>
+            <w:rPr>
+              <w:b/>
+              <w:color w:val="2E5496"/>
+              <w:sz w:val="17"/>
+            </w:rPr>
+            <w:t xml:space="preserve">   </w:t>
+          </w:r>
+          <w:r>
+            <w:rPr>
+              <w:color w:val="666666"/>
+              <w:sz w:val="17"/>
+            </w:rPr>
+            <w:t xml:space="preserve">작별 인사를 하던 장소라는 내용은 없다.</w:t>
+          </w:r>
+        </w:p>
+        <w:p>
+          <w:pPr>
+            <w:keepNext/>
+            <w:keepLines/>
+            <w:spacing w:before="30" w:after="40" w:line="276"/>
+          </w:pPr>
+          <w:r>
+            <w:rPr>
+              <w:b/>
+              <w:color w:val="000000"/>
+              <w:sz w:val="20"/>
+            </w:rPr>
+            <w:t xml:space="preserve">3.  </w:t>
+          </w:r>
+          <w:r>
+            <w:rPr>
+              <w:rFonts w:ascii="맑은 고딕" w:hAnsi="맑은 고딕" w:eastAsia="맑은 고딕" w:cs="맑은 고딕" w:hint="eastAsia"/>
+              <w:b/>
+              <w:color w:val="C00000"/>
+              <w:sz w:val="20"/>
+            </w:rPr>
+            <w:t xml:space="preserve">⑤</w:t>
+          </w:r>
+        </w:p>
+        <w:p>
+          <w:pPr>
+            <w:keepNext/>
+            <w:keepLines/>
+            <w:spacing w:after="40" w:before="30" w:line="276"/>
+            <w:ind w:left="170"/>
+          </w:pPr>
+          <w:r>
+            <w:rPr>
+              <w:b/>
+              <w:color w:val="666666"/>
+              <w:sz w:val="17"/>
+            </w:rPr>
+            <w:t xml:space="preserve">정답 근거</w:t>
+          </w:r>
+        </w:p>
+        <w:p>
+          <w:pPr>
+            <w:keepNext/>
+            <w:keepLines/>
+            <w:spacing w:before="30" w:after="40" w:line="276"/>
+            <w:ind w:left="170"/>
+          </w:pPr>
+          <w:r>
+            <w:rPr>
+              <w:color w:val="000000"/>
+              <w:sz w:val="18"/>
+            </w:rPr>
+            <w:t xml:space="preserve">The stones are significant because they bear records of the past severe droughts.</w:t>
+          </w:r>
+        </w:p>
+        <w:p>
+          <w:pPr>
+            <w:keepNext w:val="0"/>
+            <w:keepLines/>
+            <w:spacing w:before="30" w:after="40" w:line="276"/>
+            <w:ind w:left="170"/>
+          </w:pPr>
+          <w:r>
+            <w:rPr>
+              <w:color w:val="000000"/>
+              <w:sz w:val="18"/>
+            </w:rPr>
+            <w:t xml:space="preserve">기아석은 과거의 심각한 가뭄 기록을 담고 있어 중요하며, 돌의 글은 가뭄이 가져오는 고난을 경고하고 사람들에게 대비하라고 촉구한다고 믿어진다. 따라서 </w:t>
+          </w:r>
+          <w:r>
+            <w:rPr>
+              <w:rFonts w:ascii="맑은 고딕" w:hAnsi="맑은 고딕" w:eastAsia="맑은 고딕" w:cs="맑은 고딕" w:hint="eastAsia"/>
+              <w:color w:val="000000"/>
+              <w:sz w:val="18"/>
+            </w:rPr>
+            <w:t xml:space="preserve">⑤</w:t>
+          </w:r>
+          <w:r>
+            <w:rPr>
+              <w:color w:val="000000"/>
+              <w:sz w:val="18"/>
+            </w:rPr>
+            <w:t xml:space="preserve">가 요지다.</w:t>
+          </w:r>
+        </w:p>
+        <w:p>
+          <w:pPr>
+            <w:keepNext/>
+            <w:keepLines/>
+            <w:spacing w:after="40" w:before="30" w:line="276"/>
+            <w:ind w:left="170"/>
+          </w:pPr>
+          <w:r>
+            <w:rPr>
+              <w:b/>
+              <w:color w:val="666666"/>
+              <w:sz w:val="17"/>
+            </w:rPr>
+            <w:t xml:space="preserve">선지 해석</w:t>
+          </w:r>
+        </w:p>
+        <w:p>
+          <w:pPr>
+            <w:keepNext w:val="1"/>
+            <w:keepLines/>
+            <w:spacing w:after="40" w:before="30" w:line="276"/>
+            <w:ind w:left="300" w:hanging="130"/>
+          </w:pPr>
+          <w:r>
+            <w:rPr>
+              <w:rFonts w:ascii="맑은 고딕" w:hAnsi="맑은 고딕" w:eastAsia="맑은 고딕" w:cs="맑은 고딕" w:hint="eastAsia"/>
+              <w:b/>
+              <w:color w:val="2E5496"/>
+              <w:sz w:val="17"/>
+              <w:szCs w:val="17"/>
+            </w:rPr>
+            <w:t xml:space="preserve">①</w:t>
+          </w:r>
+          <w:r>
+            <w:rPr>
+              <w:b/>
+              <w:color w:val="2E5496"/>
+              <w:sz w:val="17"/>
+              <w:szCs w:val="17"/>
+            </w:rPr>
+            <w:t xml:space="preserve">   </w:t>
+          </w:r>
+          <w:r>
+            <w:rPr>
+              <w:color w:val="000000"/>
+              <w:sz w:val="17"/>
+              <w:szCs w:val="17"/>
+              <w:b w:val="0"/>
+              <w:bCs w:val="0"/>
+            </w:rPr>
+            <w:t xml:space="preserve">Hunger stones were used to mark the best fishing spots in rivers.   </w:t>
+          </w:r>
+          <w:r>
+            <w:rPr>
+              <w:color w:val="666666"/>
+              <w:sz w:val="17"/>
+              <w:szCs w:val="17"/>
+              <w:b w:val="0"/>
+              <w:bCs w:val="0"/>
+            </w:rPr>
+            <w:t xml:space="preserve">(기아석은 강에서 가장 좋은 낚시 장소를 표시하는 데 쓰였다.)</w:t>
+          </w:r>
+        </w:p>
+        <w:p>
+          <w:pPr>
+            <w:keepNext w:val="1"/>
+            <w:keepLines/>
+            <w:spacing w:after="40" w:before="30" w:line="276"/>
+            <w:ind w:left="300" w:hanging="130"/>
+          </w:pPr>
+          <w:r>
+            <w:rPr>
+              <w:rFonts w:ascii="맑은 고딕" w:hAnsi="맑은 고딕" w:eastAsia="맑은 고딕" w:cs="맑은 고딕" w:hint="eastAsia"/>
+              <w:b/>
+              <w:color w:val="2E5496"/>
+              <w:sz w:val="17"/>
+              <w:szCs w:val="17"/>
+            </w:rPr>
+            <w:t xml:space="preserve">②</w:t>
+          </w:r>
+          <w:r>
+            <w:rPr>
+              <w:b/>
+              <w:color w:val="2E5496"/>
+              <w:sz w:val="17"/>
+              <w:szCs w:val="17"/>
+            </w:rPr>
+            <w:t xml:space="preserve">   </w:t>
+          </w:r>
+          <w:r>
+            <w:rPr>
+              <w:color w:val="000000"/>
+              <w:sz w:val="17"/>
+              <w:szCs w:val="17"/>
+              <w:b w:val="0"/>
+              <w:bCs w:val="0"/>
+            </w:rPr>
+            <w:t xml:space="preserve">People carved words on stones to celebrate good harvests.   </w:t>
+          </w:r>
+          <w:r>
+            <w:rPr>
+              <w:color w:val="666666"/>
+              <w:sz w:val="17"/>
+              <w:szCs w:val="17"/>
+              <w:b w:val="0"/>
+              <w:bCs w:val="0"/>
+            </w:rPr>
+            <w:t xml:space="preserve">(사람들은 좋은 수확을 축하하기 위해 돌에 글을 새겼다.)</w:t>
+          </w:r>
+        </w:p>
+        <w:p>
+          <w:pPr>
+            <w:keepNext w:val="1"/>
+            <w:keepLines/>
+            <w:spacing w:after="40" w:before="30" w:line="276"/>
+            <w:ind w:left="300" w:hanging="130"/>
+          </w:pPr>
+          <w:r>
+            <w:rPr>
+              <w:rFonts w:ascii="맑은 고딕" w:hAnsi="맑은 고딕" w:eastAsia="맑은 고딕" w:cs="맑은 고딕" w:hint="eastAsia"/>
+              <w:b/>
+              <w:color w:val="2E5496"/>
+              <w:sz w:val="17"/>
+              <w:szCs w:val="17"/>
+            </w:rPr>
+            <w:t xml:space="preserve">③</w:t>
+          </w:r>
+          <w:r>
+            <w:rPr>
+              <w:b/>
+              <w:color w:val="2E5496"/>
+              <w:sz w:val="17"/>
+              <w:szCs w:val="17"/>
+            </w:rPr>
+            <w:t xml:space="preserve">   </w:t>
+          </w:r>
+          <w:r>
+            <w:rPr>
+              <w:color w:val="000000"/>
+              <w:sz w:val="17"/>
+              <w:szCs w:val="17"/>
+              <w:b w:val="0"/>
+              <w:bCs w:val="0"/>
+            </w:rPr>
+            <w:t xml:space="preserve">Droughts in central Europe have always been short and mild.   </w:t>
+          </w:r>
+          <w:r>
+            <w:rPr>
+              <w:color w:val="666666"/>
+              <w:sz w:val="17"/>
+              <w:szCs w:val="17"/>
+              <w:b w:val="0"/>
+              <w:bCs w:val="0"/>
+            </w:rPr>
+            <w:t xml:space="preserve">(중부 유럽의 가뭄은 언제나 짧고 가벼웠다.)</w:t>
+          </w:r>
+        </w:p>
+        <w:p>
+          <w:pPr>
+            <w:keepNext w:val="1"/>
+            <w:keepLines/>
+            <w:spacing w:after="40" w:before="30" w:line="276"/>
+            <w:ind w:left="300" w:hanging="130"/>
+          </w:pPr>
+          <w:r>
+            <w:rPr>
+              <w:rFonts w:ascii="맑은 고딕" w:hAnsi="맑은 고딕" w:eastAsia="맑은 고딕" w:cs="맑은 고딕" w:hint="eastAsia"/>
+              <w:b/>
+              <w:color w:val="2E5496"/>
+              <w:sz w:val="17"/>
+              <w:szCs w:val="17"/>
+            </w:rPr>
+            <w:t xml:space="preserve">④</w:t>
+          </w:r>
+          <w:r>
+            <w:rPr>
+              <w:b/>
+              <w:color w:val="2E5496"/>
+              <w:sz w:val="17"/>
+              <w:szCs w:val="17"/>
+            </w:rPr>
+            <w:t xml:space="preserve">   </w:t>
+          </w:r>
+          <w:r>
+            <w:rPr>
+              <w:color w:val="000000"/>
+              <w:sz w:val="17"/>
+              <w:szCs w:val="17"/>
+              <w:b w:val="0"/>
+              <w:bCs w:val="0"/>
+            </w:rPr>
+            <w:t xml:space="preserve">Rivers in central Europe rarely change their water levels.   </w:t>
+          </w:r>
+          <w:r>
+            <w:rPr>
+              <w:color w:val="666666"/>
+              <w:sz w:val="17"/>
+              <w:szCs w:val="17"/>
+              <w:b w:val="0"/>
+              <w:bCs w:val="0"/>
+            </w:rPr>
+            <w:t xml:space="preserve">(중부 유럽의 강들은 수위가 거의 변하지 않는다.)</w:t>
+          </w:r>
+        </w:p>
+        <w:p>
+          <w:pPr>
+            <w:keepNext w:val="0"/>
+            <w:keepLines/>
+            <w:spacing w:after="40" w:before="30" w:line="276"/>
+            <w:ind w:left="300" w:hanging="130"/>
+          </w:pPr>
+          <w:r>
+            <w:rPr>
+              <w:rFonts w:ascii="맑은 고딕" w:hAnsi="맑은 고딕" w:eastAsia="맑은 고딕" w:cs="맑은 고딕" w:hint="eastAsia"/>
+              <w:b/>
+              <w:color w:val="FF0000"/>
+              <w:sz w:val="17"/>
+              <w:szCs w:val="17"/>
+            </w:rPr>
+            <w:t xml:space="preserve">⑤</w:t>
+          </w:r>
+          <w:r>
+            <w:rPr>
+              <w:b/>
+              <w:color w:val="FF0000"/>
+              <w:sz w:val="17"/>
+              <w:szCs w:val="17"/>
+            </w:rPr>
+            <w:t xml:space="preserve">   </w:t>
+          </w:r>
+          <w:r>
+            <w:rPr>
+              <w:color w:val="000000"/>
+              <w:sz w:val="17"/>
+              <w:szCs w:val="17"/>
+              <w:b w:val="0"/>
+              <w:bCs w:val="0"/>
+            </w:rPr>
+            <w:t xml:space="preserve">Hunger stones remind people of past hardships and warn them to prepare.   </w:t>
+          </w:r>
+          <w:r>
+            <w:rPr>
+              <w:color w:val="666666"/>
+              <w:sz w:val="17"/>
+              <w:szCs w:val="17"/>
+              <w:b w:val="0"/>
+              <w:bCs w:val="0"/>
+            </w:rPr>
+            <w:t xml:space="preserve">(기아석은 사람들에게 과거의 고난을 떠올리게 하고 대비하라고 경고한다.)</w:t>
+          </w:r>
+        </w:p>
+        <w:p>
+          <w:pPr>
+            <w:keepNext/>
+            <w:keepLines/>
+            <w:spacing w:after="40" w:before="30" w:line="276"/>
+            <w:ind w:left="170"/>
+          </w:pPr>
+          <w:r>
+            <w:rPr>
+              <w:b/>
+              <w:color w:val="666666"/>
+              <w:sz w:val="17"/>
+            </w:rPr>
+            <w:t xml:space="preserve">오답 정리</w:t>
+          </w:r>
+        </w:p>
+        <w:p>
+          <w:pPr>
+            <w:keepNext w:val="1"/>
+            <w:keepLines/>
+            <w:spacing w:after="40" w:before="30" w:line="276"/>
+            <w:ind w:left="300" w:hanging="130"/>
+          </w:pPr>
+          <w:r>
+            <w:rPr>
+              <w:rFonts w:ascii="맑은 고딕" w:hAnsi="맑은 고딕" w:eastAsia="맑은 고딕" w:cs="맑은 고딕" w:hint="eastAsia"/>
+              <w:b/>
+              <w:color w:val="2E5496"/>
+              <w:sz w:val="17"/>
+            </w:rPr>
+            <w:t xml:space="preserve">①</w:t>
+          </w:r>
+          <w:r>
+            <w:rPr>
+              <w:b/>
+              <w:color w:val="2E5496"/>
+              <w:sz w:val="17"/>
+            </w:rPr>
+            <w:t xml:space="preserve">   </w:t>
+          </w:r>
+          <w:r>
+            <w:rPr>
+              <w:color w:val="666666"/>
+              <w:sz w:val="17"/>
+            </w:rPr>
+            <w:t xml:space="preserve">낚시 장소를 표시했다는 내용은 없고, 가뭄 때 드러나 과거 가뭄을 기록한 돌이다.</w:t>
+          </w:r>
+        </w:p>
+        <w:p>
+          <w:pPr>
+            <w:keepNext w:val="1"/>
+            <w:keepLines/>
+            <w:spacing w:after="40" w:before="30" w:line="276"/>
+            <w:ind w:left="300" w:hanging="130"/>
+          </w:pPr>
+          <w:r>
+            <w:rPr>
+              <w:rFonts w:ascii="맑은 고딕" w:hAnsi="맑은 고딕" w:eastAsia="맑은 고딕" w:cs="맑은 고딕" w:hint="eastAsia"/>
+              <w:b/>
+              <w:color w:val="2E5496"/>
+              <w:sz w:val="17"/>
+            </w:rPr>
+            <w:t xml:space="preserve">②</w:t>
+          </w:r>
+          <w:r>
+            <w:rPr>
+              <w:b/>
+              <w:color w:val="2E5496"/>
+              <w:sz w:val="17"/>
+            </w:rPr>
+            <w:t xml:space="preserve">   </w:t>
+          </w:r>
+          <w:r>
+            <w:rPr>
+              <w:color w:val="666666"/>
+              <w:sz w:val="17"/>
+            </w:rPr>
+            <w:t xml:space="preserve">돌의 글은 좋은 수확이 아니라 가뭄으로 인한 고난을 경고한다.</w:t>
+          </w:r>
+        </w:p>
+        <w:p>
+          <w:pPr>
+            <w:keepNext w:val="1"/>
+            <w:keepLines/>
+            <w:spacing w:after="40" w:before="30" w:line="276"/>
+            <w:ind w:left="300" w:hanging="130"/>
+          </w:pPr>
+          <w:r>
+            <w:rPr>
+              <w:rFonts w:ascii="맑은 고딕" w:hAnsi="맑은 고딕" w:eastAsia="맑은 고딕" w:cs="맑은 고딕" w:hint="eastAsia"/>
+              <w:b/>
+              <w:color w:val="2E5496"/>
+              <w:sz w:val="17"/>
+            </w:rPr>
+            <w:t xml:space="preserve">③</w:t>
+          </w:r>
+          <w:r>
+            <w:rPr>
+              <w:b/>
+              <w:color w:val="2E5496"/>
+              <w:sz w:val="17"/>
+            </w:rPr>
+            <w:t xml:space="preserve">   </w:t>
+          </w:r>
+          <w:r>
+            <w:rPr>
+              <w:color w:val="666666"/>
+              <w:sz w:val="17"/>
+            </w:rPr>
+            <w:t xml:space="preserve">돌에는 과거의 심각한(severe) 가뭄 기록이 남아 있다고 했으므로 반대다.</w:t>
+          </w:r>
+        </w:p>
+        <w:p>
+          <w:pPr>
+            <w:keepNext w:val="0"/>
+            <w:keepLines/>
+            <w:spacing w:after="40" w:before="30" w:line="276"/>
+            <w:ind w:left="300" w:hanging="130"/>
+          </w:pPr>
+          <w:r>
+            <w:rPr>
+              <w:rFonts w:ascii="맑은 고딕" w:hAnsi="맑은 고딕" w:eastAsia="맑은 고딕" w:cs="맑은 고딕" w:hint="eastAsia"/>
+              <w:b/>
+              <w:color w:val="2E5496"/>
+              <w:sz w:val="17"/>
+            </w:rPr>
+            <w:t xml:space="preserve">④</w:t>
+          </w:r>
+          <w:r>
+            <w:rPr>
+              <w:b/>
+              <w:color w:val="2E5496"/>
+              <w:sz w:val="17"/>
+            </w:rPr>
+            <w:t xml:space="preserve">   </w:t>
+          </w:r>
+          <w:r>
+            <w:rPr>
+              <w:color w:val="666666"/>
+              <w:sz w:val="17"/>
+            </w:rPr>
+            <w:t xml:space="preserve">가뭄이 들면 수위가 내려가(water levels retreat) 돌이 보인다고 했으므로 반대다. 2022년 가뭄 때 엘베강에서 돌이 발견된 것도 수위가 변한 예다.</w:t>
+          </w:r>
+        </w:p>
+        <w:p>
+          <w:pPr>
+            <w:keepNext/>
+            <w:keepLines/>
+            <w:spacing w:before="30" w:after="40" w:line="276"/>
+          </w:pPr>
+          <w:r>
+            <w:rPr>
+              <w:b/>
+              <w:color w:val="000000"/>
+              <w:sz w:val="20"/>
+            </w:rPr>
+            <w:t xml:space="preserve">4.  </w:t>
+          </w:r>
+          <w:r>
+            <w:rPr>
+              <w:rFonts w:ascii="맑은 고딕" w:hAnsi="맑은 고딕" w:eastAsia="맑은 고딕" w:cs="맑은 고딕" w:hint="eastAsia"/>
+              <w:b/>
+              <w:color w:val="C00000"/>
+              <w:sz w:val="20"/>
+            </w:rPr>
+            <w:t xml:space="preserve">①</w:t>
+          </w:r>
+        </w:p>
+        <w:p>
+          <w:pPr>
+            <w:keepNext/>
+            <w:keepLines/>
+            <w:spacing w:after="40" w:before="30" w:line="276"/>
+            <w:ind w:left="170"/>
+          </w:pPr>
+          <w:r>
+            <w:rPr>
+              <w:b/>
+              <w:color w:val="666666"/>
+              <w:sz w:val="17"/>
+            </w:rPr>
+            <w:t xml:space="preserve">정답 근거</w:t>
+          </w:r>
+        </w:p>
+        <w:p>
+          <w:pPr>
+            <w:keepNext/>
+            <w:keepLines/>
+            <w:spacing w:before="30" w:after="40" w:line="276"/>
+            <w:ind w:left="170"/>
+          </w:pPr>
+          <w:r>
+            <w:rPr>
+              <w:color w:val="000000"/>
+              <w:sz w:val="18"/>
+            </w:rPr>
+            <w:t xml:space="preserve">The words on the hunger stones are believed to warn of these hardships and to urge people to be prepared.</w:t>
+          </w:r>
+        </w:p>
+        <w:p>
+          <w:pPr>
+            <w:keepNext w:val="0"/>
+            <w:keepLines/>
+            <w:spacing w:before="30" w:after="40" w:line="276"/>
+            <w:ind w:left="170"/>
+          </w:pPr>
+          <w:r>
+            <w:rPr>
+              <w:color w:val="000000"/>
+              <w:sz w:val="18"/>
+            </w:rPr>
+            <w:t xml:space="preserve">가뭄 때 드러나는 기아석은 과거 가뭄의 기록이자 고난에 대비하라는 경고이고, 전문가와 유엔은 기후 변화로 심각한 가뭄이 오래 지속될 수 있다고 경고한다. 따라서 옛 경고가 더 건조해질 미래에도 의미가 있다는 </w:t>
+          </w:r>
+          <w:r>
+            <w:rPr>
+              <w:rFonts w:ascii="맑은 고딕" w:hAnsi="맑은 고딕" w:eastAsia="맑은 고딕" w:cs="맑은 고딕" w:hint="eastAsia"/>
+              <w:color w:val="000000"/>
+              <w:sz w:val="18"/>
+            </w:rPr>
+            <w:t xml:space="preserve">①</w:t>
+          </w:r>
+          <w:r>
+            <w:rPr>
+              <w:color w:val="000000"/>
+              <w:sz w:val="18"/>
+            </w:rPr>
+            <w:t xml:space="preserve">이 제목으로 가장 적절하다.</w:t>
+          </w:r>
+        </w:p>
+        <w:p>
+          <w:pPr>
+            <w:keepNext/>
+            <w:keepLines/>
+            <w:spacing w:after="40" w:before="30" w:line="276"/>
+            <w:ind w:left="170"/>
+          </w:pPr>
+          <w:r>
+            <w:rPr>
+              <w:b/>
+              <w:color w:val="666666"/>
+              <w:sz w:val="17"/>
+            </w:rPr>
+            <w:t xml:space="preserve">선지 해석</w:t>
+          </w:r>
+        </w:p>
+        <w:p>
+          <w:pPr>
+            <w:keepNext w:val="1"/>
+            <w:keepLines/>
+            <w:spacing w:after="40" w:before="30" w:line="276"/>
+            <w:ind w:left="300" w:hanging="130"/>
+          </w:pPr>
+          <w:r>
+            <w:rPr>
+              <w:rFonts w:ascii="맑은 고딕" w:hAnsi="맑은 고딕" w:eastAsia="맑은 고딕" w:cs="맑은 고딕" w:hint="eastAsia"/>
+              <w:b/>
+              <w:color w:val="FF0000"/>
+              <w:sz w:val="17"/>
+              <w:szCs w:val="17"/>
+            </w:rPr>
+            <w:t xml:space="preserve">①</w:t>
+          </w:r>
+          <w:r>
+            <w:rPr>
+              <w:b/>
+              <w:color w:val="FF0000"/>
+              <w:sz w:val="17"/>
+              <w:szCs w:val="17"/>
+            </w:rPr>
+            <w:t xml:space="preserve">   </w:t>
+          </w:r>
+          <w:r>
+            <w:rPr>
+              <w:color w:val="000000"/>
+              <w:sz w:val="17"/>
+              <w:szCs w:val="17"/>
+              <w:b w:val="0"/>
+              <w:bCs w:val="0"/>
+            </w:rPr>
+            <w:t xml:space="preserve">Hunger Stones: Old Warnings for a Drier Future   </w:t>
+          </w:r>
+          <w:r>
+            <w:rPr>
+              <w:color w:val="666666"/>
+              <w:sz w:val="17"/>
+              <w:szCs w:val="17"/>
+              <w:b w:val="0"/>
+              <w:bCs w:val="0"/>
+            </w:rPr>
+            <w:t xml:space="preserve">(기아석: 더 건조한 미래를 위한 옛 경고)</w:t>
+          </w:r>
+        </w:p>
+        <w:p>
+          <w:pPr>
+            <w:keepNext w:val="1"/>
+            <w:keepLines/>
+            <w:spacing w:after="40" w:before="30" w:line="276"/>
+            <w:ind w:left="300" w:hanging="130"/>
+          </w:pPr>
+          <w:r>
+            <w:rPr>
+              <w:rFonts w:ascii="맑은 고딕" w:hAnsi="맑은 고딕" w:eastAsia="맑은 고딕" w:cs="맑은 고딕" w:hint="eastAsia"/>
+              <w:b/>
+              <w:color w:val="2E5496"/>
+              <w:sz w:val="17"/>
+              <w:szCs w:val="17"/>
+            </w:rPr>
+            <w:t xml:space="preserve">②</w:t>
+          </w:r>
+          <w:r>
+            <w:rPr>
+              <w:b/>
+              <w:color w:val="2E5496"/>
+              <w:sz w:val="17"/>
+              <w:szCs w:val="17"/>
+            </w:rPr>
+            <w:t xml:space="preserve">   </w:t>
+          </w:r>
+          <w:r>
+            <w:rPr>
+              <w:color w:val="000000"/>
+              <w:sz w:val="17"/>
+              <w:szCs w:val="17"/>
+              <w:b w:val="0"/>
+              <w:bCs w:val="0"/>
+            </w:rPr>
+            <w:t xml:space="preserve">How to Find Stones Hidden Under Rivers   </w:t>
+          </w:r>
+          <w:r>
+            <w:rPr>
+              <w:color w:val="666666"/>
+              <w:sz w:val="17"/>
+              <w:szCs w:val="17"/>
+              <w:b w:val="0"/>
+              <w:bCs w:val="0"/>
+            </w:rPr>
+            <w:t xml:space="preserve">(강 아래 숨겨진 돌을 찾는 방법)</w:t>
+          </w:r>
+        </w:p>
+        <w:p>
+          <w:pPr>
+            <w:keepNext w:val="1"/>
+            <w:keepLines/>
+            <w:spacing w:after="40" w:before="30" w:line="276"/>
+            <w:ind w:left="300" w:hanging="130"/>
+          </w:pPr>
+          <w:r>
+            <w:rPr>
+              <w:rFonts w:ascii="맑은 고딕" w:hAnsi="맑은 고딕" w:eastAsia="맑은 고딕" w:cs="맑은 고딕" w:hint="eastAsia"/>
+              <w:b/>
+              <w:color w:val="2E5496"/>
+              <w:sz w:val="17"/>
+              <w:szCs w:val="17"/>
+            </w:rPr>
+            <w:t xml:space="preserve">③</w:t>
+          </w:r>
+          <w:r>
+            <w:rPr>
+              <w:b/>
+              <w:color w:val="2E5496"/>
+              <w:sz w:val="17"/>
+              <w:szCs w:val="17"/>
+            </w:rPr>
+            <w:t xml:space="preserve">   </w:t>
+          </w:r>
+          <w:r>
+            <w:rPr>
+              <w:color w:val="000000"/>
+              <w:sz w:val="17"/>
+              <w:szCs w:val="17"/>
+              <w:b w:val="0"/>
+              <w:bCs w:val="0"/>
+            </w:rPr>
+            <w:t xml:space="preserve">Why Europe’s Rivers Are Getting Deeper   </w:t>
+          </w:r>
+          <w:r>
+            <w:rPr>
+              <w:color w:val="666666"/>
+              <w:sz w:val="17"/>
+              <w:szCs w:val="17"/>
+              <w:b w:val="0"/>
+              <w:bCs w:val="0"/>
+            </w:rPr>
+            <w:t xml:space="preserve">(유럽의 강들이 더 깊어지고 있는 이유)</w:t>
+          </w:r>
+        </w:p>
+        <w:p>
+          <w:pPr>
+            <w:keepNext w:val="1"/>
+            <w:keepLines/>
+            <w:spacing w:after="40" w:before="30" w:line="276"/>
+            <w:ind w:left="300" w:hanging="130"/>
+          </w:pPr>
+          <w:r>
+            <w:rPr>
+              <w:rFonts w:ascii="맑은 고딕" w:hAnsi="맑은 고딕" w:eastAsia="맑은 고딕" w:cs="맑은 고딕" w:hint="eastAsia"/>
+              <w:b/>
+              <w:color w:val="2E5496"/>
+              <w:sz w:val="17"/>
+              <w:szCs w:val="17"/>
+            </w:rPr>
+            <w:t xml:space="preserve">④</w:t>
+          </w:r>
+          <w:r>
+            <w:rPr>
+              <w:b/>
+              <w:color w:val="2E5496"/>
+              <w:sz w:val="17"/>
+              <w:szCs w:val="17"/>
+            </w:rPr>
+            <w:t xml:space="preserve">   </w:t>
+          </w:r>
+          <w:r>
+            <w:rPr>
+              <w:color w:val="000000"/>
+              <w:sz w:val="17"/>
+              <w:szCs w:val="17"/>
+              <w:b w:val="0"/>
+              <w:bCs w:val="0"/>
+            </w:rPr>
+            <w:t xml:space="preserve">The Czech Town That Became Famous for Crying   </w:t>
+          </w:r>
+          <w:r>
+            <w:rPr>
+              <w:color w:val="666666"/>
+              <w:sz w:val="17"/>
+              <w:szCs w:val="17"/>
+              <w:b w:val="0"/>
+              <w:bCs w:val="0"/>
+            </w:rPr>
+            <w:t xml:space="preserve">(울음으로 유명해진 체코 마을)</w:t>
+          </w:r>
+        </w:p>
+        <w:p>
+          <w:pPr>
+            <w:keepNext w:val="0"/>
+            <w:keepLines/>
+            <w:spacing w:after="40" w:before="30" w:line="276"/>
+            <w:ind w:left="300" w:hanging="130"/>
+          </w:pPr>
+          <w:r>
+            <w:rPr>
+              <w:rFonts w:ascii="맑은 고딕" w:hAnsi="맑은 고딕" w:eastAsia="맑은 고딕" w:cs="맑은 고딕" w:hint="eastAsia"/>
+              <w:b/>
+              <w:color w:val="2E5496"/>
+              <w:sz w:val="17"/>
+              <w:szCs w:val="17"/>
+            </w:rPr>
+            <w:t xml:space="preserve">⑤</w:t>
+          </w:r>
+          <w:r>
+            <w:rPr>
+              <w:b/>
+              <w:color w:val="2E5496"/>
+              <w:sz w:val="17"/>
+              <w:szCs w:val="17"/>
+            </w:rPr>
+            <w:t xml:space="preserve">   </w:t>
+          </w:r>
+          <w:r>
+            <w:rPr>
+              <w:color w:val="000000"/>
+              <w:sz w:val="17"/>
+              <w:szCs w:val="17"/>
+              <w:b w:val="0"/>
+              <w:bCs w:val="0"/>
+            </w:rPr>
+            <w:t xml:space="preserve">Farming Methods That Prevent Food Shortages   </w:t>
+          </w:r>
+          <w:r>
+            <w:rPr>
+              <w:color w:val="666666"/>
+              <w:sz w:val="17"/>
+              <w:szCs w:val="17"/>
+              <w:b w:val="0"/>
+              <w:bCs w:val="0"/>
+            </w:rPr>
+            <w:t xml:space="preserve">(식량 부족을 막는 농사 방법)</w:t>
+          </w:r>
+        </w:p>
+        <w:p>
+          <w:pPr>
+            <w:keepNext/>
+            <w:keepLines/>
+            <w:spacing w:after="40" w:before="30" w:line="276"/>
+            <w:ind w:left="170"/>
+          </w:pPr>
+          <w:r>
+            <w:rPr>
+              <w:b/>
+              <w:color w:val="666666"/>
+              <w:sz w:val="17"/>
+            </w:rPr>
+            <w:t xml:space="preserve">오답 정리</w:t>
+          </w:r>
+        </w:p>
+        <w:p>
+          <w:pPr>
+            <w:keepNext w:val="1"/>
+            <w:keepLines/>
+            <w:spacing w:after="40" w:before="30" w:line="276"/>
+            <w:ind w:left="300" w:hanging="130"/>
+          </w:pPr>
+          <w:r>
+            <w:rPr>
+              <w:rFonts w:ascii="맑은 고딕" w:hAnsi="맑은 고딕" w:eastAsia="맑은 고딕" w:cs="맑은 고딕" w:hint="eastAsia"/>
+              <w:b/>
+              <w:color w:val="2E5496"/>
+              <w:sz w:val="17"/>
+            </w:rPr>
+            <w:t xml:space="preserve">②</w:t>
+          </w:r>
+          <w:r>
+            <w:rPr>
+              <w:b/>
+              <w:color w:val="2E5496"/>
+              <w:sz w:val="17"/>
+            </w:rPr>
+            <w:t xml:space="preserve">   </w:t>
+          </w:r>
+          <w:r>
+            <w:rPr>
+              <w:color w:val="666666"/>
+              <w:sz w:val="17"/>
+            </w:rPr>
+            <w:t xml:space="preserve">돌을 찾는 방법은 다루지 않는다.</w:t>
+          </w:r>
+        </w:p>
+        <w:p>
+          <w:pPr>
+            <w:keepNext w:val="1"/>
+            <w:keepLines/>
+            <w:spacing w:after="40" w:before="30" w:line="276"/>
+            <w:ind w:left="300" w:hanging="130"/>
+          </w:pPr>
+          <w:r>
+            <w:rPr>
+              <w:rFonts w:ascii="맑은 고딕" w:hAnsi="맑은 고딕" w:eastAsia="맑은 고딕" w:cs="맑은 고딕" w:hint="eastAsia"/>
+              <w:b/>
+              <w:color w:val="2E5496"/>
+              <w:sz w:val="17"/>
+            </w:rPr>
+            <w:t xml:space="preserve">③</w:t>
+          </w:r>
+          <w:r>
+            <w:rPr>
+              <w:b/>
+              <w:color w:val="2E5496"/>
+              <w:sz w:val="17"/>
+            </w:rPr>
+            <w:t xml:space="preserve">   </w:t>
+          </w:r>
+          <w:r>
+            <w:rPr>
+              <w:color w:val="666666"/>
+              <w:sz w:val="17"/>
+            </w:rPr>
+            <w:t xml:space="preserve">가뭄 때 수위가 내려간다(water levels retreat)고 했으므로 강이 깊어진다는 것은 반대다.</w:t>
+          </w:r>
+        </w:p>
+        <w:p>
+          <w:pPr>
+            <w:keepNext w:val="1"/>
+            <w:keepLines/>
+            <w:spacing w:after="40" w:before="30" w:line="276"/>
+            <w:ind w:left="300" w:hanging="130"/>
+          </w:pPr>
+          <w:r>
+            <w:rPr>
+              <w:rFonts w:ascii="맑은 고딕" w:hAnsi="맑은 고딕" w:eastAsia="맑은 고딕" w:cs="맑은 고딕" w:hint="eastAsia"/>
+              <w:b/>
+              <w:color w:val="2E5496"/>
+              <w:sz w:val="17"/>
+            </w:rPr>
+            <w:t xml:space="preserve">④</w:t>
+          </w:r>
+          <w:r>
+            <w:rPr>
+              <w:b/>
+              <w:color w:val="2E5496"/>
+              <w:sz w:val="17"/>
+            </w:rPr>
+            <w:t xml:space="preserve">   </w:t>
+          </w:r>
+          <w:r>
+            <w:rPr>
+              <w:color w:val="666666"/>
+              <w:sz w:val="17"/>
+            </w:rPr>
+            <w:t xml:space="preserve">체코 마을은 기아석이 발견된 장소로만 나오며, 마을이 유명해진 이야기가 아니다.</w:t>
+          </w:r>
+        </w:p>
+        <w:p>
+          <w:pPr>
+            <w:keepNext w:val="0"/>
+            <w:keepLines/>
+            <w:spacing w:after="40" w:before="30" w:line="276"/>
+            <w:ind w:left="300" w:hanging="130"/>
+          </w:pPr>
+          <w:r>
+            <w:rPr>
+              <w:rFonts w:ascii="맑은 고딕" w:hAnsi="맑은 고딕" w:eastAsia="맑은 고딕" w:cs="맑은 고딕" w:hint="eastAsia"/>
+              <w:b/>
+              <w:color w:val="2E5496"/>
+              <w:sz w:val="17"/>
+            </w:rPr>
+            <w:t xml:space="preserve">⑤</w:t>
+          </w:r>
+          <w:r>
+            <w:rPr>
+              <w:b/>
+              <w:color w:val="2E5496"/>
+              <w:sz w:val="17"/>
+            </w:rPr>
+            <w:t xml:space="preserve">   </w:t>
+          </w:r>
+          <w:r>
+            <w:rPr>
+              <w:color w:val="666666"/>
+              <w:sz w:val="17"/>
+            </w:rPr>
+            <w:t xml:space="preserve">식량 부족은 가뭄의 결과로 언급될 뿐, 그것을 막는 농사 방법은 나오지 않는다.</w:t>
+          </w:r>
+        </w:p>
+        <w:p>
+          <w:pPr>
+            <w:keepNext/>
+            <w:keepLines/>
+            <w:spacing w:before="30" w:after="40" w:line="276"/>
+          </w:pPr>
+          <w:r>
+            <w:rPr>
+              <w:b/>
+              <w:color w:val="000000"/>
+              <w:sz w:val="20"/>
+            </w:rPr>
+            <w:t xml:space="preserve">5.  </w:t>
+          </w:r>
+          <w:r>
+            <w:rPr>
+              <w:rFonts w:ascii="맑은 고딕" w:hAnsi="맑은 고딕" w:eastAsia="맑은 고딕" w:cs="맑은 고딕" w:hint="eastAsia"/>
+              <w:b/>
+              <w:color w:val="C00000"/>
+              <w:sz w:val="20"/>
+            </w:rPr>
+            <w:t xml:space="preserve">④</w:t>
+          </w:r>
+        </w:p>
+        <w:p>
+          <w:pPr>
+            <w:keepNext/>
+            <w:keepLines/>
+            <w:spacing w:after="40" w:before="30" w:line="276"/>
+            <w:ind w:left="170"/>
+          </w:pPr>
+          <w:r>
+            <w:rPr>
+              <w:b/>
+              <w:color w:val="666666"/>
+              <w:sz w:val="17"/>
+            </w:rPr>
+            <w:t xml:space="preserve">정답 근거</w:t>
+          </w:r>
+        </w:p>
+        <w:p>
+          <w:pPr>
+            <w:keepNext/>
+            <w:keepLines/>
+            <w:spacing w:before="30" w:after="40" w:line="276"/>
+            <w:ind w:left="170"/>
+          </w:pPr>
+          <w:r>
+            <w:rPr>
+              <w:color w:val="000000"/>
+              <w:sz w:val="18"/>
+            </w:rPr>
+            <w:t xml:space="preserve">experts warn that the situation we face is not just a simple, occasional drought but a severe drought that could persist for decades.</w:t>
+          </w:r>
+        </w:p>
+        <w:p>
+          <w:pPr>
+            <w:keepNext w:val="0"/>
+            <w:keepLines/>
+            <w:spacing w:before="30" w:after="40" w:line="276"/>
+            <w:ind w:left="170"/>
+          </w:pPr>
+          <w:r>
+            <w:rPr>
+              <w:color w:val="000000"/>
+              <w:sz w:val="18"/>
+            </w:rPr>
+            <w:t xml:space="preserve">not just A but B 구조로 단순하고 이따금 있는 가뭄(A)보다 더 나쁜 상황(B)을 말하고, 그 가뭄은 수십 년 동안 지속될 수 있다고 한다. 따라서 </w:t>
+          </w:r>
+          <w:r>
+            <w:rPr>
+              <w:rFonts w:ascii="맑은 고딕" w:hAnsi="맑은 고딕" w:eastAsia="맑은 고딕" w:cs="맑은 고딕" w:hint="eastAsia"/>
+              <w:color w:val="000000"/>
+              <w:sz w:val="18"/>
+            </w:rPr>
+            <w:t xml:space="preserve">④</w:t>
+          </w:r>
+          <w:r>
+            <w:rPr>
+              <w:color w:val="000000"/>
+              <w:sz w:val="18"/>
+            </w:rPr>
+            <w:t xml:space="preserve">의 mild(가벼운)는 문맥에 맞지 않고 severe(심각한)가 되어야 한다.</w:t>
+          </w:r>
+        </w:p>
+        <w:p>
+          <w:pPr>
+            <w:keepNext/>
+            <w:keepLines/>
+            <w:spacing w:after="40" w:before="30" w:line="276"/>
+            <w:ind w:left="170"/>
+          </w:pPr>
+          <w:r>
+            <w:rPr>
+              <w:b/>
+              <w:color w:val="666666"/>
+              <w:sz w:val="17"/>
+            </w:rPr>
+            <w:t xml:space="preserve">오답 정리</w:t>
+          </w:r>
+        </w:p>
+        <w:p>
+          <w:pPr>
+            <w:keepNext w:val="1"/>
+            <w:keepLines/>
+            <w:spacing w:after="40" w:before="30" w:line="276"/>
+            <w:ind w:left="300" w:hanging="130"/>
+          </w:pPr>
+          <w:r>
+            <w:rPr>
+              <w:rFonts w:ascii="맑은 고딕" w:hAnsi="맑은 고딕" w:eastAsia="맑은 고딕" w:cs="맑은 고딕" w:hint="eastAsia"/>
+              <w:b/>
+              <w:color w:val="2E5496"/>
+              <w:sz w:val="17"/>
+            </w:rPr>
+            <w:t xml:space="preserve">①</w:t>
+          </w:r>
+          <w:r>
+            <w:rPr>
+              <w:b/>
+              <w:color w:val="2E5496"/>
+              <w:sz w:val="17"/>
+            </w:rPr>
+            <w:t xml:space="preserve">   </w:t>
+          </w:r>
+          <w:r>
+            <w:rPr>
+              <w:color w:val="666666"/>
+              <w:sz w:val="17"/>
+            </w:rPr>
+            <w:t xml:space="preserve">가뭄으로 수위가 내려가면 물속에 있던 돌이 보이게(visible) 된다는 흐름에 맞다.</w:t>
+          </w:r>
+        </w:p>
+        <w:p>
+          <w:pPr>
+            <w:keepNext w:val="1"/>
+            <w:keepLines/>
+            <w:spacing w:after="40" w:before="30" w:line="276"/>
+            <w:ind w:left="300" w:hanging="130"/>
+          </w:pPr>
+          <w:r>
+            <w:rPr>
+              <w:rFonts w:ascii="맑은 고딕" w:hAnsi="맑은 고딕" w:eastAsia="맑은 고딕" w:cs="맑은 고딕" w:hint="eastAsia"/>
+              <w:b/>
+              <w:color w:val="2E5496"/>
+              <w:sz w:val="17"/>
+            </w:rPr>
+            <w:t xml:space="preserve">②</w:t>
+          </w:r>
+          <w:r>
+            <w:rPr>
+              <w:b/>
+              <w:color w:val="2E5496"/>
+              <w:sz w:val="17"/>
+            </w:rPr>
+            <w:t xml:space="preserve">   </w:t>
+          </w:r>
+          <w:r>
+            <w:rPr>
+              <w:color w:val="666666"/>
+              <w:sz w:val="17"/>
+            </w:rPr>
+            <w:t xml:space="preserve">과거 가뭄의 기록을 담고 있어 중요하다(significant)는 뜻으로 적절하다.</w:t>
+          </w:r>
+        </w:p>
+        <w:p>
+          <w:pPr>
+            <w:keepNext w:val="1"/>
+            <w:keepLines/>
+            <w:spacing w:after="40" w:before="30" w:line="276"/>
+            <w:ind w:left="300" w:hanging="130"/>
+          </w:pPr>
+          <w:r>
+            <w:rPr>
+              <w:rFonts w:ascii="맑은 고딕" w:hAnsi="맑은 고딕" w:eastAsia="맑은 고딕" w:cs="맑은 고딕" w:hint="eastAsia"/>
+              <w:b/>
+              <w:color w:val="2E5496"/>
+              <w:sz w:val="17"/>
+            </w:rPr>
+            <w:t xml:space="preserve">③</w:t>
+          </w:r>
+          <w:r>
+            <w:rPr>
+              <w:b/>
+              <w:color w:val="2E5496"/>
+              <w:sz w:val="17"/>
+            </w:rPr>
+            <w:t xml:space="preserve">   </w:t>
+          </w:r>
+          <w:r>
+            <w:rPr>
+              <w:color w:val="666666"/>
+              <w:sz w:val="17"/>
+            </w:rPr>
+            <w:t xml:space="preserve">돌의 글이 가뭄이 가져오는 고난을 경고한다(warn)는 뜻으로 적절하다.</w:t>
+          </w:r>
+        </w:p>
+        <w:p>
+          <w:pPr>
+            <w:keepNext w:val="0"/>
+            <w:keepLines/>
+            <w:spacing w:after="40" w:before="30" w:line="276"/>
+            <w:ind w:left="300" w:hanging="130"/>
+          </w:pPr>
+          <w:r>
+            <w:rPr>
+              <w:rFonts w:ascii="맑은 고딕" w:hAnsi="맑은 고딕" w:eastAsia="맑은 고딕" w:cs="맑은 고딕" w:hint="eastAsia"/>
+              <w:b/>
+              <w:color w:val="2E5496"/>
+              <w:sz w:val="17"/>
+            </w:rPr>
+            <w:t xml:space="preserve">⑤</w:t>
+          </w:r>
+          <w:r>
+            <w:rPr>
+              <w:b/>
+              <w:color w:val="2E5496"/>
+              <w:sz w:val="17"/>
+            </w:rPr>
+            <w:t xml:space="preserve">   </w:t>
+          </w:r>
+          <w:r>
+            <w:rPr>
+              <w:color w:val="666666"/>
+              <w:sz w:val="17"/>
+            </w:rPr>
+            <w:t xml:space="preserve">기후 변화에 대처하기(address) 위해 상당한 조치가 취해져야 한다는 뜻으로 적절하다.</w:t>
           </w:r>
         </w:p>
       </w:sdtContent>

--- a/결과물_공통2_2과/혼공독해교재_공통영어2_YBM(박)_2과FurtherReading_전체통합본.docx
+++ b/결과물_공통2_2과/혼공독해교재_공통영어2_YBM(박)_2과FurtherReading_전체통합본.docx
@@ -12078,7 +12078,7 @@
               <w:sz w:val="20"/>
               <w:szCs w:val="20"/>
             </w:rPr>
-            <w:t xml:space="preserve">In the summer of 2022, during the worst drought in 500 years in Europe, a stone known as a “hunger stone” was found in a Czech town along the Elbe River. The stone had a sentence written on it that read: “If you see me, then cry.” The hunger stones, found in rivers across central Europe, typically remain underwater. However, when droughts occur and water levels retreat, these stones become visible. The stones are significant because they bear records of the past severe droughts. Droughts cause reduced harvests, food shortages, and hunger, especially for the poor.</w:t>
+            <w:t xml:space="preserve">In the summer of 2022, during the worst drought in 500 years in Europe, a stone known as a “hunger stone” was found in a Czech town along the Elbe River. The stone had a sentence written on it that read: “If you see me, then cry.” The hunger stones, found in rivers across central Europe, typically remain underwater. However, when droughts occur and water levels retreat, these stones become visible. The stones are significant because they bear records of the past severe droughts.</w:t>
           </w:r>
         </w:p>
         <w:p>
@@ -12116,7 +12116,7 @@
               <w:b w:val="0"/>
               <w:bCs w:val="0"/>
             </w:rPr>
-            <w:t xml:space="preserve">The hunger stone in the Czech town was found in the spring of 2022.</w:t>
+            <w:t xml:space="preserve">The hunger stone in the Czech town was discovered by scientists studying the river.</w:t>
           </w:r>
         </w:p>
         <w:p>
@@ -12154,7 +12154,7 @@
               <w:b w:val="0"/>
               <w:bCs w:val="0"/>
             </w:rPr>
-            <w:t xml:space="preserve">The drought in Europe in 2022 was the worst one in 50 years.</w:t>
+            <w:t xml:space="preserve">The sentence on the stone told people to be happy when they saw it.</w:t>
           </w:r>
         </w:p>
         <w:p>
@@ -12192,7 +12192,7 @@
               <w:b w:val="0"/>
               <w:bCs w:val="0"/>
             </w:rPr>
-            <w:t xml:space="preserve">Droughts can bring smaller harvests and a lack of food.</w:t>
+            <w:t xml:space="preserve">Hunger stones in central European rivers can usually be seen above the water.</w:t>
           </w:r>
         </w:p>
         <w:p>
@@ -12230,7 +12230,7 @@
               <w:b w:val="0"/>
               <w:bCs w:val="0"/>
             </w:rPr>
-            <w:t xml:space="preserve">Hunger stones can be found only along the Elbe River.</w:t>
+            <w:t xml:space="preserve">Hunger stones are important because they record the floods of the past.</w:t>
           </w:r>
         </w:p>
         <w:p>
@@ -12268,7 +12268,7 @@
               <w:b w:val="0"/>
               <w:bCs w:val="0"/>
             </w:rPr>
-            <w:t xml:space="preserve">The poor are the least affected by droughts.</w:t>
+            <w:t xml:space="preserve">Hunger stones appear when the water in rivers goes down during droughts.</w:t>
           </w:r>
         </w:p>
         <w:p>
@@ -12339,7 +12339,7 @@
               <w:sz w:val="20"/>
               <w:szCs w:val="20"/>
             </w:rPr>
-            <w:t xml:space="preserve">” The hunger stones, found in rivers across central Europe, typically remain underwater. However, when droughts occur and water levels retreat, these stones become visible. The stones are significant because they bear records of the past severe droughts. Droughts cause reduced harvests, food shortages, and hunger, especially for the poor. The words on the hunger stones are believed to warn of these hardships and to urge people to be prepared.</w:t>
+            <w:t xml:space="preserve">” The hunger stones, found in rivers across central Europe, typically remain underwater. However, when droughts occur and water levels retreat, these stones become visible. The stones are significant because they bear records of the past severe droughts. Droughts cause reduced harvests, food shortages, and hunger, especially for the poor.</w:t>
           </w:r>
         </w:p>
         <w:p>
@@ -12377,7 +12377,7 @@
               <w:b w:val="0"/>
               <w:bCs w:val="0"/>
             </w:rPr>
-            <w:t xml:space="preserve">The stone was placed in the river to remember people who died in floods.</w:t>
+            <w:t xml:space="preserve">Seeing the stone means that heavy rain and floods are coming soon.</w:t>
           </w:r>
         </w:p>
         <w:p>
@@ -12415,7 +12415,7 @@
               <w:b w:val="0"/>
               <w:bCs w:val="0"/>
             </w:rPr>
-            <w:t xml:space="preserve">When this stone can be seen, a drought is bringing hunger and hard times.</w:t>
+            <w:t xml:space="preserve">People should be sad because the old stone has been damaged by the river.</w:t>
           </w:r>
         </w:p>
         <w:p>
@@ -12453,7 +12453,7 @@
               <w:b w:val="0"/>
               <w:bCs w:val="0"/>
             </w:rPr>
-            <w:t xml:space="preserve">People should feel sad because the old stone has been damaged by water.</w:t>
+            <w:t xml:space="preserve">Those who find the stone should cry with joy at their lucky discovery.</w:t>
           </w:r>
         </w:p>
         <w:p>
@@ -12491,7 +12491,7 @@
               <w:b w:val="0"/>
               <w:bCs w:val="0"/>
             </w:rPr>
-            <w:t xml:space="preserve">Anyone who finds the stone should return it to the river at once.</w:t>
+            <w:t xml:space="preserve">When this stone can be seen, a drought is bringing hunger and hard times.</w:t>
           </w:r>
         </w:p>
         <w:p>
@@ -12529,7 +12529,7 @@
               <w:b w:val="0"/>
               <w:bCs w:val="0"/>
             </w:rPr>
-            <w:t xml:space="preserve">The stone marks the place where people used to say goodbye to each other.</w:t>
+            <w:t xml:space="preserve">The stone warns people not to swim in the river when the water is low.</w:t>
           </w:r>
         </w:p>
         <w:p>
@@ -12545,7 +12545,7 @@
               <w:sz w:val="20"/>
               <w:szCs w:val="20"/>
             </w:rPr>
-            <w:t xml:space="preserve">3.  다음 글의 요지로 가장 적절한 것은?</w:t>
+            <w:t xml:space="preserve">3.  다음 글의 내용을 한 문장으로 요약하고자 한다. 빈칸 (A), (B)에 들어갈 말로 가장 적절한 것은?</w:t>
           </w:r>
         </w:p>
         <w:p>
@@ -12563,6 +12563,23 @@
               <w:szCs w:val="20"/>
             </w:rPr>
             <w:t xml:space="preserve">In the summer of 2022, during the worst drought in 500 years in Europe, a stone known as a “hunger stone” was found in a Czech town along the Elbe River. The stone had a sentence written on it that read: “If you see me, then cry.” The hunger stones, found in rivers across central Europe, typically remain underwater. However, when droughts occur and water levels retreat, these stones become visible. The stones are significant because they bear records of the past severe droughts. Droughts cause reduced harvests, food shortages, and hunger, especially for the poor. The words on the hunger stones are believed to warn of these hardships and to urge people to be prepared.</w:t>
+          </w:r>
+        </w:p>
+        <w:p>
+          <w:pPr>
+            <w:keepNext/>
+            <w:keepLines/>
+            <w:spacing w:after="200" w:line="297" w:lineRule="exact" w:before="200"/>
+            <w:ind w:left="100" w:right="100"/>
+          </w:pPr>
+          <w:r>
+            <w:rPr>
+              <w:rFonts w:ascii="Times New Roman" w:hAnsi="Times New Roman"/>
+              <w:color w:val="000000"/>
+              <w:sz w:val="20"/>
+              <w:szCs w:val="20"/>
+            </w:rPr>
+            <w:t xml:space="preserve">[요약문] Hunger stones, which can be (A) ________ only when droughts lower the water in rivers, are believed to (B) ________ people to the hardships that droughts bring.</w:t>
           </w:r>
         </w:p>
         <w:p>
@@ -12600,7 +12617,7 @@
               <w:b w:val="0"/>
               <w:bCs w:val="0"/>
             </w:rPr>
-            <w:t xml:space="preserve">Hunger stones were used to mark the best fishing spots in rivers.</w:t>
+            <w:t xml:space="preserve">hidden …… alert</w:t>
           </w:r>
         </w:p>
         <w:p>
@@ -12638,7 +12655,7 @@
               <w:b w:val="0"/>
               <w:bCs w:val="0"/>
             </w:rPr>
-            <w:t xml:space="preserve">People carved words on stones to celebrate good harvests.</w:t>
+            <w:t xml:space="preserve">seen …… alert</w:t>
           </w:r>
         </w:p>
         <w:p>
@@ -12676,7 +12693,7 @@
               <w:b w:val="0"/>
               <w:bCs w:val="0"/>
             </w:rPr>
-            <w:t xml:space="preserve">Droughts in central Europe have always been short and mild.</w:t>
+            <w:t xml:space="preserve">seen …… blame</w:t>
           </w:r>
         </w:p>
         <w:p>
@@ -12714,7 +12731,7 @@
               <w:b w:val="0"/>
               <w:bCs w:val="0"/>
             </w:rPr>
-            <w:t xml:space="preserve">Rivers in central Europe rarely change their water levels.</w:t>
+            <w:t xml:space="preserve">dry …… comfort</w:t>
           </w:r>
         </w:p>
         <w:p>
@@ -12752,7 +12769,7 @@
               <w:b w:val="0"/>
               <w:bCs w:val="0"/>
             </w:rPr>
-            <w:t xml:space="preserve">Hunger stones remind people of past hardships and warn them to prepare.</w:t>
+            <w:t xml:space="preserve">hidden …… reward</w:t>
           </w:r>
         </w:p>
         <w:p>
@@ -12803,118 +12820,7 @@
               <w:sz w:val="20"/>
               <w:szCs w:val="20"/>
             </w:rPr>
-            <w:t xml:space="preserve">The hunger stones, found in rivers across central Europe, typically remain underwater. However, when droughts occur and water levels retreat, these stones become </w:t>
-          </w:r>
-          <w:r>
-            <w:rPr>
-              <w:rFonts w:ascii="맑은 고딕" w:hAnsi="맑은 고딕" w:eastAsia="맑은 고딕" w:cs="맑은 고딕" w:hint="eastAsia"/>
-              <w:color w:val="000000"/>
-              <w:sz w:val="20"/>
-              <w:szCs w:val="20"/>
-            </w:rPr>
-            <w:t xml:space="preserve">①</w:t>
-          </w:r>
-          <w:r>
-            <w:rPr>
-              <w:rFonts w:ascii="Times New Roman" w:hAnsi="Times New Roman"/>
-              <w:color w:val="000000"/>
-              <w:sz w:val="20"/>
-              <w:szCs w:val="20"/>
-            </w:rPr>
-            <w:t xml:space="preserve"> </w:t>
-          </w:r>
-          <w:r>
-            <w:rPr>
-              <w:rFonts w:ascii="Times New Roman" w:hAnsi="Times New Roman"/>
-              <w:color w:val="000000"/>
-              <w:sz w:val="20"/>
-              <w:szCs w:val="20"/>
-              <w:u w:val="single"/>
-            </w:rPr>
-            <w:t xml:space="preserve">visible</w:t>
-          </w:r>
-          <w:r>
-            <w:rPr>
-              <w:rFonts w:ascii="Times New Roman" w:hAnsi="Times New Roman"/>
-              <w:color w:val="000000"/>
-              <w:sz w:val="20"/>
-              <w:szCs w:val="20"/>
-            </w:rPr>
-            <w:t xml:space="preserve">. The stones are </w:t>
-          </w:r>
-          <w:r>
-            <w:rPr>
-              <w:rFonts w:ascii="맑은 고딕" w:hAnsi="맑은 고딕" w:eastAsia="맑은 고딕" w:cs="맑은 고딕" w:hint="eastAsia"/>
-              <w:color w:val="000000"/>
-              <w:sz w:val="20"/>
-              <w:szCs w:val="20"/>
-            </w:rPr>
-            <w:t xml:space="preserve">②</w:t>
-          </w:r>
-          <w:r>
-            <w:rPr>
-              <w:rFonts w:ascii="Times New Roman" w:hAnsi="Times New Roman"/>
-              <w:color w:val="000000"/>
-              <w:sz w:val="20"/>
-              <w:szCs w:val="20"/>
-            </w:rPr>
-            <w:t xml:space="preserve"> </w:t>
-          </w:r>
-          <w:r>
-            <w:rPr>
-              <w:rFonts w:ascii="Times New Roman" w:hAnsi="Times New Roman"/>
-              <w:color w:val="000000"/>
-              <w:sz w:val="20"/>
-              <w:szCs w:val="20"/>
-              <w:u w:val="single"/>
-            </w:rPr>
-            <w:t xml:space="preserve">significant</w:t>
-          </w:r>
-          <w:r>
-            <w:rPr>
-              <w:rFonts w:ascii="Times New Roman" w:hAnsi="Times New Roman"/>
-              <w:color w:val="000000"/>
-              <w:sz w:val="20"/>
-              <w:szCs w:val="20"/>
-            </w:rPr>
-            <w:t xml:space="preserve"> because they bear records of the past severe droughts. Droughts cause reduced harvests, food shortages, and hunger, especially for the poor. The words on the hunger stones are believed to </w:t>
-          </w:r>
-          <w:r>
-            <w:rPr>
-              <w:rFonts w:ascii="맑은 고딕" w:hAnsi="맑은 고딕" w:eastAsia="맑은 고딕" w:cs="맑은 고딕" w:hint="eastAsia"/>
-              <w:color w:val="000000"/>
-              <w:sz w:val="20"/>
-              <w:szCs w:val="20"/>
-            </w:rPr>
-            <w:t xml:space="preserve">③</w:t>
-          </w:r>
-          <w:r>
-            <w:rPr>
-              <w:rFonts w:ascii="Times New Roman" w:hAnsi="Times New Roman"/>
-              <w:color w:val="000000"/>
-              <w:sz w:val="20"/>
-              <w:szCs w:val="20"/>
-            </w:rPr>
-            <w:t xml:space="preserve"> </w:t>
-          </w:r>
-          <w:r>
-            <w:rPr>
-              <w:rFonts w:ascii="Times New Roman" w:hAnsi="Times New Roman"/>
-              <w:color w:val="000000"/>
-              <w:sz w:val="20"/>
-              <w:szCs w:val="20"/>
-              <w:u w:val="single"/>
-            </w:rPr>
-            <w:t xml:space="preserve">warn</w:t>
-          </w:r>
-          <w:r>
-            <w:rPr>
-              <w:rFonts w:ascii="Times New Roman" w:hAnsi="Times New Roman"/>
-              <w:color w:val="000000"/>
-              <w:sz w:val="20"/>
-              <w:szCs w:val="20"/>
-            </w:rPr>
-            <w:t xml:space="preserve"> of these hardships and to urge people to be prepared.</w:t>
+            <w:t xml:space="preserve">The hunger stones, found in rivers across central Europe, typically remain underwater. However, when droughts occur and water levels retreat, these stones become visible. The stones are significant because they bear records of the past severe droughts. Droughts cause reduced harvests, food shortages, and hunger, especially for the poor. The words on the hunger stones are believed to warn of these hardships and to urge people to be prepared.</w:t>
           </w:r>
         </w:p>
         <w:p>
@@ -12931,7 +12837,7 @@
               <w:sz w:val="20"/>
               <w:szCs w:val="20"/>
             </w:rPr>
-            <w:t xml:space="preserve">Considering the continuation of climate change, experts warn that the situation we face is not just a simple, occasional drought but a </w:t>
+            <w:t xml:space="preserve">Considering the </w:t>
           </w:r>
           <w:r>
             <w:rPr>
@@ -12940,6 +12846,117 @@
               <w:sz w:val="20"/>
               <w:szCs w:val="20"/>
             </w:rPr>
+            <w:t xml:space="preserve">①</w:t>
+          </w:r>
+          <w:r>
+            <w:rPr>
+              <w:rFonts w:ascii="Times New Roman" w:hAnsi="Times New Roman"/>
+              <w:color w:val="000000"/>
+              <w:sz w:val="20"/>
+              <w:szCs w:val="20"/>
+            </w:rPr>
+            <w:t xml:space="preserve"> </w:t>
+          </w:r>
+          <w:r>
+            <w:rPr>
+              <w:rFonts w:ascii="Times New Roman" w:hAnsi="Times New Roman"/>
+              <w:color w:val="000000"/>
+              <w:sz w:val="20"/>
+              <w:szCs w:val="20"/>
+              <w:u w:val="single"/>
+            </w:rPr>
+            <w:t xml:space="preserve">continuation</w:t>
+          </w:r>
+          <w:r>
+            <w:rPr>
+              <w:rFonts w:ascii="Times New Roman" w:hAnsi="Times New Roman"/>
+              <w:color w:val="000000"/>
+              <w:sz w:val="20"/>
+              <w:szCs w:val="20"/>
+            </w:rPr>
+            <w:t xml:space="preserve"> of climate change, experts warn that the situation we face is not just a simple, </w:t>
+          </w:r>
+          <w:r>
+            <w:rPr>
+              <w:rFonts w:ascii="맑은 고딕" w:hAnsi="맑은 고딕" w:eastAsia="맑은 고딕" w:cs="맑은 고딕" w:hint="eastAsia"/>
+              <w:color w:val="000000"/>
+              <w:sz w:val="20"/>
+              <w:szCs w:val="20"/>
+            </w:rPr>
+            <w:t xml:space="preserve">②</w:t>
+          </w:r>
+          <w:r>
+            <w:rPr>
+              <w:rFonts w:ascii="Times New Roman" w:hAnsi="Times New Roman"/>
+              <w:color w:val="000000"/>
+              <w:sz w:val="20"/>
+              <w:szCs w:val="20"/>
+            </w:rPr>
+            <w:t xml:space="preserve"> </w:t>
+          </w:r>
+          <w:r>
+            <w:rPr>
+              <w:rFonts w:ascii="Times New Roman" w:hAnsi="Times New Roman"/>
+              <w:color w:val="000000"/>
+              <w:sz w:val="20"/>
+              <w:szCs w:val="20"/>
+              <w:u w:val="single"/>
+            </w:rPr>
+            <w:t xml:space="preserve">occasional</w:t>
+          </w:r>
+          <w:r>
+            <w:rPr>
+              <w:rFonts w:ascii="Times New Roman" w:hAnsi="Times New Roman"/>
+              <w:color w:val="000000"/>
+              <w:sz w:val="20"/>
+              <w:szCs w:val="20"/>
+            </w:rPr>
+            <w:t xml:space="preserve"> drought but a severe drought that could </w:t>
+          </w:r>
+          <w:r>
+            <w:rPr>
+              <w:rFonts w:ascii="맑은 고딕" w:hAnsi="맑은 고딕" w:eastAsia="맑은 고딕" w:cs="맑은 고딕" w:hint="eastAsia"/>
+              <w:color w:val="000000"/>
+              <w:sz w:val="20"/>
+              <w:szCs w:val="20"/>
+            </w:rPr>
+            <w:t xml:space="preserve">③</w:t>
+          </w:r>
+          <w:r>
+            <w:rPr>
+              <w:rFonts w:ascii="Times New Roman" w:hAnsi="Times New Roman"/>
+              <w:color w:val="000000"/>
+              <w:sz w:val="20"/>
+              <w:szCs w:val="20"/>
+            </w:rPr>
+            <w:t xml:space="preserve"> </w:t>
+          </w:r>
+          <w:r>
+            <w:rPr>
+              <w:rFonts w:ascii="Times New Roman" w:hAnsi="Times New Roman"/>
+              <w:color w:val="000000"/>
+              <w:sz w:val="20"/>
+              <w:szCs w:val="20"/>
+              <w:u w:val="single"/>
+            </w:rPr>
+            <w:t xml:space="preserve">cease</w:t>
+          </w:r>
+          <w:r>
+            <w:rPr>
+              <w:rFonts w:ascii="Times New Roman" w:hAnsi="Times New Roman"/>
+              <w:color w:val="000000"/>
+              <w:sz w:val="20"/>
+              <w:szCs w:val="20"/>
+            </w:rPr>
+            <w:t xml:space="preserve"> for decades. The United Nations has predicted that by 2050, 75 percent of the </w:t>
+          </w:r>
+          <w:r>
+            <w:rPr>
+              <w:rFonts w:ascii="맑은 고딕" w:hAnsi="맑은 고딕" w:eastAsia="맑은 고딕" w:cs="맑은 고딕" w:hint="eastAsia"/>
+              <w:color w:val="000000"/>
+              <w:sz w:val="20"/>
+              <w:szCs w:val="20"/>
+            </w:rPr>
             <w:t xml:space="preserve">④</w:t>
           </w:r>
           <w:r>
@@ -12959,7 +12976,7 @@
               <w:szCs w:val="20"/>
               <w:u w:val="single"/>
             </w:rPr>
-            <w:t xml:space="preserve">mild</w:t>
+            <w:t xml:space="preserve">global</w:t>
           </w:r>
           <w:r>
             <w:rPr>
@@ -12968,7 +12985,7 @@
               <w:sz w:val="20"/>
               <w:szCs w:val="20"/>
             </w:rPr>
-            <w:t xml:space="preserve"> drought that could persist for decades. The United Nations has predicted that by 2050, 75 percent of the global population could suffer from the effects of drought unless significant action is taken to </w:t>
+            <w:t xml:space="preserve"> population could suffer from the effects of drought unless significant action is taken to </w:t>
           </w:r>
           <w:r>
             <w:rPr>
@@ -13369,87 +13386,87 @@
               <w:sz w:val="20"/>
               <w:szCs w:val="20"/>
             </w:rPr>
+            <w:t xml:space="preserve">⑤</w:t>
+          </w:r>
+          <w:r>
+            <w:rPr>
+              <w:rFonts w:ascii="Times New Roman" w:eastAsia="Times New Roman" w:hAnsi="Times New Roman" w:cs="Times New Roman"/>
+              <w:b/>
+              <w:bCs/>
+              <w:sz w:val="20"/>
+              <w:szCs w:val="20"/>
+            </w:rPr>
+            <w:t xml:space="preserve">   2. </w:t>
+          </w:r>
+          <w:r>
+            <w:rPr>
+              <w:rFonts w:ascii="맑은 고딕" w:hAnsi="맑은 고딕" w:eastAsia="맑은 고딕" w:cs="맑은 고딕" w:hint="eastAsia"/>
+              <w:b/>
+              <w:bCs/>
+              <w:sz w:val="20"/>
+              <w:szCs w:val="20"/>
+            </w:rPr>
+            <w:t xml:space="preserve">④</w:t>
+          </w:r>
+          <w:r>
+            <w:rPr>
+              <w:rFonts w:ascii="Times New Roman" w:eastAsia="Times New Roman" w:hAnsi="Times New Roman" w:cs="Times New Roman"/>
+              <w:b/>
+              <w:bCs/>
+              <w:sz w:val="20"/>
+              <w:szCs w:val="20"/>
+            </w:rPr>
+            <w:t xml:space="preserve">   3. </w:t>
+          </w:r>
+          <w:r>
+            <w:rPr>
+              <w:rFonts w:ascii="맑은 고딕" w:hAnsi="맑은 고딕" w:eastAsia="맑은 고딕" w:cs="맑은 고딕" w:hint="eastAsia"/>
+              <w:b/>
+              <w:bCs/>
+              <w:sz w:val="20"/>
+              <w:szCs w:val="20"/>
+            </w:rPr>
+            <w:t xml:space="preserve">②</w:t>
+          </w:r>
+          <w:r>
+            <w:rPr>
+              <w:rFonts w:ascii="Times New Roman" w:eastAsia="Times New Roman" w:hAnsi="Times New Roman" w:cs="Times New Roman"/>
+              <w:b/>
+              <w:bCs/>
+              <w:sz w:val="20"/>
+              <w:szCs w:val="20"/>
+            </w:rPr>
+            <w:t xml:space="preserve">   4. </w:t>
+          </w:r>
+          <w:r>
+            <w:rPr>
+              <w:rFonts w:ascii="맑은 고딕" w:hAnsi="맑은 고딕" w:eastAsia="맑은 고딕" w:cs="맑은 고딕" w:hint="eastAsia"/>
+              <w:b/>
+              <w:bCs/>
+              <w:sz w:val="20"/>
+              <w:szCs w:val="20"/>
+            </w:rPr>
+            <w:t xml:space="preserve">①</w:t>
+          </w:r>
+          <w:r>
+            <w:rPr>
+              <w:rFonts w:ascii="Times New Roman" w:eastAsia="Times New Roman" w:hAnsi="Times New Roman" w:cs="Times New Roman"/>
+              <w:b/>
+              <w:bCs/>
+              <w:sz w:val="20"/>
+              <w:szCs w:val="20"/>
+            </w:rPr>
+            <w:t xml:space="preserve">   5. </w:t>
+          </w:r>
+          <w:r>
+            <w:rPr>
+              <w:rFonts w:ascii="맑은 고딕" w:hAnsi="맑은 고딕" w:eastAsia="맑은 고딕" w:cs="맑은 고딕" w:hint="eastAsia"/>
+              <w:b/>
+              <w:bCs/>
+              <w:sz w:val="20"/>
+              <w:szCs w:val="20"/>
+            </w:rPr>
             <w:t xml:space="preserve">③</w:t>
-          </w:r>
-          <w:r>
-            <w:rPr>
-              <w:rFonts w:ascii="Times New Roman" w:eastAsia="Times New Roman" w:hAnsi="Times New Roman" w:cs="Times New Roman"/>
-              <w:b/>
-              <w:bCs/>
-              <w:sz w:val="20"/>
-              <w:szCs w:val="20"/>
-            </w:rPr>
-            <w:t xml:space="preserve">   2. </w:t>
-          </w:r>
-          <w:r>
-            <w:rPr>
-              <w:rFonts w:ascii="맑은 고딕" w:hAnsi="맑은 고딕" w:eastAsia="맑은 고딕" w:cs="맑은 고딕" w:hint="eastAsia"/>
-              <w:b/>
-              <w:bCs/>
-              <w:sz w:val="20"/>
-              <w:szCs w:val="20"/>
-            </w:rPr>
-            <w:t xml:space="preserve">②</w:t>
-          </w:r>
-          <w:r>
-            <w:rPr>
-              <w:rFonts w:ascii="Times New Roman" w:eastAsia="Times New Roman" w:hAnsi="Times New Roman" w:cs="Times New Roman"/>
-              <w:b/>
-              <w:bCs/>
-              <w:sz w:val="20"/>
-              <w:szCs w:val="20"/>
-            </w:rPr>
-            <w:t xml:space="preserve">   3. </w:t>
-          </w:r>
-          <w:r>
-            <w:rPr>
-              <w:rFonts w:ascii="맑은 고딕" w:hAnsi="맑은 고딕" w:eastAsia="맑은 고딕" w:cs="맑은 고딕" w:hint="eastAsia"/>
-              <w:b/>
-              <w:bCs/>
-              <w:sz w:val="20"/>
-              <w:szCs w:val="20"/>
-            </w:rPr>
-            <w:t xml:space="preserve">⑤</w:t>
-          </w:r>
-          <w:r>
-            <w:rPr>
-              <w:rFonts w:ascii="Times New Roman" w:eastAsia="Times New Roman" w:hAnsi="Times New Roman" w:cs="Times New Roman"/>
-              <w:b/>
-              <w:bCs/>
-              <w:sz w:val="20"/>
-              <w:szCs w:val="20"/>
-            </w:rPr>
-            <w:t xml:space="preserve">   4. </w:t>
-          </w:r>
-          <w:r>
-            <w:rPr>
-              <w:rFonts w:ascii="맑은 고딕" w:hAnsi="맑은 고딕" w:eastAsia="맑은 고딕" w:cs="맑은 고딕" w:hint="eastAsia"/>
-              <w:b/>
-              <w:bCs/>
-              <w:sz w:val="20"/>
-              <w:szCs w:val="20"/>
-            </w:rPr>
-            <w:t xml:space="preserve">①</w:t>
-          </w:r>
-          <w:r>
-            <w:rPr>
-              <w:rFonts w:ascii="Times New Roman" w:eastAsia="Times New Roman" w:hAnsi="Times New Roman" w:cs="Times New Roman"/>
-              <w:b/>
-              <w:bCs/>
-              <w:sz w:val="20"/>
-              <w:szCs w:val="20"/>
-            </w:rPr>
-            <w:t xml:space="preserve">   5. </w:t>
-          </w:r>
-          <w:r>
-            <w:rPr>
-              <w:rFonts w:ascii="맑은 고딕" w:hAnsi="맑은 고딕" w:eastAsia="맑은 고딕" w:cs="맑은 고딕" w:hint="eastAsia"/>
-              <w:b/>
-              <w:bCs/>
-              <w:sz w:val="20"/>
-              <w:szCs w:val="20"/>
-            </w:rPr>
-            <w:t xml:space="preserve">④</w:t>
           </w:r>
         </w:p>
       </w:sdtContent>
@@ -14773,7 +14790,7 @@
               <w:color w:val="C00000"/>
               <w:sz w:val="20"/>
             </w:rPr>
-            <w:t xml:space="preserve">③</w:t>
+            <w:t xml:space="preserve">⑤</w:t>
           </w:r>
         </w:p>
         <w:p>
@@ -14804,7 +14821,7 @@
               <w:color w:val="000000"/>
               <w:sz w:val="18"/>
             </w:rPr>
-            <w:t xml:space="preserve">Droughts cause reduced harvests, food shortages, and hunger, especially for the poor.</w:t>
+            <w:t xml:space="preserve">However, when droughts occur and water levels retreat, these stones become visible.</w:t>
           </w:r>
         </w:p>
         <w:p>
@@ -14819,7 +14836,7 @@
               <w:color w:val="000000"/>
               <w:sz w:val="18"/>
             </w:rPr>
-            <w:t xml:space="preserve">가뭄은 수확량 감소, 식량 부족, 굶주림을 일으킨다고 했다. 따라서 가뭄이 더 적은 수확과 식량 부족을 가져올 수 있다는 </w:t>
+            <w:t xml:space="preserve">기아석은 보통 물속에 있다가 가뭄이 들어 수위가 낮아지면 보이게 된다고 했다. 따라서 가뭄 때 강물이 줄어들면 기아석이 드러난다는 </w:t>
           </w:r>
           <w:r>
             <w:rPr>
@@ -14827,14 +14844,14 @@
               <w:color w:val="000000"/>
               <w:sz w:val="18"/>
             </w:rPr>
-            <w:t xml:space="preserve">③</w:t>
+            <w:t xml:space="preserve">⑤</w:t>
           </w:r>
           <w:r>
             <w:rPr>
               <w:color w:val="000000"/>
               <w:sz w:val="18"/>
             </w:rPr>
-            <w:t xml:space="preserve">이 글의 내용과 일치한다.</w:t>
+            <w:t xml:space="preserve">가 글의 내용과 일치한다.</w:t>
           </w:r>
         </w:p>
         <w:p>
@@ -14887,17 +14904,17 @@
               <w:b w:val="0"/>
               <w:bCs w:val="0"/>
             </w:rPr>
-            <w:t xml:space="preserve">The hunger stone in the Czech town was found in the spring of 2022.   </w:t>
-          </w:r>
-          <w:r>
-            <w:rPr>
-              <w:color w:val="666666"/>
-              <w:sz w:val="17"/>
-              <w:szCs w:val="17"/>
-              <w:b w:val="0"/>
-              <w:bCs w:val="0"/>
-            </w:rPr>
-            <w:t xml:space="preserve">(체코 마을의 기아석은 2022년 봄에 발견되었다.)</w:t>
+            <w:t xml:space="preserve">The hunger stone in the Czech town was discovered by scientists studying the river.   </w:t>
+          </w:r>
+          <w:r>
+            <w:rPr>
+              <w:color w:val="666666"/>
+              <w:sz w:val="17"/>
+              <w:szCs w:val="17"/>
+              <w:b w:val="0"/>
+              <w:bCs w:val="0"/>
+            </w:rPr>
+            <w:t xml:space="preserve">(체코 마을의 기아석은 강을 연구하던 과학자들이 발견했다.)</w:t>
           </w:r>
         </w:p>
         <w:p>
@@ -14934,17 +14951,17 @@
               <w:b w:val="0"/>
               <w:bCs w:val="0"/>
             </w:rPr>
-            <w:t xml:space="preserve">The drought in Europe in 2022 was the worst one in 50 years.   </w:t>
-          </w:r>
-          <w:r>
-            <w:rPr>
-              <w:color w:val="666666"/>
-              <w:sz w:val="17"/>
-              <w:szCs w:val="17"/>
-              <w:b w:val="0"/>
-              <w:bCs w:val="0"/>
-            </w:rPr>
-            <w:t xml:space="preserve">(2022년 유럽의 가뭄은 50년 만의 최악의 가뭄이었다.)</w:t>
+            <w:t xml:space="preserve">The sentence on the stone told people to be happy when they saw it.   </w:t>
+          </w:r>
+          <w:r>
+            <w:rPr>
+              <w:color w:val="666666"/>
+              <w:sz w:val="17"/>
+              <w:szCs w:val="17"/>
+              <w:b w:val="0"/>
+              <w:bCs w:val="0"/>
+            </w:rPr>
+            <w:t xml:space="preserve">(돌에 새겨진 문장은 사람들에게 그것을 보면 기뻐하라고 했다.)</w:t>
           </w:r>
         </w:p>
         <w:p>
@@ -14958,7 +14975,7 @@
             <w:rPr>
               <w:rFonts w:ascii="맑은 고딕" w:hAnsi="맑은 고딕" w:eastAsia="맑은 고딕" w:cs="맑은 고딕" w:hint="eastAsia"/>
               <w:b/>
-              <w:color w:val="FF0000"/>
+              <w:color w:val="2E5496"/>
               <w:sz w:val="17"/>
               <w:szCs w:val="17"/>
             </w:rPr>
@@ -14967,7 +14984,7 @@
           <w:r>
             <w:rPr>
               <w:b/>
-              <w:color w:val="FF0000"/>
+              <w:color w:val="2E5496"/>
               <w:sz w:val="17"/>
               <w:szCs w:val="17"/>
             </w:rPr>
@@ -14981,17 +14998,17 @@
               <w:b w:val="0"/>
               <w:bCs w:val="0"/>
             </w:rPr>
-            <w:t xml:space="preserve">Droughts can bring smaller harvests and a lack of food.   </w:t>
-          </w:r>
-          <w:r>
-            <w:rPr>
-              <w:color w:val="666666"/>
-              <w:sz w:val="17"/>
-              <w:szCs w:val="17"/>
-              <w:b w:val="0"/>
-              <w:bCs w:val="0"/>
-            </w:rPr>
-            <w:t xml:space="preserve">(가뭄은 더 적은 수확과 식량 부족을 가져올 수 있다.)</w:t>
+            <w:t xml:space="preserve">Hunger stones in central European rivers can usually be seen above the water.   </w:t>
+          </w:r>
+          <w:r>
+            <w:rPr>
+              <w:color w:val="666666"/>
+              <w:sz w:val="17"/>
+              <w:szCs w:val="17"/>
+              <w:b w:val="0"/>
+              <w:bCs w:val="0"/>
+            </w:rPr>
+            <w:t xml:space="preserve">(중부 유럽 강의 기아석은 보통 물 위로 보인다.)</w:t>
           </w:r>
         </w:p>
         <w:p>
@@ -15028,17 +15045,17 @@
               <w:b w:val="0"/>
               <w:bCs w:val="0"/>
             </w:rPr>
-            <w:t xml:space="preserve">Hunger stones can be found only along the Elbe River.   </w:t>
-          </w:r>
-          <w:r>
-            <w:rPr>
-              <w:color w:val="666666"/>
-              <w:sz w:val="17"/>
-              <w:szCs w:val="17"/>
-              <w:b w:val="0"/>
-              <w:bCs w:val="0"/>
-            </w:rPr>
-            <w:t xml:space="preserve">(기아석은 엘베강을 따라서만 발견될 수 있다.)</w:t>
+            <w:t xml:space="preserve">Hunger stones are important because they record the floods of the past.   </w:t>
+          </w:r>
+          <w:r>
+            <w:rPr>
+              <w:color w:val="666666"/>
+              <w:sz w:val="17"/>
+              <w:szCs w:val="17"/>
+              <w:b w:val="0"/>
+              <w:bCs w:val="0"/>
+            </w:rPr>
+            <w:t xml:space="preserve">(기아석은 과거의 홍수를 기록하고 있어서 중요하다.)</w:t>
           </w:r>
         </w:p>
         <w:p>
@@ -15052,7 +15069,7 @@
             <w:rPr>
               <w:rFonts w:ascii="맑은 고딕" w:hAnsi="맑은 고딕" w:eastAsia="맑은 고딕" w:cs="맑은 고딕" w:hint="eastAsia"/>
               <w:b/>
-              <w:color w:val="2E5496"/>
+              <w:color w:val="FF0000"/>
               <w:sz w:val="17"/>
               <w:szCs w:val="17"/>
             </w:rPr>
@@ -15061,7 +15078,7 @@
           <w:r>
             <w:rPr>
               <w:b/>
-              <w:color w:val="2E5496"/>
+              <w:color w:val="FF0000"/>
               <w:sz w:val="17"/>
               <w:szCs w:val="17"/>
             </w:rPr>
@@ -15075,17 +15092,17 @@
               <w:b w:val="0"/>
               <w:bCs w:val="0"/>
             </w:rPr>
-            <w:t xml:space="preserve">The poor are the least affected by droughts.   </w:t>
-          </w:r>
-          <w:r>
-            <w:rPr>
-              <w:color w:val="666666"/>
-              <w:sz w:val="17"/>
-              <w:szCs w:val="17"/>
-              <w:b w:val="0"/>
-              <w:bCs w:val="0"/>
-            </w:rPr>
-            <w:t xml:space="preserve">(가난한 사람들이 가뭄의 영향을 가장 적게 받는다.)</w:t>
+            <w:t xml:space="preserve">Hunger stones appear when the water in rivers goes down during droughts.   </w:t>
+          </w:r>
+          <w:r>
+            <w:rPr>
+              <w:color w:val="666666"/>
+              <w:sz w:val="17"/>
+              <w:szCs w:val="17"/>
+              <w:b w:val="0"/>
+              <w:bCs w:val="0"/>
+            </w:rPr>
+            <w:t xml:space="preserve">(기아석은 가뭄 동안 강물이 줄어들 때 모습을 드러낸다.)</w:t>
           </w:r>
         </w:p>
         <w:p>
@@ -15133,7 +15150,7 @@
               <w:color w:val="666666"/>
               <w:sz w:val="17"/>
             </w:rPr>
-            <w:t xml:space="preserve">“In the summer of 2022”라고 했으므로 봄이 아니라 여름이다.</w:t>
+            <w:t xml:space="preserve">돌이 체코 마을에서 발견되었다는 내용만 있고, 누가 발견했는지는 나오지 않는다.</w:t>
           </w:r>
         </w:p>
         <w:p>
@@ -15165,7 +15182,7 @@
               <w:color w:val="666666"/>
               <w:sz w:val="17"/>
             </w:rPr>
-            <w:t xml:space="preserve">“the worst drought in 500 years”라고 했으므로 50년이 아니라 500년 만의 최악이다.</w:t>
+            <w:t xml:space="preserve">돌의 문장은 “If you see me, then cry.”(나를 보면 울어라)이므로 기뻐하라는 것이 아니다.</w:t>
           </w:r>
         </w:p>
         <w:p>
@@ -15182,7 +15199,7 @@
               <w:color w:val="2E5496"/>
               <w:sz w:val="17"/>
             </w:rPr>
-            <w:t xml:space="preserve">④</w:t>
+            <w:t xml:space="preserve">③</w:t>
           </w:r>
           <w:r>
             <w:rPr>
@@ -15197,7 +15214,7 @@
               <w:color w:val="666666"/>
               <w:sz w:val="17"/>
             </w:rPr>
-            <w:t xml:space="preserve">“found in rivers across central Europe”라고 했으므로 엘베강에서만 발견되는 것이 아니다.</w:t>
+            <w:t xml:space="preserve">“typically remain underwater”라고 했으므로 보통은 물속에 잠겨 있다.</w:t>
           </w:r>
         </w:p>
         <w:p>
@@ -15214,7 +15231,7 @@
               <w:color w:val="2E5496"/>
               <w:sz w:val="17"/>
             </w:rPr>
-            <w:t xml:space="preserve">⑤</w:t>
+            <w:t xml:space="preserve">④</w:t>
           </w:r>
           <w:r>
             <w:rPr>
@@ -15229,7 +15246,7 @@
               <w:color w:val="666666"/>
               <w:sz w:val="17"/>
             </w:rPr>
-            <w:t xml:space="preserve">“especially for the poor”라고 했으므로 가난한 사람들이 특히 큰 영향을 받는다.</w:t>
+            <w:t xml:space="preserve">기아석은 과거의 심각한 가뭄(droughts) 기록을 담고 있다고 했으며 홍수가 아니다.</w:t>
           </w:r>
         </w:p>
         <w:p>
@@ -15253,7 +15270,7 @@
               <w:color w:val="C00000"/>
               <w:sz w:val="20"/>
             </w:rPr>
-            <w:t xml:space="preserve">②</w:t>
+            <w:t xml:space="preserve">④</w:t>
           </w:r>
         </w:p>
         <w:p>
@@ -15284,7 +15301,7 @@
               <w:color w:val="000000"/>
               <w:sz w:val="18"/>
             </w:rPr>
-            <w:t xml:space="preserve">However, when droughts occur and water levels retreat, these stones become visible.</w:t>
+            <w:t xml:space="preserve">However, when droughts occur and water levels retreat, these stones become visible. / Droughts cause reduced harvests, food shortages, and hunger, especially for the poor.</w:t>
           </w:r>
         </w:p>
         <w:p>
@@ -15299,7 +15316,7 @@
               <w:color w:val="000000"/>
               <w:sz w:val="18"/>
             </w:rPr>
-            <w:t xml:space="preserve">기아석은 보통 물속에 있다가 가뭄이 들어 수위가 내려가야 보이게 되고, 가뭄은 수확 감소·식량 부족·굶주림을 일으키며, 돌의 글은 이런 고난을 경고한다고 믿어진다. 따라서 “나를 보면 울어라”는 이 돌이 보인다면 가뭄으로 굶주림과 힘든 시기가 오고 있다는 뜻이다.</w:t>
+            <w:t xml:space="preserve">기아석은 보통 물속에 있다가 가뭄이 들어 수위가 내려가야 보이게 되고, 가뭄은 수확 감소·식량 부족·굶주림을 일으킨다. 따라서 “나를 보면 울어라”는 이 돌이 보인다면 가뭄으로 굶주림과 힘든 시기가 오고 있다는 뜻이다.</w:t>
           </w:r>
         </w:p>
         <w:p>
@@ -15352,17 +15369,17 @@
               <w:b w:val="0"/>
               <w:bCs w:val="0"/>
             </w:rPr>
-            <w:t xml:space="preserve">The stone was placed in the river to remember people who died in floods.   </w:t>
-          </w:r>
-          <w:r>
-            <w:rPr>
-              <w:color w:val="666666"/>
-              <w:sz w:val="17"/>
-              <w:szCs w:val="17"/>
-              <w:b w:val="0"/>
-              <w:bCs w:val="0"/>
-            </w:rPr>
-            <w:t xml:space="preserve">(그 돌은 홍수로 죽은 사람들을 기억하기 위해 강에 놓였다.)</w:t>
+            <w:t xml:space="preserve">Seeing the stone means that heavy rain and floods are coming soon.   </w:t>
+          </w:r>
+          <w:r>
+            <w:rPr>
+              <w:color w:val="666666"/>
+              <w:sz w:val="17"/>
+              <w:szCs w:val="17"/>
+              <w:b w:val="0"/>
+              <w:bCs w:val="0"/>
+            </w:rPr>
+            <w:t xml:space="preserve">(그 돌을 보는 것은 곧 폭우와 홍수가 온다는 뜻이다.)</w:t>
           </w:r>
         </w:p>
         <w:p>
@@ -15376,7 +15393,7 @@
             <w:rPr>
               <w:rFonts w:ascii="맑은 고딕" w:hAnsi="맑은 고딕" w:eastAsia="맑은 고딕" w:cs="맑은 고딕" w:hint="eastAsia"/>
               <w:b/>
-              <w:color w:val="FF0000"/>
+              <w:color w:val="2E5496"/>
               <w:sz w:val="17"/>
               <w:szCs w:val="17"/>
             </w:rPr>
@@ -15385,7 +15402,7 @@
           <w:r>
             <w:rPr>
               <w:b/>
-              <w:color w:val="FF0000"/>
+              <w:color w:val="2E5496"/>
               <w:sz w:val="17"/>
               <w:szCs w:val="17"/>
             </w:rPr>
@@ -15399,17 +15416,17 @@
               <w:b w:val="0"/>
               <w:bCs w:val="0"/>
             </w:rPr>
-            <w:t xml:space="preserve">When this stone can be seen, a drought is bringing hunger and hard times.   </w:t>
-          </w:r>
-          <w:r>
-            <w:rPr>
-              <w:color w:val="666666"/>
-              <w:sz w:val="17"/>
-              <w:szCs w:val="17"/>
-              <w:b w:val="0"/>
-              <w:bCs w:val="0"/>
-            </w:rPr>
-            <w:t xml:space="preserve">(이 돌이 보일 때는 가뭄이 굶주림과 힘든 시기를 가져오고 있다.)</w:t>
+            <w:t xml:space="preserve">People should be sad because the old stone has been damaged by the river.   </w:t>
+          </w:r>
+          <w:r>
+            <w:rPr>
+              <w:color w:val="666666"/>
+              <w:sz w:val="17"/>
+              <w:szCs w:val="17"/>
+              <w:b w:val="0"/>
+              <w:bCs w:val="0"/>
+            </w:rPr>
+            <w:t xml:space="preserve">(오래된 돌이 강물에 손상되었기 때문에 사람들은 슬퍼해야 한다.)</w:t>
           </w:r>
         </w:p>
         <w:p>
@@ -15446,17 +15463,17 @@
               <w:b w:val="0"/>
               <w:bCs w:val="0"/>
             </w:rPr>
-            <w:t xml:space="preserve">People should feel sad because the old stone has been damaged by water.   </w:t>
-          </w:r>
-          <w:r>
-            <w:rPr>
-              <w:color w:val="666666"/>
-              <w:sz w:val="17"/>
-              <w:szCs w:val="17"/>
-              <w:b w:val="0"/>
-              <w:bCs w:val="0"/>
-            </w:rPr>
-            <w:t xml:space="preserve">(오래된 돌이 물에 의해 손상되었기 때문에 사람들은 슬퍼해야 한다.)</w:t>
+            <w:t xml:space="preserve">Those who find the stone should cry with joy at their lucky discovery.   </w:t>
+          </w:r>
+          <w:r>
+            <w:rPr>
+              <w:color w:val="666666"/>
+              <w:sz w:val="17"/>
+              <w:szCs w:val="17"/>
+              <w:b w:val="0"/>
+              <w:bCs w:val="0"/>
+            </w:rPr>
+            <w:t xml:space="preserve">(그 돌을 발견한 사람들은 운 좋은 발견에 기뻐서 울어야 한다.)</w:t>
           </w:r>
         </w:p>
         <w:p>
@@ -15470,7 +15487,7 @@
             <w:rPr>
               <w:rFonts w:ascii="맑은 고딕" w:hAnsi="맑은 고딕" w:eastAsia="맑은 고딕" w:cs="맑은 고딕" w:hint="eastAsia"/>
               <w:b/>
-              <w:color w:val="2E5496"/>
+              <w:color w:val="FF0000"/>
               <w:sz w:val="17"/>
               <w:szCs w:val="17"/>
             </w:rPr>
@@ -15479,7 +15496,7 @@
           <w:r>
             <w:rPr>
               <w:b/>
-              <w:color w:val="2E5496"/>
+              <w:color w:val="FF0000"/>
               <w:sz w:val="17"/>
               <w:szCs w:val="17"/>
             </w:rPr>
@@ -15493,17 +15510,17 @@
               <w:b w:val="0"/>
               <w:bCs w:val="0"/>
             </w:rPr>
-            <w:t xml:space="preserve">Anyone who finds the stone should return it to the river at once.   </w:t>
-          </w:r>
-          <w:r>
-            <w:rPr>
-              <w:color w:val="666666"/>
-              <w:sz w:val="17"/>
-              <w:szCs w:val="17"/>
-              <w:b w:val="0"/>
-              <w:bCs w:val="0"/>
-            </w:rPr>
-            <w:t xml:space="preserve">(그 돌을 발견하는 사람은 누구든 즉시 그것을 강에 돌려놓아야 한다.)</w:t>
+            <w:t xml:space="preserve">When this stone can be seen, a drought is bringing hunger and hard times.   </w:t>
+          </w:r>
+          <w:r>
+            <w:rPr>
+              <w:color w:val="666666"/>
+              <w:sz w:val="17"/>
+              <w:szCs w:val="17"/>
+              <w:b w:val="0"/>
+              <w:bCs w:val="0"/>
+            </w:rPr>
+            <w:t xml:space="preserve">(이 돌이 보일 때는 가뭄이 굶주림과 힘든 시기를 가져오고 있다.)</w:t>
           </w:r>
         </w:p>
         <w:p>
@@ -15540,17 +15557,17 @@
               <w:b w:val="0"/>
               <w:bCs w:val="0"/>
             </w:rPr>
-            <w:t xml:space="preserve">The stone marks the place where people used to say goodbye to each other.   </w:t>
-          </w:r>
-          <w:r>
-            <w:rPr>
-              <w:color w:val="666666"/>
-              <w:sz w:val="17"/>
-              <w:szCs w:val="17"/>
-              <w:b w:val="0"/>
-              <w:bCs w:val="0"/>
-            </w:rPr>
-            <w:t xml:space="preserve">(그 돌은 사람들이 서로 작별 인사를 하던 장소를 표시한다.)</w:t>
+            <w:t xml:space="preserve">The stone warns people not to swim in the river when the water is low.   </w:t>
+          </w:r>
+          <w:r>
+            <w:rPr>
+              <w:color w:val="666666"/>
+              <w:sz w:val="17"/>
+              <w:szCs w:val="17"/>
+              <w:b w:val="0"/>
+              <w:bCs w:val="0"/>
+            </w:rPr>
+            <w:t xml:space="preserve">(그 돌은 물이 얕을 때 강에서 수영하지 말라고 경고한다.)</w:t>
           </w:r>
         </w:p>
         <w:p>
@@ -15598,7 +15615,7 @@
               <w:color w:val="666666"/>
               <w:sz w:val="17"/>
             </w:rPr>
-            <w:t xml:space="preserve">홍수가 아니라 가뭄과 관련된 돌이며, 죽은 사람들을 기억한다는 내용은 없다.</w:t>
+            <w:t xml:space="preserve">돌은 비가 많을 때가 아니라 가뭄으로 수위가 내려갈 때 보이므로 반대다.</w:t>
           </w:r>
         </w:p>
         <w:p>
@@ -15615,7 +15632,7 @@
               <w:color w:val="2E5496"/>
               <w:sz w:val="17"/>
             </w:rPr>
-            <w:t xml:space="preserve">③</w:t>
+            <w:t xml:space="preserve">②</w:t>
           </w:r>
           <w:r>
             <w:rPr>
@@ -15630,7 +15647,7 @@
               <w:color w:val="666666"/>
               <w:sz w:val="17"/>
             </w:rPr>
-            <w:t xml:space="preserve">돌이 물에 의해 손상되었다는 내용은 없고, 울어야 하는 이유는 가뭄이 가져올 고난이다.</w:t>
+            <w:t xml:space="preserve">돌이 손상되었다는 내용은 없고, 울어야 하는 이유는 가뭄이 가져올 굶주림이다.</w:t>
           </w:r>
         </w:p>
         <w:p>
@@ -15647,7 +15664,7 @@
               <w:color w:val="2E5496"/>
               <w:sz w:val="17"/>
             </w:rPr>
-            <w:t xml:space="preserve">④</w:t>
+            <w:t xml:space="preserve">③</w:t>
           </w:r>
           <w:r>
             <w:rPr>
@@ -15662,7 +15679,7 @@
               <w:color w:val="666666"/>
               <w:sz w:val="17"/>
             </w:rPr>
-            <w:t xml:space="preserve">돌을 강에 돌려놓으라는 내용은 없다.</w:t>
+            <w:t xml:space="preserve">가뭄이 굶주림을 일으킨다는 흐름이므로 기뻐서 우는 것이 아니라 슬퍼서 우는 것이다.</w:t>
           </w:r>
         </w:p>
         <w:p>
@@ -15694,7 +15711,7 @@
               <w:color w:val="666666"/>
               <w:sz w:val="17"/>
             </w:rPr>
-            <w:t xml:space="preserve">작별 인사를 하던 장소라는 내용은 없다.</w:t>
+            <w:t xml:space="preserve">물이 얕아진다는 점은 맞지만, 수영의 위험에 대한 내용은 없고 가뭄으로 인한 굶주림을 말한다.</w:t>
           </w:r>
         </w:p>
         <w:p>
@@ -15718,7 +15735,7 @@
               <w:color w:val="C00000"/>
               <w:sz w:val="20"/>
             </w:rPr>
-            <w:t xml:space="preserve">⑤</w:t>
+            <w:t xml:space="preserve">②</w:t>
           </w:r>
         </w:p>
         <w:p>
@@ -15749,7 +15766,7 @@
               <w:color w:val="000000"/>
               <w:sz w:val="18"/>
             </w:rPr>
-            <w:t xml:space="preserve">The stones are significant because they bear records of the past severe droughts.</w:t>
+            <w:t xml:space="preserve">However, when droughts occur and water levels retreat, these stones become visible. / The words on the hunger stones are believed to warn of these hardships and to urge people to be prepared.</w:t>
           </w:r>
         </w:p>
         <w:p>
@@ -15764,7 +15781,7 @@
               <w:color w:val="000000"/>
               <w:sz w:val="18"/>
             </w:rPr>
-            <w:t xml:space="preserve">기아석은 과거의 심각한 가뭄 기록을 담고 있어 중요하며, 돌의 글은 가뭄이 가져오는 고난을 경고하고 사람들에게 대비하라고 촉구한다고 믿어진다. 따라서 </w:t>
+            <w:t xml:space="preserve">기아석은 가뭄이 들어 수위가 내려갈 때 보이게 되고(visible), 돌의 글은 가뭄이 가져오는 고난을 경고하고 대비하라고 촉구하는 것으로 여겨진다. 따라서 (A) seen(보이는), (B) alert(경고하다, 알리다)인 </w:t>
           </w:r>
           <w:r>
             <w:rPr>
@@ -15772,14 +15789,14 @@
               <w:color w:val="000000"/>
               <w:sz w:val="18"/>
             </w:rPr>
-            <w:t xml:space="preserve">⑤</w:t>
+            <w:t xml:space="preserve">②</w:t>
           </w:r>
           <w:r>
             <w:rPr>
               <w:color w:val="000000"/>
               <w:sz w:val="18"/>
             </w:rPr>
-            <w:t xml:space="preserve">가 요지다.</w:t>
+            <w:t xml:space="preserve">가 알맞다.</w:t>
           </w:r>
         </w:p>
         <w:p>
@@ -15832,17 +15849,17 @@
               <w:b w:val="0"/>
               <w:bCs w:val="0"/>
             </w:rPr>
-            <w:t xml:space="preserve">Hunger stones were used to mark the best fishing spots in rivers.   </w:t>
-          </w:r>
-          <w:r>
-            <w:rPr>
-              <w:color w:val="666666"/>
-              <w:sz w:val="17"/>
-              <w:szCs w:val="17"/>
-              <w:b w:val="0"/>
-              <w:bCs w:val="0"/>
-            </w:rPr>
-            <w:t xml:space="preserve">(기아석은 강에서 가장 좋은 낚시 장소를 표시하는 데 쓰였다.)</w:t>
+            <w:t xml:space="preserve">hidden …… alert   </w:t>
+          </w:r>
+          <w:r>
+            <w:rPr>
+              <w:color w:val="666666"/>
+              <w:sz w:val="17"/>
+              <w:szCs w:val="17"/>
+              <w:b w:val="0"/>
+              <w:bCs w:val="0"/>
+            </w:rPr>
+            <w:t xml:space="preserve">(숨겨진 …… 경고하다)</w:t>
           </w:r>
         </w:p>
         <w:p>
@@ -15856,7 +15873,7 @@
             <w:rPr>
               <w:rFonts w:ascii="맑은 고딕" w:hAnsi="맑은 고딕" w:eastAsia="맑은 고딕" w:cs="맑은 고딕" w:hint="eastAsia"/>
               <w:b/>
-              <w:color w:val="2E5496"/>
+              <w:color w:val="FF0000"/>
               <w:sz w:val="17"/>
               <w:szCs w:val="17"/>
             </w:rPr>
@@ -15865,7 +15882,7 @@
           <w:r>
             <w:rPr>
               <w:b/>
-              <w:color w:val="2E5496"/>
+              <w:color w:val="FF0000"/>
               <w:sz w:val="17"/>
               <w:szCs w:val="17"/>
             </w:rPr>
@@ -15879,17 +15896,17 @@
               <w:b w:val="0"/>
               <w:bCs w:val="0"/>
             </w:rPr>
-            <w:t xml:space="preserve">People carved words on stones to celebrate good harvests.   </w:t>
-          </w:r>
-          <w:r>
-            <w:rPr>
-              <w:color w:val="666666"/>
-              <w:sz w:val="17"/>
-              <w:szCs w:val="17"/>
-              <w:b w:val="0"/>
-              <w:bCs w:val="0"/>
-            </w:rPr>
-            <w:t xml:space="preserve">(사람들은 좋은 수확을 축하하기 위해 돌에 글을 새겼다.)</w:t>
+            <w:t xml:space="preserve">seen …… alert   </w:t>
+          </w:r>
+          <w:r>
+            <w:rPr>
+              <w:color w:val="666666"/>
+              <w:sz w:val="17"/>
+              <w:szCs w:val="17"/>
+              <w:b w:val="0"/>
+              <w:bCs w:val="0"/>
+            </w:rPr>
+            <w:t xml:space="preserve">(보이는 …… 경고하다)</w:t>
           </w:r>
         </w:p>
         <w:p>
@@ -15926,17 +15943,17 @@
               <w:b w:val="0"/>
               <w:bCs w:val="0"/>
             </w:rPr>
-            <w:t xml:space="preserve">Droughts in central Europe have always been short and mild.   </w:t>
-          </w:r>
-          <w:r>
-            <w:rPr>
-              <w:color w:val="666666"/>
-              <w:sz w:val="17"/>
-              <w:szCs w:val="17"/>
-              <w:b w:val="0"/>
-              <w:bCs w:val="0"/>
-            </w:rPr>
-            <w:t xml:space="preserve">(중부 유럽의 가뭄은 언제나 짧고 가벼웠다.)</w:t>
+            <w:t xml:space="preserve">seen …… blame   </w:t>
+          </w:r>
+          <w:r>
+            <w:rPr>
+              <w:color w:val="666666"/>
+              <w:sz w:val="17"/>
+              <w:szCs w:val="17"/>
+              <w:b w:val="0"/>
+              <w:bCs w:val="0"/>
+            </w:rPr>
+            <w:t xml:space="preserve">(보이는 …… 탓하다)</w:t>
           </w:r>
         </w:p>
         <w:p>
@@ -15973,17 +15990,17 @@
               <w:b w:val="0"/>
               <w:bCs w:val="0"/>
             </w:rPr>
-            <w:t xml:space="preserve">Rivers in central Europe rarely change their water levels.   </w:t>
-          </w:r>
-          <w:r>
-            <w:rPr>
-              <w:color w:val="666666"/>
-              <w:sz w:val="17"/>
-              <w:szCs w:val="17"/>
-              <w:b w:val="0"/>
-              <w:bCs w:val="0"/>
-            </w:rPr>
-            <w:t xml:space="preserve">(중부 유럽의 강들은 수위가 거의 변하지 않는다.)</w:t>
+            <w:t xml:space="preserve">dry …… comfort   </w:t>
+          </w:r>
+          <w:r>
+            <w:rPr>
+              <w:color w:val="666666"/>
+              <w:sz w:val="17"/>
+              <w:szCs w:val="17"/>
+              <w:b w:val="0"/>
+              <w:bCs w:val="0"/>
+            </w:rPr>
+            <w:t xml:space="preserve">(마른 …… 위로하다)</w:t>
           </w:r>
         </w:p>
         <w:p>
@@ -15997,7 +16014,7 @@
             <w:rPr>
               <w:rFonts w:ascii="맑은 고딕" w:hAnsi="맑은 고딕" w:eastAsia="맑은 고딕" w:cs="맑은 고딕" w:hint="eastAsia"/>
               <w:b/>
-              <w:color w:val="FF0000"/>
+              <w:color w:val="2E5496"/>
               <w:sz w:val="17"/>
               <w:szCs w:val="17"/>
             </w:rPr>
@@ -16006,7 +16023,7 @@
           <w:r>
             <w:rPr>
               <w:b/>
-              <w:color w:val="FF0000"/>
+              <w:color w:val="2E5496"/>
               <w:sz w:val="17"/>
               <w:szCs w:val="17"/>
             </w:rPr>
@@ -16020,17 +16037,17 @@
               <w:b w:val="0"/>
               <w:bCs w:val="0"/>
             </w:rPr>
-            <w:t xml:space="preserve">Hunger stones remind people of past hardships and warn them to prepare.   </w:t>
-          </w:r>
-          <w:r>
-            <w:rPr>
-              <w:color w:val="666666"/>
-              <w:sz w:val="17"/>
-              <w:szCs w:val="17"/>
-              <w:b w:val="0"/>
-              <w:bCs w:val="0"/>
-            </w:rPr>
-            <w:t xml:space="preserve">(기아석은 사람들에게 과거의 고난을 떠올리게 하고 대비하라고 경고한다.)</w:t>
+            <w:t xml:space="preserve">hidden …… reward   </w:t>
+          </w:r>
+          <w:r>
+            <w:rPr>
+              <w:color w:val="666666"/>
+              <w:sz w:val="17"/>
+              <w:szCs w:val="17"/>
+              <w:b w:val="0"/>
+              <w:bCs w:val="0"/>
+            </w:rPr>
+            <w:t xml:space="preserve">(숨겨진 …… 보상하다)</w:t>
           </w:r>
         </w:p>
         <w:p>
@@ -16078,7 +16095,7 @@
               <w:color w:val="666666"/>
               <w:sz w:val="17"/>
             </w:rPr>
-            <w:t xml:space="preserve">낚시 장소를 표시했다는 내용은 없고, 가뭄 때 드러나 과거 가뭄을 기록한 돌이다.</w:t>
+            <w:t xml:space="preserve">(B) alert는 맞지만, 기아석은 가뭄 때 숨겨지는 것이 아니라 드러나므로(become visible) (A) hidden은 반대다.</w:t>
           </w:r>
         </w:p>
         <w:p>
@@ -16095,7 +16112,7 @@
               <w:color w:val="2E5496"/>
               <w:sz w:val="17"/>
             </w:rPr>
-            <w:t xml:space="preserve">②</w:t>
+            <w:t xml:space="preserve">③</w:t>
           </w:r>
           <w:r>
             <w:rPr>
@@ -16110,7 +16127,7 @@
               <w:color w:val="666666"/>
               <w:sz w:val="17"/>
             </w:rPr>
-            <w:t xml:space="preserve">돌의 글은 좋은 수확이 아니라 가뭄으로 인한 고난을 경고한다.</w:t>
+            <w:t xml:space="preserve">(A) seen은 맞지만, 돌의 글은 사람들을 탓하는 것이 아니라 고난을 경고한다.</w:t>
           </w:r>
         </w:p>
         <w:p>
@@ -16127,7 +16144,7 @@
               <w:color w:val="2E5496"/>
               <w:sz w:val="17"/>
             </w:rPr>
-            <w:t xml:space="preserve">③</w:t>
+            <w:t xml:space="preserve">④</w:t>
           </w:r>
           <w:r>
             <w:rPr>
@@ -16142,7 +16159,7 @@
               <w:color w:val="666666"/>
               <w:sz w:val="17"/>
             </w:rPr>
-            <w:t xml:space="preserve">돌에는 과거의 심각한(severe) 가뭄 기록이 남아 있다고 했으므로 반대다.</w:t>
+            <w:t xml:space="preserve">돌이 마르는지는 요점이 아니고, 돌의 글은 사람들을 위로하는 것이 아니라 대비하라고 촉구한다.</w:t>
           </w:r>
         </w:p>
         <w:p>
@@ -16159,7 +16176,7 @@
               <w:color w:val="2E5496"/>
               <w:sz w:val="17"/>
             </w:rPr>
-            <w:t xml:space="preserve">④</w:t>
+            <w:t xml:space="preserve">⑤</w:t>
           </w:r>
           <w:r>
             <w:rPr>
@@ -16174,7 +16191,7 @@
               <w:color w:val="666666"/>
               <w:sz w:val="17"/>
             </w:rPr>
-            <w:t xml:space="preserve">가뭄이 들면 수위가 내려가(water levels retreat) 돌이 보인다고 했으므로 반대다. 2022년 가뭄 때 엘베강에서 돌이 발견된 것도 수위가 변한 예다.</w:t>
+            <w:t xml:space="preserve">기아석은 가뭄 때 드러나며, 사람들에게 보상하는 내용은 없다.</w:t>
           </w:r>
         </w:p>
         <w:p>
@@ -16678,7 +16695,7 @@
               <w:color w:val="C00000"/>
               <w:sz w:val="20"/>
             </w:rPr>
-            <w:t xml:space="preserve">④</w:t>
+            <w:t xml:space="preserve">③</w:t>
           </w:r>
         </w:p>
         <w:p>
@@ -16724,7 +16741,7 @@
               <w:color w:val="000000"/>
               <w:sz w:val="18"/>
             </w:rPr>
-            <w:t xml:space="preserve">not just A but B 구조로 단순하고 이따금 있는 가뭄(A)보다 더 나쁜 상황(B)을 말하고, 그 가뭄은 수십 년 동안 지속될 수 있다고 한다. 따라서 </w:t>
+            <w:t xml:space="preserve">not just A but B 구조로 단순하고 이따금 있는 가뭄(A)이 아니라 더 심각한 상황(B)을 말한다. 기후 변화가 계속되는 것을 고려하면 그 심각한 가뭄은 수십 년 동안 지속될(persist) 수 있어야 문맥에 맞다. 따라서 </w:t>
           </w:r>
           <w:r>
             <w:rPr>
@@ -16732,14 +16749,14 @@
               <w:color w:val="000000"/>
               <w:sz w:val="18"/>
             </w:rPr>
-            <w:t xml:space="preserve">④</w:t>
+            <w:t xml:space="preserve">③</w:t>
           </w:r>
           <w:r>
             <w:rPr>
               <w:color w:val="000000"/>
               <w:sz w:val="18"/>
             </w:rPr>
-            <w:t xml:space="preserve">의 mild(가벼운)는 문맥에 맞지 않고 severe(심각한)가 되어야 한다.</w:t>
+            <w:t xml:space="preserve">의 cease(그치다)는 적절하지 않다.</w:t>
           </w:r>
         </w:p>
         <w:p>
@@ -16787,7 +16804,7 @@
               <w:color w:val="666666"/>
               <w:sz w:val="17"/>
             </w:rPr>
-            <w:t xml:space="preserve">가뭄으로 수위가 내려가면 물속에 있던 돌이 보이게(visible) 된다는 흐름에 맞다.</w:t>
+            <w:t xml:space="preserve">기후 변화의 계속(continuation)을 고려한다는 뜻으로, 가뭄이 오래갈 것이라는 경고의 근거가 된다.</w:t>
           </w:r>
         </w:p>
         <w:p>
@@ -16819,7 +16836,7 @@
               <w:color w:val="666666"/>
               <w:sz w:val="17"/>
             </w:rPr>
-            <w:t xml:space="preserve">과거 가뭄의 기록을 담고 있어 중요하다(significant)는 뜻으로 적절하다.</w:t>
+            <w:t xml:space="preserve">단순하고 이따금 있는(occasional) 가뭄이 아니라는 뜻으로, 뒤의 오래 지속되는 심각한 가뭄과 대조된다.</w:t>
           </w:r>
         </w:p>
         <w:p>
@@ -16836,7 +16853,7 @@
               <w:color w:val="2E5496"/>
               <w:sz w:val="17"/>
             </w:rPr>
-            <w:t xml:space="preserve">③</w:t>
+            <w:t xml:space="preserve">④</w:t>
           </w:r>
           <w:r>
             <w:rPr>
@@ -16851,7 +16868,7 @@
               <w:color w:val="666666"/>
               <w:sz w:val="17"/>
             </w:rPr>
-            <w:t xml:space="preserve">돌의 글이 가뭄이 가져오는 고난을 경고한다(warn)는 뜻으로 적절하다.</w:t>
+            <w:t xml:space="preserve">2050년까지 세계(global) 인구의 75퍼센트가 영향을 받을 수 있다는 뜻으로 적절하다.</w:t>
           </w:r>
         </w:p>
         <w:p>

--- a/결과물_공통2_2과/혼공독해교재_공통영어2_YBM(박)_2과FurtherReading_전체통합본.docx
+++ b/결과물_공통2_2과/혼공독해교재_공통영어2_YBM(박)_2과FurtherReading_전체통합본.docx
@@ -11058,7 +11058,7 @@
               <w:b w:val="0"/>
               <w:bCs w:val="0"/>
             </w:rPr>
-            <w:t xml:space="preserve">Without significant action, most people in the world could suffer from drought by 2050.</w:t>
+            <w:t xml:space="preserve">Without action on climate change, most people in the world could suffer from drought by 2050.</w:t>
           </w:r>
         </w:p>
         <w:p>
@@ -12579,7 +12579,7 @@
               <w:sz w:val="20"/>
               <w:szCs w:val="20"/>
             </w:rPr>
-            <w:t xml:space="preserve">[요약문] Hunger stones, which can be (A) ________ only when droughts lower the water in rivers, are believed to (B) ________ people to the hardships that droughts bring.</w:t>
+            <w:t xml:space="preserve">[요약문] Hunger stones, which can be (A) ________ only when droughts lower the water in rivers, are believed to (B) ________ people of the hardships that droughts bring.</w:t>
           </w:r>
         </w:p>
         <w:p>
@@ -12617,7 +12617,7 @@
               <w:b w:val="0"/>
               <w:bCs w:val="0"/>
             </w:rPr>
-            <w:t xml:space="preserve">hidden …… alert</w:t>
+            <w:t xml:space="preserve">hidden …… remind</w:t>
           </w:r>
         </w:p>
         <w:p>
@@ -12655,7 +12655,7 @@
               <w:b w:val="0"/>
               <w:bCs w:val="0"/>
             </w:rPr>
-            <w:t xml:space="preserve">seen …… alert</w:t>
+            <w:t xml:space="preserve">seen …… remind</w:t>
           </w:r>
         </w:p>
         <w:p>
@@ -12693,7 +12693,7 @@
               <w:b w:val="0"/>
               <w:bCs w:val="0"/>
             </w:rPr>
-            <w:t xml:space="preserve">seen …… blame</w:t>
+            <w:t xml:space="preserve">seen …… relieve</w:t>
           </w:r>
         </w:p>
         <w:p>
@@ -12731,7 +12731,7 @@
               <w:b w:val="0"/>
               <w:bCs w:val="0"/>
             </w:rPr>
-            <w:t xml:space="preserve">dry …… comfort</w:t>
+            <w:t xml:space="preserve">buried …… assure</w:t>
           </w:r>
         </w:p>
         <w:p>
@@ -12769,7 +12769,7 @@
               <w:b w:val="0"/>
               <w:bCs w:val="0"/>
             </w:rPr>
-            <w:t xml:space="preserve">hidden …… reward</w:t>
+            <w:t xml:space="preserve">hidden …… relieve</w:t>
           </w:r>
         </w:p>
         <w:p>
@@ -13114,7 +13114,7 @@
               <w:b w:val="0"/>
               <w:bCs w:val="0"/>
             </w:rPr>
-            <w:t xml:space="preserve">How to Find Stones Hidden Under Rivers</w:t>
+            <w:t xml:space="preserve">The Hunger Stone: A Rare Find in a Czech Town</w:t>
           </w:r>
         </w:p>
         <w:p>
@@ -13152,7 +13152,7 @@
               <w:b w:val="0"/>
               <w:bCs w:val="0"/>
             </w:rPr>
-            <w:t xml:space="preserve">Why Europe’s Rivers Are Getting Deeper</w:t>
+            <w:t xml:space="preserve">How Droughts Helped Europe Grow More Food</w:t>
           </w:r>
         </w:p>
         <w:p>
@@ -13190,7 +13190,7 @@
               <w:b w:val="0"/>
               <w:bCs w:val="0"/>
             </w:rPr>
-            <w:t xml:space="preserve">The Czech Town That Became Famous for Crying</w:t>
+            <w:t xml:space="preserve">Climate Change: Why Rivers Rise Every Summer</w:t>
           </w:r>
         </w:p>
         <w:p>
@@ -13228,7 +13228,7 @@
               <w:b w:val="0"/>
               <w:bCs w:val="0"/>
             </w:rPr>
-            <w:t xml:space="preserve">Farming Methods That Prevent Food Shortages</w:t>
+            <w:t xml:space="preserve">Ancient Stones That Predicted Floods in Europe</w:t>
           </w:r>
         </w:p>
         <w:p>
@@ -14453,17 +14453,17 @@
               <w:b w:val="0"/>
               <w:bCs w:val="0"/>
             </w:rPr>
-            <w:t xml:space="preserve">Without significant action, most people in the world could suffer from drought by 2050.   </w:t>
-          </w:r>
-          <w:r>
-            <w:rPr>
-              <w:color w:val="666666"/>
-              <w:sz w:val="17"/>
-              <w:szCs w:val="17"/>
-              <w:b w:val="0"/>
-              <w:bCs w:val="0"/>
-            </w:rPr>
-            <w:t xml:space="preserve">(상당한 조치가 없으면 2050년까지 세계 대부분의 사람들이 가뭄으로 고통받을 수 있다.)</w:t>
+            <w:t xml:space="preserve">Without action on climate change, most people in the world could suffer from drought by 2050.   </w:t>
+          </w:r>
+          <w:r>
+            <w:rPr>
+              <w:color w:val="666666"/>
+              <w:sz w:val="17"/>
+              <w:szCs w:val="17"/>
+              <w:b w:val="0"/>
+              <w:bCs w:val="0"/>
+            </w:rPr>
+            <w:t xml:space="preserve">(기후 변화에 대한 조치가 없으면 2050년까지 세계 대부분의 사람들이 가뭄으로 고통받을 수 있다.)</w:t>
           </w:r>
         </w:p>
         <w:p>
@@ -14607,7 +14607,7 @@
               <w:color w:val="666666"/>
               <w:sz w:val="17"/>
             </w:rPr>
-            <w:t xml:space="preserve">2050년까지 세계 인구의 75퍼센트가 가뭄의 영향으로 고통받을 수 있다고 했고, 상당한 조치가 취해지지 않는다면(unless significant action is taken)이라는 조건과도 일치한다.</w:t>
+            <w:t xml:space="preserve">2050년까지 세계 인구의 75퍼센트(4명 중 3명, 즉 대부분)가 가뭄의 영향으로 고통받을 수 있다고 했고, 기후 변화에 대처하는 상당한 조치가 취해지지 않는다면(unless significant action is taken to address climate change)이라는 조건과도 일치한다.</w:t>
           </w:r>
         </w:p>
         <w:p>
@@ -15781,7 +15781,7 @@
               <w:color w:val="000000"/>
               <w:sz w:val="18"/>
             </w:rPr>
-            <w:t xml:space="preserve">기아석은 가뭄이 들어 수위가 내려갈 때 보이게 되고(visible), 돌의 글은 가뭄이 가져오는 고난을 경고하고 대비하라고 촉구하는 것으로 여겨진다. 따라서 (A) seen(보이는), (B) alert(경고하다, 알리다)인 </w:t>
+            <w:t xml:space="preserve">기아석은 가뭄이 들어 수위가 내려갈 때 보이게 되고(visible), 돌의 글은 가뭄이 가져오는 고난을 경고하는(warn of) 것으로 여겨진다. 따라서 (A) seen(보이는), (B) remind(A에게 B를 일깨우다)인 </w:t>
           </w:r>
           <w:r>
             <w:rPr>
@@ -15849,17 +15849,17 @@
               <w:b w:val="0"/>
               <w:bCs w:val="0"/>
             </w:rPr>
-            <w:t xml:space="preserve">hidden …… alert   </w:t>
-          </w:r>
-          <w:r>
-            <w:rPr>
-              <w:color w:val="666666"/>
-              <w:sz w:val="17"/>
-              <w:szCs w:val="17"/>
-              <w:b w:val="0"/>
-              <w:bCs w:val="0"/>
-            </w:rPr>
-            <w:t xml:space="preserve">(숨겨진 …… 경고하다)</w:t>
+            <w:t xml:space="preserve">hidden …… remind   </w:t>
+          </w:r>
+          <w:r>
+            <w:rPr>
+              <w:color w:val="666666"/>
+              <w:sz w:val="17"/>
+              <w:szCs w:val="17"/>
+              <w:b w:val="0"/>
+              <w:bCs w:val="0"/>
+            </w:rPr>
+            <w:t xml:space="preserve">(숨겨진 …… 일깨우다)</w:t>
           </w:r>
         </w:p>
         <w:p>
@@ -15896,17 +15896,17 @@
               <w:b w:val="0"/>
               <w:bCs w:val="0"/>
             </w:rPr>
-            <w:t xml:space="preserve">seen …… alert   </w:t>
-          </w:r>
-          <w:r>
-            <w:rPr>
-              <w:color w:val="666666"/>
-              <w:sz w:val="17"/>
-              <w:szCs w:val="17"/>
-              <w:b w:val="0"/>
-              <w:bCs w:val="0"/>
-            </w:rPr>
-            <w:t xml:space="preserve">(보이는 …… 경고하다)</w:t>
+            <w:t xml:space="preserve">seen …… remind   </w:t>
+          </w:r>
+          <w:r>
+            <w:rPr>
+              <w:color w:val="666666"/>
+              <w:sz w:val="17"/>
+              <w:szCs w:val="17"/>
+              <w:b w:val="0"/>
+              <w:bCs w:val="0"/>
+            </w:rPr>
+            <w:t xml:space="preserve">(보이는 …… 일깨우다)</w:t>
           </w:r>
         </w:p>
         <w:p>
@@ -15943,17 +15943,17 @@
               <w:b w:val="0"/>
               <w:bCs w:val="0"/>
             </w:rPr>
-            <w:t xml:space="preserve">seen …… blame   </w:t>
-          </w:r>
-          <w:r>
-            <w:rPr>
-              <w:color w:val="666666"/>
-              <w:sz w:val="17"/>
-              <w:szCs w:val="17"/>
-              <w:b w:val="0"/>
-              <w:bCs w:val="0"/>
-            </w:rPr>
-            <w:t xml:space="preserve">(보이는 …… 탓하다)</w:t>
+            <w:t xml:space="preserve">seen …… relieve   </w:t>
+          </w:r>
+          <w:r>
+            <w:rPr>
+              <w:color w:val="666666"/>
+              <w:sz w:val="17"/>
+              <w:szCs w:val="17"/>
+              <w:b w:val="0"/>
+              <w:bCs w:val="0"/>
+            </w:rPr>
+            <w:t xml:space="preserve">(보이는 …… 덜어 주다)</w:t>
           </w:r>
         </w:p>
         <w:p>
@@ -15990,17 +15990,17 @@
               <w:b w:val="0"/>
               <w:bCs w:val="0"/>
             </w:rPr>
-            <w:t xml:space="preserve">dry …… comfort   </w:t>
-          </w:r>
-          <w:r>
-            <w:rPr>
-              <w:color w:val="666666"/>
-              <w:sz w:val="17"/>
-              <w:szCs w:val="17"/>
-              <w:b w:val="0"/>
-              <w:bCs w:val="0"/>
-            </w:rPr>
-            <w:t xml:space="preserve">(마른 …… 위로하다)</w:t>
+            <w:t xml:space="preserve">buried …… assure   </w:t>
+          </w:r>
+          <w:r>
+            <w:rPr>
+              <w:color w:val="666666"/>
+              <w:sz w:val="17"/>
+              <w:szCs w:val="17"/>
+              <w:b w:val="0"/>
+              <w:bCs w:val="0"/>
+            </w:rPr>
+            <w:t xml:space="preserve">(묻힌 …… 확신시키다)</w:t>
           </w:r>
         </w:p>
         <w:p>
@@ -16037,17 +16037,17 @@
               <w:b w:val="0"/>
               <w:bCs w:val="0"/>
             </w:rPr>
-            <w:t xml:space="preserve">hidden …… reward   </w:t>
-          </w:r>
-          <w:r>
-            <w:rPr>
-              <w:color w:val="666666"/>
-              <w:sz w:val="17"/>
-              <w:szCs w:val="17"/>
-              <w:b w:val="0"/>
-              <w:bCs w:val="0"/>
-            </w:rPr>
-            <w:t xml:space="preserve">(숨겨진 …… 보상하다)</w:t>
+            <w:t xml:space="preserve">hidden …… relieve   </w:t>
+          </w:r>
+          <w:r>
+            <w:rPr>
+              <w:color w:val="666666"/>
+              <w:sz w:val="17"/>
+              <w:szCs w:val="17"/>
+              <w:b w:val="0"/>
+              <w:bCs w:val="0"/>
+            </w:rPr>
+            <w:t xml:space="preserve">(숨겨진 …… 덜어 주다)</w:t>
           </w:r>
         </w:p>
         <w:p>
@@ -16095,7 +16095,7 @@
               <w:color w:val="666666"/>
               <w:sz w:val="17"/>
             </w:rPr>
-            <w:t xml:space="preserve">(B) alert는 맞지만, 기아석은 가뭄 때 숨겨지는 것이 아니라 드러나므로(become visible) (A) hidden은 반대다.</w:t>
+            <w:t xml:space="preserve">(B) remind는 맞지만, 기아석은 가뭄 때 숨겨지는 것이 아니라 드러나므로(become visible) (A) hidden은 반대다.</w:t>
           </w:r>
         </w:p>
         <w:p>
@@ -16127,7 +16127,7 @@
               <w:color w:val="666666"/>
               <w:sz w:val="17"/>
             </w:rPr>
-            <w:t xml:space="preserve">(A) seen은 맞지만, 돌의 글은 사람들을 탓하는 것이 아니라 고난을 경고한다.</w:t>
+            <w:t xml:space="preserve">(A) seen은 맞지만, 돌의 글은 사람들의 고난을 덜어 주는(relieve A of B) 것이 아니라 고난을 경고한다.</w:t>
           </w:r>
         </w:p>
         <w:p>
@@ -16159,7 +16159,7 @@
               <w:color w:val="666666"/>
               <w:sz w:val="17"/>
             </w:rPr>
-            <w:t xml:space="preserve">돌이 마르는지는 요점이 아니고, 돌의 글은 사람들을 위로하는 것이 아니라 대비하라고 촉구한다.</w:t>
+            <w:t xml:space="preserve">돌의 글은 고난이 오지 않는다고 안심시키거나 확신시키는(assure A of B) 것이 아니라 고난을 경고한다. 또 기아석은 가뭄 때 물 밖으로 드러나므로 (A) buried(묻힌)도 맞지 않다.</w:t>
           </w:r>
         </w:p>
         <w:p>
@@ -16191,7 +16191,7 @@
               <w:color w:val="666666"/>
               <w:sz w:val="17"/>
             </w:rPr>
-            <w:t xml:space="preserve">기아석은 가뭄 때 드러나며, 사람들에게 보상하는 내용은 없다.</w:t>
+            <w:t xml:space="preserve">기아석은 가뭄 때 드러나며(hidden은 반대), 돌의 글은 고난을 덜어 주는 것이 아니라 경고한다.</w:t>
           </w:r>
         </w:p>
         <w:p>
@@ -16246,7 +16246,7 @@
               <w:color w:val="000000"/>
               <w:sz w:val="18"/>
             </w:rPr>
-            <w:t xml:space="preserve">The words on the hunger stones are believed to warn of these hardships and to urge people to be prepared.</w:t>
+            <w:t xml:space="preserve">The words on the hunger stones are believed to warn of these hardships and to urge people to be prepared. / The United Nations has predicted that by 2050, 75 percent of the global population could suffer from the effects of drought unless significant action is taken to address climate change.</w:t>
           </w:r>
         </w:p>
         <w:p>
@@ -16339,7 +16339,7 @@
               <w:b w:val="0"/>
               <w:bCs w:val="0"/>
             </w:rPr>
-            <w:t xml:space="preserve">(기아석: 더 건조한 미래를 위한 옛 경고)</w:t>
+            <w:t xml:space="preserve">(기아석: 더 건조한 미래에 대한 옛 경고)</w:t>
           </w:r>
         </w:p>
         <w:p>
@@ -16376,17 +16376,17 @@
               <w:b w:val="0"/>
               <w:bCs w:val="0"/>
             </w:rPr>
-            <w:t xml:space="preserve">How to Find Stones Hidden Under Rivers   </w:t>
-          </w:r>
-          <w:r>
-            <w:rPr>
-              <w:color w:val="666666"/>
-              <w:sz w:val="17"/>
-              <w:szCs w:val="17"/>
-              <w:b w:val="0"/>
-              <w:bCs w:val="0"/>
-            </w:rPr>
-            <w:t xml:space="preserve">(강 아래 숨겨진 돌을 찾는 방법)</w:t>
+            <w:t xml:space="preserve">The Hunger Stone: A Rare Find in a Czech Town   </w:t>
+          </w:r>
+          <w:r>
+            <w:rPr>
+              <w:color w:val="666666"/>
+              <w:sz w:val="17"/>
+              <w:szCs w:val="17"/>
+              <w:b w:val="0"/>
+              <w:bCs w:val="0"/>
+            </w:rPr>
+            <w:t xml:space="preserve">(기아석: 체코 마을에서의 드문 발견)</w:t>
           </w:r>
         </w:p>
         <w:p>
@@ -16423,17 +16423,17 @@
               <w:b w:val="0"/>
               <w:bCs w:val="0"/>
             </w:rPr>
-            <w:t xml:space="preserve">Why Europe’s Rivers Are Getting Deeper   </w:t>
-          </w:r>
-          <w:r>
-            <w:rPr>
-              <w:color w:val="666666"/>
-              <w:sz w:val="17"/>
-              <w:szCs w:val="17"/>
-              <w:b w:val="0"/>
-              <w:bCs w:val="0"/>
-            </w:rPr>
-            <w:t xml:space="preserve">(유럽의 강들이 더 깊어지고 있는 이유)</w:t>
+            <w:t xml:space="preserve">How Droughts Helped Europe Grow More Food   </w:t>
+          </w:r>
+          <w:r>
+            <w:rPr>
+              <w:color w:val="666666"/>
+              <w:sz w:val="17"/>
+              <w:szCs w:val="17"/>
+              <w:b w:val="0"/>
+              <w:bCs w:val="0"/>
+            </w:rPr>
+            <w:t xml:space="preserve">(가뭄이 유럽의 식량 증산을 도운 방법)</w:t>
           </w:r>
         </w:p>
         <w:p>
@@ -16470,17 +16470,17 @@
               <w:b w:val="0"/>
               <w:bCs w:val="0"/>
             </w:rPr>
-            <w:t xml:space="preserve">The Czech Town That Became Famous for Crying   </w:t>
-          </w:r>
-          <w:r>
-            <w:rPr>
-              <w:color w:val="666666"/>
-              <w:sz w:val="17"/>
-              <w:szCs w:val="17"/>
-              <w:b w:val="0"/>
-              <w:bCs w:val="0"/>
-            </w:rPr>
-            <w:t xml:space="preserve">(울음으로 유명해진 체코 마을)</w:t>
+            <w:t xml:space="preserve">Climate Change: Why Rivers Rise Every Summer   </w:t>
+          </w:r>
+          <w:r>
+            <w:rPr>
+              <w:color w:val="666666"/>
+              <w:sz w:val="17"/>
+              <w:szCs w:val="17"/>
+              <w:b w:val="0"/>
+              <w:bCs w:val="0"/>
+            </w:rPr>
+            <w:t xml:space="preserve">(기후 변화: 강물이 매년 여름 불어나는 이유)</w:t>
           </w:r>
         </w:p>
         <w:p>
@@ -16517,17 +16517,17 @@
               <w:b w:val="0"/>
               <w:bCs w:val="0"/>
             </w:rPr>
-            <w:t xml:space="preserve">Farming Methods That Prevent Food Shortages   </w:t>
-          </w:r>
-          <w:r>
-            <w:rPr>
-              <w:color w:val="666666"/>
-              <w:sz w:val="17"/>
-              <w:szCs w:val="17"/>
-              <w:b w:val="0"/>
-              <w:bCs w:val="0"/>
-            </w:rPr>
-            <w:t xml:space="preserve">(식량 부족을 막는 농사 방법)</w:t>
+            <w:t xml:space="preserve">Ancient Stones That Predicted Floods in Europe   </w:t>
+          </w:r>
+          <w:r>
+            <w:rPr>
+              <w:color w:val="666666"/>
+              <w:sz w:val="17"/>
+              <w:szCs w:val="17"/>
+              <w:b w:val="0"/>
+              <w:bCs w:val="0"/>
+            </w:rPr>
+            <w:t xml:space="preserve">(유럽의 홍수를 예고한 옛 돌들)</w:t>
           </w:r>
         </w:p>
         <w:p>
@@ -16575,7 +16575,7 @@
               <w:color w:val="666666"/>
               <w:sz w:val="17"/>
             </w:rPr>
-            <w:t xml:space="preserve">돌을 찾는 방법은 다루지 않는다.</w:t>
+            <w:t xml:space="preserve">체코 마을에서의 발견은 글을 시작하는 사례일 뿐이고, 글은 기아석의 의미와 앞으로의 가뭄 경고까지 다룬다.</w:t>
           </w:r>
         </w:p>
         <w:p>
@@ -16607,7 +16607,7 @@
               <w:color w:val="666666"/>
               <w:sz w:val="17"/>
             </w:rPr>
-            <w:t xml:space="preserve">가뭄 때 수위가 내려간다(water levels retreat)고 했으므로 강이 깊어진다는 것은 반대다.</w:t>
+            <w:t xml:space="preserve">가뭄은 수확 감소와 식량 부족을 일으킨다고 했으므로 반대다.</w:t>
           </w:r>
         </w:p>
         <w:p>
@@ -16639,7 +16639,7 @@
               <w:color w:val="666666"/>
               <w:sz w:val="17"/>
             </w:rPr>
-            <w:t xml:space="preserve">체코 마을은 기아석이 발견된 장소로만 나오며, 마을이 유명해진 이야기가 아니다.</w:t>
+            <w:t xml:space="preserve">가뭄 때 수위가 내려간다(water levels retreat)고 했으므로 강물이 불어난다는 것은 반대다.</w:t>
           </w:r>
         </w:p>
         <w:p>
@@ -16671,7 +16671,7 @@
               <w:color w:val="666666"/>
               <w:sz w:val="17"/>
             </w:rPr>
-            <w:t xml:space="preserve">식량 부족은 가뭄의 결과로 언급될 뿐, 그것을 막는 농사 방법은 나오지 않는다.</w:t>
+            <w:t xml:space="preserve">기아석은 홍수가 아니라 가뭄 때 드러나 가뭄의 고난을 경고한다.</w:t>
           </w:r>
         </w:p>
         <w:p>
@@ -16726,7 +16726,7 @@
               <w:color w:val="000000"/>
               <w:sz w:val="18"/>
             </w:rPr>
-            <w:t xml:space="preserve">experts warn that the situation we face is not just a simple, occasional drought but a severe drought that could persist for decades.</w:t>
+            <w:t xml:space="preserve">experts warn that the situation we face is not just a simple, occasional drought but a severe drought that could cease for decades.</w:t>
           </w:r>
         </w:p>
         <w:p>
@@ -16741,7 +16741,7 @@
               <w:color w:val="000000"/>
               <w:sz w:val="18"/>
             </w:rPr>
-            <w:t xml:space="preserve">not just A but B 구조로 단순하고 이따금 있는 가뭄(A)이 아니라 더 심각한 상황(B)을 말한다. 기후 변화가 계속되는 것을 고려하면 그 심각한 가뭄은 수십 년 동안 지속될(persist) 수 있어야 문맥에 맞다. 따라서 </w:t>
+            <w:t xml:space="preserve">(원문 낱말: persist) not just A but B 구조로 단순하고 이따금 있는 가뭄(A)이 아니라 더 심각한 상황(B)을 말한다. 기후 변화가 계속되는 것을 고려하면 그 심각한 가뭄은 수십 년 동안 지속될(persist) 수 있어야 문맥에 맞다. 따라서 </w:t>
           </w:r>
           <w:r>
             <w:rPr>

--- a/결과물_공통2_2과/혼공독해교재_공통영어2_YBM(박)_2과FurtherReading_전체통합본.docx
+++ b/결과물_공통2_2과/혼공독해교재_공통영어2_YBM(박)_2과FurtherReading_전체통합본.docx
@@ -16159,7 +16159,7 @@
               <w:color w:val="666666"/>
               <w:sz w:val="17"/>
             </w:rPr>
-            <w:t xml:space="preserve">돌의 글은 고난이 오지 않는다고 안심시키거나 확신시키는(assure A of B) 것이 아니라 고난을 경고한다. 또 기아석은 가뭄 때 물 밖으로 드러나므로 (A) buried(묻힌)도 맞지 않다.</w:t>
+            <w:t xml:space="preserve">기아석은 가뭄 때 물 밖으로 드러나므로(become visible) (A) buried(묻힌)는 반대다. (B) assure A of B(A에게 B를 확신시키다·보장하다)도 돌의 글이 고난을 경고하고 대비를 촉구한다는 내용과 맞지 않는다.</w:t>
           </w:r>
         </w:p>
         <w:p>

--- a/결과물_공통2_2과/혼공독해교재_공통영어2_YBM(박)_2과FurtherReading_전체통합본.docx
+++ b/결과물_공통2_2과/혼공독해교재_공통영어2_YBM(박)_2과FurtherReading_전체통합본.docx
@@ -9802,7 +9802,7 @@
             <w:rPr>
               <w:color w:val="333333"/>
             </w:rPr>
-            <w:t xml:space="preserve"> ((눈에) 보이는)</w:t>
+            <w:t xml:space="preserve"> (눈에 보이는)</w:t>
           </w:r>
           <w:r>
             <w:rPr>
@@ -13925,7 +13925,7 @@
                   <w:rPr>
                     <w:color w:val="333333"/>
                   </w:rPr>
-                  <w:t xml:space="preserve"> (눈에) 보이는</w:t>
+                  <w:t xml:space="preserve"> 눈에 보이는</w:t>
                 </w:r>
               </w:p>
             </w:tc>

--- a/결과물_공통2_2과/혼공독해교재_공통영어2_YBM(박)_2과FurtherReading_전체통합본.docx
+++ b/결과물_공통2_2과/혼공독해교재_공통영어2_YBM(박)_2과FurtherReading_전체통합본.docx
@@ -8554,7 +8554,7 @@
               <w:sz w:val="16"/>
               <w:szCs w:val="16"/>
             </w:rPr>
-            <w:t xml:space="preserve">기후 변화가 계속되는 것을 고려할 때, 전문가들은 우리가 직면한 상황이 단순히 가끔 찾아오는 가뭄이 아니라 수십 년 동안 이어질 수 있는 심각한 가뭄이라고 경고한다.</w:t>
+            <w:t xml:space="preserve">기후 변화가 계속되는 것을 고려할 때, 전문가들은 우리가 직면한 상황이 단순하고 가끔 찾아오는 가뭄이 아니라 수십 년 동안 이어질 수 있는 심각한 가뭄이라고 경고한다.</w:t>
           </w:r>
         </w:p>
         <w:p>
@@ -13498,7 +13498,7 @@
             <w:keepNext/>
             <w:keepLines/>
             <w:shd w:val="clear" w:color="auto" w:fill="E8EDF7"/>
-            <w:spacing w:before="240" w:after="50" w:line="272" w:lineRule="exact"/>
+            <w:spacing w:before="230" w:after="30" w:line="256" w:lineRule="exact"/>
           </w:pPr>
           <w:r>
             <w:rPr>
@@ -13801,7 +13801,7 @@
             <w:keepNext/>
             <w:keepLines/>
             <w:shd w:val="clear" w:color="auto" w:fill="E8EDF7"/>
-            <w:spacing w:before="240" w:after="50" w:line="272" w:lineRule="exact"/>
+            <w:spacing w:before="230" w:after="30" w:line="256" w:lineRule="exact"/>
           </w:pPr>
           <w:r>
             <w:rPr>
@@ -14120,7 +14120,7 @@
             <w:keepNext/>
             <w:keepLines/>
             <w:shd w:val="clear" w:color="auto" w:fill="E8EDF7"/>
-            <w:spacing w:before="240" w:after="50" w:line="272" w:lineRule="exact"/>
+            <w:spacing w:before="230" w:after="30" w:line="256" w:lineRule="exact"/>
           </w:pPr>
           <w:r>
             <w:rPr>
@@ -14134,7 +14134,7 @@
           <w:pPr>
             <w:keepNext/>
             <w:keepLines/>
-            <w:spacing w:before="30" w:after="40" w:line="276"/>
+            <w:spacing w:before="20" w:after="20" w:line="264"/>
           </w:pPr>
           <w:r>
             <w:rPr>
@@ -14158,7 +14158,7 @@
           <w:pPr>
             <w:keepNext/>
             <w:keepLines/>
-            <w:spacing w:after="40" w:before="30" w:line="276"/>
+            <w:spacing w:after="20" w:before="20" w:line="264"/>
             <w:ind w:left="170"/>
           </w:pPr>
           <w:r>
@@ -14174,7 +14174,7 @@
           <w:pPr>
             <w:keepNext/>
             <w:keepLines/>
-            <w:spacing w:before="30" w:after="40" w:line="276"/>
+            <w:spacing w:before="20" w:after="20" w:line="264"/>
             <w:ind w:left="170"/>
           </w:pPr>
           <w:r>
@@ -14189,7 +14189,7 @@
           <w:pPr>
             <w:keepNext w:val="0"/>
             <w:keepLines/>
-            <w:spacing w:before="30" w:after="40" w:line="276"/>
+            <w:spacing w:before="20" w:after="20" w:line="264"/>
             <w:ind w:left="170"/>
           </w:pPr>
           <w:r>
@@ -14219,7 +14219,7 @@
           <w:pPr>
             <w:keepNext/>
             <w:keepLines/>
-            <w:spacing w:after="40" w:before="30" w:line="276"/>
+            <w:spacing w:after="20" w:before="20" w:line="264"/>
             <w:ind w:left="170"/>
           </w:pPr>
           <w:r>
@@ -14235,7 +14235,7 @@
           <w:pPr>
             <w:keepNext w:val="1"/>
             <w:keepLines/>
-            <w:spacing w:after="40" w:before="30" w:line="276"/>
+            <w:spacing w:after="20" w:before="20" w:line="264"/>
             <w:ind w:left="300" w:hanging="130"/>
           </w:pPr>
           <w:r>
@@ -14282,7 +14282,7 @@
           <w:pPr>
             <w:keepNext w:val="1"/>
             <w:keepLines/>
-            <w:spacing w:after="40" w:before="30" w:line="276"/>
+            <w:spacing w:after="20" w:before="20" w:line="264"/>
             <w:ind w:left="300" w:hanging="130"/>
           </w:pPr>
           <w:r>
@@ -14329,7 +14329,7 @@
           <w:pPr>
             <w:keepNext w:val="1"/>
             <w:keepLines/>
-            <w:spacing w:after="40" w:before="30" w:line="276"/>
+            <w:spacing w:after="20" w:before="20" w:line="264"/>
             <w:ind w:left="300" w:hanging="130"/>
           </w:pPr>
           <w:r>
@@ -14376,7 +14376,7 @@
           <w:pPr>
             <w:keepNext w:val="1"/>
             <w:keepLines/>
-            <w:spacing w:after="40" w:before="30" w:line="276"/>
+            <w:spacing w:after="20" w:before="20" w:line="264"/>
             <w:ind w:left="300" w:hanging="130"/>
           </w:pPr>
           <w:r>
@@ -14423,7 +14423,7 @@
           <w:pPr>
             <w:keepNext w:val="0"/>
             <w:keepLines/>
-            <w:spacing w:after="40" w:before="30" w:line="276"/>
+            <w:spacing w:after="20" w:before="20" w:line="264"/>
             <w:ind w:left="300" w:hanging="130"/>
           </w:pPr>
           <w:r>
@@ -14470,7 +14470,7 @@
           <w:pPr>
             <w:keepNext/>
             <w:keepLines/>
-            <w:spacing w:after="40" w:before="30" w:line="276"/>
+            <w:spacing w:after="20" w:before="20" w:line="264"/>
             <w:ind w:left="170"/>
           </w:pPr>
           <w:r>
@@ -14486,7 +14486,7 @@
           <w:pPr>
             <w:keepNext w:val="1"/>
             <w:keepLines/>
-            <w:spacing w:after="40" w:before="30" w:line="276"/>
+            <w:spacing w:after="20" w:before="20" w:line="264"/>
             <w:ind w:left="300" w:hanging="130"/>
           </w:pPr>
           <w:r>
@@ -14518,7 +14518,7 @@
           <w:pPr>
             <w:keepNext w:val="1"/>
             <w:keepLines/>
-            <w:spacing w:after="40" w:before="30" w:line="276"/>
+            <w:spacing w:after="20" w:before="20" w:line="264"/>
             <w:ind w:left="300" w:hanging="130"/>
           </w:pPr>
           <w:r>
@@ -14550,7 +14550,7 @@
           <w:pPr>
             <w:keepNext w:val="1"/>
             <w:keepLines/>
-            <w:spacing w:after="40" w:before="30" w:line="276"/>
+            <w:spacing w:after="20" w:before="20" w:line="264"/>
             <w:ind w:left="300" w:hanging="130"/>
           </w:pPr>
           <w:r>
@@ -14582,7 +14582,7 @@
           <w:pPr>
             <w:keepNext w:val="0"/>
             <w:keepLines/>
-            <w:spacing w:after="40" w:before="30" w:line="276"/>
+            <w:spacing w:after="20" w:before="20" w:line="264"/>
             <w:ind w:left="300" w:hanging="130"/>
           </w:pPr>
           <w:r>
@@ -14615,7 +14615,7 @@
             <w:keepNext/>
             <w:keepLines/>
             <w:shd w:val="clear" w:color="auto" w:fill="E8EDF7"/>
-            <w:spacing w:before="240" w:after="50" w:line="272" w:lineRule="exact"/>
+            <w:spacing w:before="230" w:after="30" w:line="256" w:lineRule="exact"/>
           </w:pPr>
           <w:r>
             <w:rPr>
@@ -14629,7 +14629,7 @@
           <w:pPr>
             <w:keepNext w:val="1"/>
             <w:keepLines/>
-            <w:spacing w:before="30" w:after="40" w:line="276"/>
+            <w:spacing w:before="20" w:after="20" w:line="264"/>
             <w:ind w:left="170"/>
           </w:pPr>
           <w:r>
@@ -14644,7 +14644,7 @@
           <w:pPr>
             <w:keepNext w:val="1"/>
             <w:keepLines/>
-            <w:spacing w:before="30" w:after="40" w:line="276"/>
+            <w:spacing w:before="20" w:after="20" w:line="264"/>
             <w:ind w:left="170"/>
           </w:pPr>
           <w:r>
@@ -14659,7 +14659,7 @@
           <w:pPr>
             <w:keepNext w:val="1"/>
             <w:keepLines/>
-            <w:spacing w:before="30" w:after="40" w:line="276"/>
+            <w:spacing w:before="20" w:after="20" w:line="264"/>
             <w:ind w:left="170"/>
           </w:pPr>
           <w:r>
@@ -14674,7 +14674,7 @@
           <w:pPr>
             <w:keepNext w:val="1"/>
             <w:keepLines/>
-            <w:spacing w:before="30" w:after="40" w:line="276"/>
+            <w:spacing w:before="20" w:after="20" w:line="264"/>
             <w:ind w:left="170"/>
           </w:pPr>
           <w:r>
@@ -14689,7 +14689,7 @@
           <w:pPr>
             <w:keepNext w:val="0"/>
             <w:keepLines/>
-            <w:spacing w:before="30" w:after="40" w:line="276"/>
+            <w:spacing w:before="20" w:after="20" w:line="264"/>
             <w:ind w:left="170"/>
           </w:pPr>
           <w:r>
@@ -14705,7 +14705,7 @@
             <w:keepNext/>
             <w:keepLines/>
             <w:shd w:val="clear" w:color="auto" w:fill="E8EDF7"/>
-            <w:spacing w:before="240" w:after="50" w:line="272" w:lineRule="exact"/>
+            <w:spacing w:before="230" w:after="30" w:line="256" w:lineRule="exact"/>
           </w:pPr>
           <w:r>
             <w:rPr>
@@ -14719,7 +14719,7 @@
           <w:pPr>
             <w:keepNext w:val="1"/>
             <w:keepLines/>
-            <w:spacing w:before="30" w:after="40" w:line="276"/>
+            <w:spacing w:before="20" w:after="20" w:line="264"/>
             <w:ind w:left="170"/>
           </w:pPr>
           <w:r>
@@ -14734,7 +14734,7 @@
           <w:pPr>
             <w:keepNext w:val="0"/>
             <w:keepLines/>
-            <w:spacing w:before="30" w:after="40" w:line="276"/>
+            <w:spacing w:before="20" w:after="20" w:line="264"/>
             <w:ind w:left="170"/>
           </w:pPr>
           <w:r>
@@ -14742,7 +14742,7 @@
               <w:color w:val="000000"/>
               <w:sz w:val="18"/>
             </w:rPr>
-            <w:t xml:space="preserve">2. 기후 변화가 계속되는 것을 고려할 때, 전문가들은 우리가 직면한 상황이 단순히 가끔 찾아오는 가뭄이 아니라 수십 년 동안 이어질 수 있는 심각한 가뭄이라고 경고한다.</w:t>
+            <w:t xml:space="preserve">2. 기후 변화가 계속되는 것을 고려할 때, 전문가들은 우리가 직면한 상황이 단순하고 가끔 찾아오는 가뭄이 아니라 수십 년 동안 이어질 수 있는 심각한 가뭄이라고 경고한다.</w:t>
           </w:r>
         </w:p>
       </w:sdtContent>
